--- a/outputs/렛츠런파크_기능명세서_v1.docx
+++ b/outputs/렛츠런파크_기능명세서_v1.docx
@@ -5,255 +5,364 @@
     <w:p>
       <w:pPr>
         <w:pStyle w:val="Title"/>
+        <w:widowControl/>
       </w:pPr>
       <w:r>
-        <w:t>렛츠런파크 통합 예약·결제 시스템</w:t>
+        <w:t>렛츠런파크 통합 예약 결제 시스템 기능명세서</w:t>
       </w:r>
     </w:p>
     <w:p>
       <w:pPr>
-        <w:pStyle w:val="Subtitle"/>
+        <w:widowControl/>
       </w:pPr>
       <w:r>
-        <w:t>기능 명세서 v1.0 · 회의 및 후속 논의 반영본</w:t>
+        <w:t>기능명세서 v1.1 · 2026-09-16 화면 기준 개정</w:t>
       </w:r>
     </w:p>
     <w:p>
       <w:pPr>
-        <w:pStyle w:val="Metadata"/>
+        <w:widowControl/>
       </w:pPr>
       <w:r>
-        <w:t>작성 기준일: 2026. 08. 28. | 문서 상태: 협의용 초안</w:t>
-      </w:r>
-    </w:p>
-    <w:p>
-      <w:pPr>
-        <w:pStyle w:val="Metadata"/>
-      </w:pPr>
-      <w:r>
-        <w:t>검토 대상: 한국마사회 담당부서 · 주식회사 위이 기획/개발 담당</w:t>
+        <w:t>검토 대상: 한국마사회 운영 담당부서 및 주식회사 위이 기획·개발 담당</w:t>
       </w:r>
     </w:p>
     <w:p>
       <w:pPr>
         <w:pStyle w:val="Heading1"/>
+        <w:widowControl/>
       </w:pPr>
       <w:r>
-        <w:t>01. 문서 목적과 적용 범위</w:t>
+        <w:t>01 문서 목적과 적용 범위</w:t>
       </w:r>
     </w:p>
     <w:p>
-      <w:pPr/>
+      <w:pPr>
+        <w:widowControl/>
+      </w:pPr>
       <w:r>
-        <w:t>본 문서는 회의 원문, 후속 대화에서 정한 기능, 견적서 v7의 주요 기능 범위를 대조하여 사용자·관리자 기능과 검수 기준을 정리한 문서입니다. 금액과 계약 조건은 견적서를 따르며, 이 문서는 세부 기능 협의를 위한 기준안입니다.</w:t>
+        <w:t>현재 예약·운영 관리자·계정 화면을 기준으로 사용자 동작과 검수 기대 결과를 정의한다. 최신 화면의 입력·안내·실제 동작을 기존 회의·정책 문서보다 우선한다. 화면 내부의 안내와 동작이 다르면 실제 동작과 남은 차이를 함께 기록한다.</w:t>
+      </w:r>
+    </w:p>
+    <w:p>
+      <w:pPr>
+        <w:widowControl/>
+      </w:pPr>
+      <w:r>
+        <w:t>‘현행’은 프로토타입 화면에 있는 기능, ‘연동’은 실제 인증·PG·서버 구현 요구, ‘추가 확인’은 화면만으로 정할 수 없는 정책이다. 화면 존재나 자동 검사 통과가 실서비스 완료를 뜻하지 않는다. 계약 금액·납기·견적 범위는 계약 자료로 별도 확인하며 이번 개정으로 변경하지 않는다.</w:t>
+      </w:r>
+    </w:p>
+    <w:p>
+      <w:pPr>
+        <w:widowControl/>
+      </w:pPr>
+      <w:r>
+        <w:t>서울 포니 타기·포니랑 놀기가 현재 판매 화면의 대상이다. 부산경남·제주는 준비 중 안내이며 향후 프로그램을 같은 구조로 확장한다. 기능 ID는 기존 USR·RSV·CART·ORD·TKT·CAN·ADM·OPS 및 D·AT 식별자를 유지한다. IA와 화면 정책 도구의 ID는 별도 체계다.</w:t>
+      </w:r>
+    </w:p>
+    <w:p>
+      <w:pPr>
+        <w:pStyle w:val="Heading1"/>
+        <w:widowControl/>
+      </w:pPr>
+      <w:r>
+        <w:t>02 최신 화면 기준 핵심 정책</w:t>
+      </w:r>
+    </w:p>
+    <w:p>
+      <w:pPr>
+        <w:pStyle w:val="ListBullet"/>
+        <w:widowControl/>
+      </w:pPr>
+      <w:r>
+        <w:t>예약 화면 하나에서 체험·날짜·회차·인원·할인을 선택한다.</w:t>
+      </w:r>
+    </w:p>
+    <w:p>
+      <w:pPr>
+        <w:pStyle w:val="ListBullet"/>
+        <w:widowControl/>
+      </w:pPr>
+      <w:r>
+        <w:t>시간이 겹쳐도 예약할 수 있다. 회차 재고와 계정의 이용일 구매·할인 한도를 검사한다.</w:t>
+      </w:r>
+    </w:p>
+    <w:p>
+      <w:pPr>
+        <w:pStyle w:val="ListBullet"/>
+        <w:widowControl/>
+      </w:pPr>
+      <w:r>
+        <w:t>장바구니는 동일 이용일·지역·담당부서만 허용한다. 같은 회차 반복 담기가 가능하다.</w:t>
+      </w:r>
+    </w:p>
+    <w:p>
+      <w:pPr>
+        <w:pStyle w:val="ListBullet"/>
+        <w:widowControl/>
+      </w:pPr>
+      <w:r>
+        <w:t>선택한 인원수만큼 1명 카드를 생성한다. 장바구니는 카드별 삭제를 제공하며 수량 증감·자동 병합은 하지 않는다.</w:t>
+      </w:r>
+    </w:p>
+    <w:p>
+      <w:pPr>
+        <w:pStyle w:val="ListBullet"/>
+        <w:widowControl/>
+      </w:pPr>
+      <w:r>
+        <w:t>장바구니와 결제 진입 시 정원을 선점하지 않는다. 결제 확정 시 재고를 다시 확인한다.</w:t>
+      </w:r>
+    </w:p>
+    <w:p>
+      <w:pPr>
+        <w:pStyle w:val="ListBullet"/>
+        <w:widowControl/>
+      </w:pPr>
+      <w:r>
+        <w:t>결제당 예약번호는 하나다. 신규 주문은 카드별 하위 티켓을 만들고 사용자 목록은 예약번호로 묶는다.</w:t>
+      </w:r>
+    </w:p>
+    <w:p>
+      <w:pPr>
+        <w:pStyle w:val="ListBullet"/>
+        <w:widowControl/>
+      </w:pPr>
+      <w:r>
+        <w:t>사용자가 직접 취소 인원을 선택하고 해당 티켓의 결제 당시 배분액을 환불받을 수 있다.</w:t>
+      </w:r>
+    </w:p>
+    <w:p>
+      <w:pPr>
+        <w:pStyle w:val="ListBullet"/>
+        <w:widowControl/>
+      </w:pPr>
+      <w:r>
+        <w:t>계정은 통합 관리자와 부서 공용 관리자의 고정 권한으로 구분한다.</w:t>
+      </w:r>
+    </w:p>
+    <w:p>
+      <w:pPr>
+        <w:pStyle w:val="ListBullet"/>
+        <w:widowControl/>
+      </w:pPr>
+      <w:r>
+        <w:t>정산은 실제 서비스 완료월 기준이며 다음 달 8일 지급 예정이다. PG 수수료는 2%이며 취소 시 같은 비율을 음수 조정한다.</w:t>
+      </w:r>
+    </w:p>
+    <w:p>
+      <w:pPr>
+        <w:pStyle w:val="ListBullet"/>
+        <w:widowControl/>
+      </w:pPr>
+      <w:r>
+        <w:t>고객 자동 알림은 현재 발송하지 않는다. 운영 취소 확인 화면에도 미발송을 안내한다.</w:t>
+      </w:r>
+    </w:p>
+    <w:p>
+      <w:pPr>
+        <w:pStyle w:val="Heading1"/>
+        <w:widowControl/>
+      </w:pPr>
+      <w:r>
+        <w:t>03 회원과 예약 옵션</w:t>
       </w:r>
     </w:p>
     <w:p>
       <w:pPr>
         <w:pStyle w:val="Heading2"/>
+        <w:widowControl/>
       </w:pPr>
       <w:r>
-        <w:t>이번에 반영한 핵심 결정</w:t>
+        <w:t>USR 01 통합 회원과 간편 로그인</w:t>
       </w:r>
     </w:p>
     <w:p>
       <w:pPr>
-        <w:pStyle w:val="SpecBullet"/>
-        <w:numPr>
-          <w:ilvl w:val="0"/>
-          <w:numId w:val="10"/>
-        </w:numPr>
+        <w:widowControl/>
       </w:pPr>
       <w:r>
-        <w:t xml:space="preserve">사용자 화면은 </w:t>
-      </w:r>
-      <w:r>
-        <w:rPr>
-          <w:b/>
-        </w:rPr>
-        <w:t>포니 타기 / 포니랑 놀기</w:t>
-      </w:r>
-      <w:r>
-        <w:t xml:space="preserve"> 두 상품을 중심으로 구성합니다.</w:t>
-      </w:r>
-    </w:p>
-    <w:p>
-      <w:pPr>
-        <w:pStyle w:val="SpecBullet"/>
-        <w:numPr>
-          <w:ilvl w:val="0"/>
-          <w:numId w:val="10"/>
-        </w:numPr>
-      </w:pPr>
-      <w:r>
-        <w:rPr>
-          <w:b/>
-        </w:rPr>
-        <w:t>상품 목록 → 상품 상세·옵션 선택 → 장바구니 → 주문·결제 → 예약 완료·티켓</w:t>
-      </w:r>
-      <w:r>
-        <w:t xml:space="preserve"> 순서로 이용합니다.</w:t>
-      </w:r>
-    </w:p>
-    <w:p>
-      <w:pPr>
-        <w:pStyle w:val="SpecBullet"/>
-        <w:numPr>
-          <w:ilvl w:val="0"/>
-          <w:numId w:val="10"/>
-        </w:numPr>
-      </w:pPr>
-      <w:r>
-        <w:t xml:space="preserve">중복 예약은 참석자별이 아니라 </w:t>
-      </w:r>
-      <w:r>
-        <w:rPr>
-          <w:b/>
-        </w:rPr>
-        <w:t>예약 회원 계정의 이용 시간</w:t>
-      </w:r>
-      <w:r>
-        <w:t>을 기준으로 검사합니다.</w:t>
-      </w:r>
-    </w:p>
-    <w:p>
-      <w:pPr>
-        <w:pStyle w:val="SpecBullet"/>
-        <w:numPr>
-          <w:ilvl w:val="0"/>
-          <w:numId w:val="10"/>
-        </w:numPr>
-      </w:pPr>
-      <w:r>
-        <w:t xml:space="preserve">사용자는 </w:t>
-      </w:r>
-      <w:r>
-        <w:rPr>
-          <w:b/>
-        </w:rPr>
-        <w:t>상품·이용일·회차별 묶음 티켓</w:t>
-      </w:r>
-      <w:r>
-        <w:t xml:space="preserve">, 관리자는 </w:t>
-      </w:r>
-      <w:r>
-        <w:rPr>
-          <w:b/>
-        </w:rPr>
-        <w:t>인원 1명당 개별 티켓</w:t>
-      </w:r>
-      <w:r>
-        <w:t>을 확인합니다.</w:t>
-      </w:r>
-    </w:p>
-    <w:p>
-      <w:pPr>
-        <w:pStyle w:val="SpecBullet"/>
-        <w:numPr>
-          <w:ilvl w:val="0"/>
-          <w:numId w:val="10"/>
-        </w:numPr>
-      </w:pPr>
-      <w:r>
-        <w:t xml:space="preserve">개별 인원 또는 일부 예약을 취소하고 </w:t>
-      </w:r>
-      <w:r>
-        <w:rPr>
-          <w:b/>
-        </w:rPr>
-        <w:t>부분환불</w:t>
-      </w:r>
-      <w:r>
-        <w:t>할 수 있도록 설계합니다.</w:t>
+        <w:t>네이버·카카오 로그인 회원만 예약한다. 제공자가 다른 계정은 별도 회원으로 식별하고 장바구니·예약을 계정별로 분리한다. 현재 로그인은 모의 동작이며 실제 소셜 인증과 서버 회원 검증은 연동 대상이다. 회원탈퇴의 보관·삭제 정책은 D-09에서 추가 확인한다.</w:t>
       </w:r>
     </w:p>
     <w:p>
       <w:pPr>
         <w:pStyle w:val="Heading2"/>
+        <w:widowControl/>
       </w:pPr>
       <w:r>
-        <w:t>현재 화면과 통합 구축 범위의 구분</w:t>
+        <w:t>USR 02 체험 선택</w:t>
       </w:r>
     </w:p>
     <w:p>
-      <w:pPr/>
+      <w:pPr>
+        <w:widowControl/>
+      </w:pPr>
       <w:r>
-        <w:t>현재 화면의 상품을 두 개로 정리한 것은 사용자 흐름과 시연 대상의 결정입니다. 통합 회원과 지역·부서·프로그램 관리 구조를 두 상품으로 축소한다는 의미는 아닙니다. 견적서의 초기 6개 프로그램·21개 CTA 전제와 실제 오픈 대상은 별도로 대조하여 확정합니다.</w:t>
+        <w:t>포니 타기·포니랑 놀기를 예약 화면에서 선택한다. 별도 상품 목록·상세 페이지를 전제로 하지 않는다. 프로그램별 이미지·가격·안내를 표시하고 기존 콘텐츠의 예약 CTA도 해당 체험으로 연결할 수 있다. 현재 투어 소개 페이지는 없으며 기존 투어 예약 기록은 호환 목적으로 표시할 수 있다.</w:t>
       </w:r>
     </w:p>
     <w:p>
       <w:pPr>
         <w:pStyle w:val="Heading2"/>
+        <w:widowControl/>
       </w:pPr>
       <w:r>
-        <w:t>문서의 상태 표기</w:t>
+        <w:t>USR 03 날짜와 회차</w:t>
       </w:r>
     </w:p>
     <w:p>
-      <w:pPr/>
+      <w:pPr>
+        <w:widowControl/>
+      </w:pPr>
       <w:r>
-        <w:rPr>
-          <w:b/>
-        </w:rPr>
-        <w:t>반영</w:t>
+        <w:t>프로그램의 운영 기간·요일, 노출 기간, 오늘부터 N일 뒤까지의 예약 가능 일수, 휴장과 회차 판매 상태를 반영한다. 기본 N은 14이며 관리자에서 프로그램별로 바꿀 수 있다. 날짜·회차는 직접 선택하며 선택 불가 시 다른 회차로 자동 대체하지 않는다. 시간 중복을 이유로 마감 처리하지 않는다.</w:t>
       </w:r>
+    </w:p>
+    <w:p>
+      <w:pPr>
+        <w:pStyle w:val="Heading2"/>
+        <w:widowControl/>
+      </w:pPr>
       <w:r>
-        <w:t xml:space="preserve">은 회의의 확정 방향 또는 후속 요청을 명세에 반영했다는 뜻이며, 개발·검수 완료를 뜻하지 않습니다. </w:t>
+        <w:t>USR 04 인원과 할인</w:t>
       </w:r>
+    </w:p>
+    <w:p>
+      <w:pPr>
+        <w:widowControl/>
+      </w:pPr>
       <w:r>
-        <w:rPr>
-          <w:b/>
-        </w:rPr>
-        <w:t>협의</w:t>
+        <w:t>포니 프로그램은 같은 구매 한도 그룹의 이용일 하루 합산 최대 4매이며 기존 유효 예약과 새 장바구니를 합산한다. 과천시민 할인은 50%, 같은 이용일 계정당 최대 2매다. 프로그램·주문을 나눠도 합산한다.</w:t>
       </w:r>
+    </w:p>
+    <w:p>
+      <w:pPr>
+        <w:widowControl/>
+      </w:pPr>
       <w:r>
-        <w:t xml:space="preserve">는 기능의 세부 정책을 정해야 하는 항목입니다. </w:t>
+        <w:t>할인은 ‘할인 미적용’을 기본으로 한 정책만 선택한다. 동일 계정·이용일에는 기존 예약을 포함해 할인 정책 하나만 적용한다. 할인으로 선택한 인원은 모두 해당 할인으로 담고, 정상가 인원은 미적용으로 따로 담는다. 모든 장바구니 카드는 1명 단위다. 과천시민 증빙은 현장 확인하며 미제출 처리는 추가 확인한다.</w:t>
       </w:r>
+    </w:p>
+    <w:p>
+      <w:pPr>
+        <w:widowControl/>
+      </w:pPr>
       <w:r>
-        <w:rPr>
-          <w:b/>
-        </w:rPr>
-        <w:t>설계안</w:t>
+        <w:t>관리자의 할인 집계 기준·복원 설정과 사용자 계산 연결에는 S-03의 차이가 있다. 이용 전 확인사항은 내용이 있으면 체크 후 예약을 진행한다. 확인 필수 설정과의 차이는 S-04에 기록한다.</w:t>
       </w:r>
+    </w:p>
+    <w:p>
+      <w:pPr>
+        <w:pStyle w:val="Heading2"/>
+        <w:widowControl/>
+      </w:pPr>
       <w:r>
-        <w:t>은 요구 기능을 일관되게 구현하기 위한 제안으로, 승인 후 적용합니다. 실제 구현 현황은 제13장에서 따로 표시합니다.</w:t>
+        <w:t>USR 05 예약 조회</w:t>
+      </w:r>
+    </w:p>
+    <w:p>
+      <w:pPr>
+        <w:widowControl/>
+      </w:pPr>
+      <w:r>
+        <w:t>본인 예약을 공통 예약번호별로 조회하고 하위 티켓의 일정·인원·할인·결제·취소 내역을 확인한다. 표시 건수와 무관하게 계정의 유효 예약 수량 전체를 구매·할인 한도에 합산한다. 타인 예약은 서버에서도 차단해야 한다.</w:t>
       </w:r>
     </w:p>
     <w:p>
       <w:pPr>
         <w:pStyle w:val="Heading1"/>
-        <w:pageBreakBefore/>
+        <w:widowControl/>
       </w:pPr>
       <w:r>
-        <w:t>02. 회의 내용 업데이트</w:t>
+        <w:t>04 예약 검증과 장바구니</w:t>
       </w:r>
     </w:p>
     <w:p>
-      <w:pPr/>
+      <w:pPr>
+        <w:pStyle w:val="Heading2"/>
+        <w:widowControl/>
+      </w:pPr>
       <w:r>
-        <w:t>회의 원문의 ‘검토 필요’ 상태 중 아래 항목은 후속 논의를 기준으로 갱신합니다. 원문 자체를 수정하거나 과거 논의가 처음부터 확정이었던 것으로 표시하지 않습니다.</w:t>
+        <w:t>RSV 01 동시간대 예약 허용</w:t>
+      </w:r>
+    </w:p>
+    <w:p>
+      <w:pPr>
+        <w:widowControl/>
+      </w:pPr>
+      <w:r>
+        <w:t>한 계정으로 여러 이용자의 티켓을 살 수 있으므로 같은 시간 또는 일부 겹치는 회차도 허용한다. 잔여 인원이 있는 기존 예약은 시간을 점유하지 않으며 수량 한도에만 반영한다. 같은 결제 요청의 중복 처리는 별도로 방지한다.</w:t>
+      </w:r>
+    </w:p>
+    <w:p>
+      <w:pPr>
+        <w:pStyle w:val="Heading2"/>
+        <w:widowControl/>
+      </w:pPr>
+      <w:r>
+        <w:t>RSV 02 검사 범위와 시점</w:t>
+      </w:r>
+    </w:p>
+    <w:p>
+      <w:pPr>
+        <w:widowControl/>
+      </w:pPr>
+      <w:r>
+        <w:t>담기·주문 진입·결제 확정 시 인증 계정, 이용일·지역·부서, 운영 일정, 구매·할인 수량과 금액을 다시 검사한다. 결제 확정 시 회차 재고를 검사한다. 실서비스는 서버에서 최신 데이터와 동시 요청을 기준으로 초과 판매·한도 초과를 막는다.</w:t>
+      </w:r>
+    </w:p>
+    <w:p>
+      <w:pPr>
+        <w:pStyle w:val="Heading2"/>
+        <w:widowControl/>
+      </w:pPr>
+      <w:r>
+        <w:t>CART 01 담기</w:t>
+      </w:r>
+    </w:p>
+    <w:p>
+      <w:pPr>
+        <w:widowControl/>
+      </w:pPr>
+      <w:r>
+        <w:t>선택 N명은 1명 카드 N개로 추가한다. 같은 상품·날짜·회차를 반복해서 담을 수 있고 기존 카드와 합치지 않는다. 한도 초과나 다른 이용일·지역·부서이면 기존 장바구니를 유지하고 사유를 안내한다. 기존 카드가 있는 상태에서 바로 예약하면 함께 확인할 장바구니로 이동한다.</w:t>
+      </w:r>
+    </w:p>
+    <w:p>
+      <w:pPr>
+        <w:pStyle w:val="Heading2"/>
+        <w:widowControl/>
+      </w:pPr>
+      <w:r>
+        <w:t>CART 02 확인과 삭제</w:t>
+      </w:r>
+    </w:p>
+    <w:p>
+      <w:pPr>
+        <w:widowControl/>
+      </w:pPr>
+      <w:r>
+        <w:t>체험·일정·정상가 또는 할인 여부·카드 금액·합계를 표시한다. 카드별 삭제만 제공하며 추가 인원은 예약 화면에서 담는다. 결제 완료된 장바구니는 비운다. 담기·결제 진입만으로 정원을 확보하지 않고, 일부 회차가 결제 시 마감되면 전체 결제를 완료하지 않으며 장바구니를 유지한다.</w:t>
       </w:r>
     </w:p>
     <w:tbl>
       <w:tblPr>
-        <w:tblW w:type="dxa" w:w="9360"/>
+        <w:tblW w:type="auto" w:w="0"/>
         <w:tblLayout w:type="fixed"/>
         <w:tblLook w:firstColumn="1" w:firstRow="1" w:lastColumn="0" w:lastRow="0" w:noHBand="0" w:noVBand="1" w:val="04A0"/>
-        <w:jc w:val="left"/>
         <w:tblBorders>
-          <w:top w:val="single" w:sz="4" w:color="CFD7DF"/>
-          <w:left w:val="single" w:sz="4" w:color="CFD7DF"/>
-          <w:bottom w:val="single" w:sz="4" w:color="CFD7DF"/>
-          <w:right w:val="single" w:sz="4" w:color="CFD7DF"/>
-          <w:insideH w:val="single" w:sz="4" w:color="CFD7DF"/>
-          <w:insideV w:val="single" w:sz="4" w:color="CFD7DF"/>
+          <w:top w:val="single" w:sz="4" w:color="D9D9D9"/>
+          <w:left w:val="single" w:sz="4" w:color="D9D9D9"/>
+          <w:bottom w:val="single" w:sz="4" w:color="D9D9D9"/>
+          <w:right w:val="single" w:sz="4" w:color="D9D9D9"/>
+          <w:insideH w:val="single" w:sz="4" w:color="D9D9D9"/>
+          <w:insideV w:val="single" w:sz="4" w:color="D9D9D9"/>
         </w:tblBorders>
-        <w:tblInd w:type="dxa" w:w="120"/>
       </w:tblPr>
       <w:tblGrid>
-        <w:gridCol w:w="2000"/>
-        <w:gridCol w:w="2100"/>
-        <w:gridCol w:w="5260"/>
+        <w:gridCol w:w="3789"/>
+        <w:gridCol w:w="6183"/>
       </w:tblGrid>
       <w:tr>
         <w:trPr>
@@ -262,4077 +371,50 @@
         </w:trPr>
         <w:tc>
           <w:tcPr>
-            <w:tcW w:type="dxa" w:w="2000"/>
-            <w:vAlign w:val="center"/>
-            <w:shd w:fill="E8EEF5"/>
+            <w:tcW w:type="dxa" w:w="3789"/>
             <w:tcMar>
-              <w:top w:w="80" w:type="dxa"/>
-              <w:bottom w:w="80" w:type="dxa"/>
-              <w:start w:w="120" w:type="dxa"/>
-              <w:end w:w="120" w:type="dxa"/>
+              <w:top w:w="100" w:type="dxa"/>
+              <w:left w:w="100" w:type="dxa"/>
+              <w:bottom w:w="100" w:type="dxa"/>
+              <w:right w:w="100" w:type="dxa"/>
             </w:tcMar>
+            <w:shd w:fill="EDEDED"/>
           </w:tcPr>
           <w:p>
             <w:pPr>
-              <w:pStyle w:val="TableHeader"/>
               <w:keepNext/>
+              <w:spacing w:after="40"/>
             </w:pPr>
             <w:r>
-              <w:t>항목</w:t>
+              <w:rPr>
+                <w:b/>
+                <w:sz w:val="20"/>
+              </w:rPr>
+              <w:t>상황</w:t>
             </w:r>
           </w:p>
         </w:tc>
         <w:tc>
           <w:tcPr>
-            <w:tcW w:type="dxa" w:w="2100"/>
-            <w:vAlign w:val="center"/>
-            <w:shd w:fill="E8EEF5"/>
+            <w:tcW w:type="dxa" w:w="6183"/>
             <w:tcMar>
-              <w:top w:w="80" w:type="dxa"/>
-              <w:bottom w:w="80" w:type="dxa"/>
-              <w:start w:w="120" w:type="dxa"/>
-              <w:end w:w="120" w:type="dxa"/>
+              <w:top w:w="100" w:type="dxa"/>
+              <w:left w:w="100" w:type="dxa"/>
+              <w:bottom w:w="100" w:type="dxa"/>
+              <w:right w:w="100" w:type="dxa"/>
             </w:tcMar>
+            <w:shd w:fill="EDEDED"/>
           </w:tcPr>
           <w:p>
             <w:pPr>
-              <w:pStyle w:val="TableHeader"/>
               <w:keepNext/>
+              <w:spacing w:after="40"/>
             </w:pPr>
             <w:r>
-              <w:t>회의 당시</w:t>
-            </w:r>
-          </w:p>
-        </w:tc>
-        <w:tc>
-          <w:tcPr>
-            <w:tcW w:type="dxa" w:w="5260"/>
-            <w:vAlign w:val="center"/>
-            <w:shd w:fill="E8EEF5"/>
-            <w:tcMar>
-              <w:top w:w="80" w:type="dxa"/>
-              <w:bottom w:w="80" w:type="dxa"/>
-              <w:start w:w="120" w:type="dxa"/>
-              <w:end w:w="120" w:type="dxa"/>
-            </w:tcMar>
-          </w:tcPr>
-          <w:p>
-            <w:pPr>
-              <w:pStyle w:val="TableHeader"/>
-              <w:keepNext/>
-            </w:pPr>
-            <w:r>
-              <w:t>이번 명세 반영 내용</w:t>
-            </w:r>
-          </w:p>
-        </w:tc>
-      </w:tr>
-      <w:tr>
-        <w:trPr>
-          <w:cantSplit/>
-        </w:trPr>
-        <w:tc>
-          <w:tcPr>
-            <w:tcW w:type="dxa" w:w="2000"/>
-            <w:vAlign w:val="center"/>
-            <w:tcMar>
-              <w:top w:w="80" w:type="dxa"/>
-              <w:bottom w:w="80" w:type="dxa"/>
-              <w:start w:w="120" w:type="dxa"/>
-              <w:end w:w="120" w:type="dxa"/>
-            </w:tcMar>
-          </w:tcPr>
-          <w:p>
-            <w:pPr>
-              <w:pStyle w:val="TableBody"/>
-            </w:pPr>
-            <w:r>
-              <w:t>장바구니·일괄결제</w:t>
-            </w:r>
-          </w:p>
-        </w:tc>
-        <w:tc>
-          <w:tcPr>
-            <w:tcW w:type="dxa" w:w="2100"/>
-            <w:vAlign w:val="center"/>
-            <w:tcMar>
-              <w:top w:w="80" w:type="dxa"/>
-              <w:bottom w:w="80" w:type="dxa"/>
-              <w:start w:w="120" w:type="dxa"/>
-              <w:end w:w="120" w:type="dxa"/>
-            </w:tcMar>
-          </w:tcPr>
-          <w:p>
-            <w:pPr>
-              <w:pStyle w:val="TableBody"/>
-            </w:pPr>
-            <w:r>
-              <w:t>개발팀 검토</w:t>
-            </w:r>
-          </w:p>
-        </w:tc>
-        <w:tc>
-          <w:tcPr>
-            <w:tcW w:type="dxa" w:w="5260"/>
-            <w:vAlign w:val="center"/>
-            <w:tcMar>
-              <w:top w:w="80" w:type="dxa"/>
-              <w:bottom w:w="80" w:type="dxa"/>
-              <w:start w:w="120" w:type="dxa"/>
-              <w:end w:w="120" w:type="dxa"/>
-            </w:tcMar>
-          </w:tcPr>
-          <w:p>
-            <w:pPr>
-              <w:pStyle w:val="TableBody"/>
-            </w:pPr>
-            <w:r>
-              <w:t>여러 상품·날짜·회차를 담아 한 번에 결제하는 기능 반영</w:t>
-            </w:r>
-          </w:p>
-        </w:tc>
-      </w:tr>
-      <w:tr>
-        <w:trPr>
-          <w:cantSplit/>
-        </w:trPr>
-        <w:tc>
-          <w:tcPr>
-            <w:tcW w:type="dxa" w:w="2000"/>
-            <w:vAlign w:val="center"/>
-            <w:tcMar>
-              <w:top w:w="80" w:type="dxa"/>
-              <w:bottom w:w="80" w:type="dxa"/>
-              <w:start w:w="120" w:type="dxa"/>
-              <w:end w:w="120" w:type="dxa"/>
-            </w:tcMar>
-          </w:tcPr>
-          <w:p>
-            <w:pPr>
-              <w:pStyle w:val="TableBody"/>
-            </w:pPr>
-            <w:r>
-              <w:t>사용자 티켓</w:t>
-            </w:r>
-          </w:p>
-        </w:tc>
-        <w:tc>
-          <w:tcPr>
-            <w:tcW w:type="dxa" w:w="2100"/>
-            <w:vAlign w:val="center"/>
-            <w:tcMar>
-              <w:top w:w="80" w:type="dxa"/>
-              <w:bottom w:w="80" w:type="dxa"/>
-              <w:start w:w="120" w:type="dxa"/>
-              <w:end w:w="120" w:type="dxa"/>
-            </w:tcMar>
-          </w:tcPr>
-          <w:p>
-            <w:pPr>
-              <w:pStyle w:val="TableBody"/>
-            </w:pPr>
-            <w:r>
-              <w:t>인원별/프로그램별 분리 검토</w:t>
-            </w:r>
-          </w:p>
-        </w:tc>
-        <w:tc>
-          <w:tcPr>
-            <w:tcW w:type="dxa" w:w="5260"/>
-            <w:vAlign w:val="center"/>
-            <w:tcMar>
-              <w:top w:w="80" w:type="dxa"/>
-              <w:bottom w:w="80" w:type="dxa"/>
-              <w:start w:w="120" w:type="dxa"/>
-              <w:end w:w="120" w:type="dxa"/>
-            </w:tcMar>
-          </w:tcPr>
-          <w:p>
-            <w:pPr>
-              <w:pStyle w:val="TableBody"/>
-            </w:pPr>
-            <w:r>
-              <w:t>상품·이용일·회차가 같은 예약 인원은 한 티켓으로 표시</w:t>
-            </w:r>
-          </w:p>
-        </w:tc>
-      </w:tr>
-      <w:tr>
-        <w:trPr>
-          <w:cantSplit/>
-        </w:trPr>
-        <w:tc>
-          <w:tcPr>
-            <w:tcW w:type="dxa" w:w="2000"/>
-            <w:vAlign w:val="center"/>
-            <w:tcMar>
-              <w:top w:w="80" w:type="dxa"/>
-              <w:bottom w:w="80" w:type="dxa"/>
-              <w:start w:w="120" w:type="dxa"/>
-              <w:end w:w="120" w:type="dxa"/>
-            </w:tcMar>
-          </w:tcPr>
-          <w:p>
-            <w:pPr>
-              <w:pStyle w:val="TableBody"/>
-            </w:pPr>
-            <w:r>
-              <w:t>관리자 티켓</w:t>
-            </w:r>
-          </w:p>
-        </w:tc>
-        <w:tc>
-          <w:tcPr>
-            <w:tcW w:type="dxa" w:w="2100"/>
-            <w:vAlign w:val="center"/>
-            <w:tcMar>
-              <w:top w:w="80" w:type="dxa"/>
-              <w:bottom w:w="80" w:type="dxa"/>
-              <w:start w:w="120" w:type="dxa"/>
-              <w:end w:w="120" w:type="dxa"/>
-            </w:tcMar>
-          </w:tcPr>
-          <w:p>
-            <w:pPr>
-              <w:pStyle w:val="TableBody"/>
-            </w:pPr>
-            <w:r>
-              <w:t>분리 단위 검토</w:t>
-            </w:r>
-          </w:p>
-        </w:tc>
-        <w:tc>
-          <w:tcPr>
-            <w:tcW w:type="dxa" w:w="5260"/>
-            <w:vAlign w:val="center"/>
-            <w:tcMar>
-              <w:top w:w="80" w:type="dxa"/>
-              <w:bottom w:w="80" w:type="dxa"/>
-              <w:start w:w="120" w:type="dxa"/>
-              <w:end w:w="120" w:type="dxa"/>
-            </w:tcMar>
-          </w:tcPr>
-          <w:p>
-            <w:pPr>
-              <w:pStyle w:val="TableBody"/>
-            </w:pPr>
-            <w:r>
-              <w:t>예약 인원 1명당 티켓 1개를 관리하고 개별 취소</w:t>
-            </w:r>
-          </w:p>
-        </w:tc>
-      </w:tr>
-      <w:tr>
-        <w:trPr>
-          <w:cantSplit/>
-        </w:trPr>
-        <w:tc>
-          <w:tcPr>
-            <w:tcW w:type="dxa" w:w="2000"/>
-            <w:vAlign w:val="center"/>
-            <w:tcMar>
-              <w:top w:w="80" w:type="dxa"/>
-              <w:bottom w:w="80" w:type="dxa"/>
-              <w:start w:w="120" w:type="dxa"/>
-              <w:end w:w="120" w:type="dxa"/>
-            </w:tcMar>
-          </w:tcPr>
-          <w:p>
-            <w:pPr>
-              <w:pStyle w:val="TableBody"/>
-            </w:pPr>
-            <w:r>
-              <w:t>부분취소·부분환불</w:t>
-            </w:r>
-          </w:p>
-        </w:tc>
-        <w:tc>
-          <w:tcPr>
-            <w:tcW w:type="dxa" w:w="2100"/>
-            <w:vAlign w:val="center"/>
-            <w:tcMar>
-              <w:top w:w="80" w:type="dxa"/>
-              <w:bottom w:w="80" w:type="dxa"/>
-              <w:start w:w="120" w:type="dxa"/>
-              <w:end w:w="120" w:type="dxa"/>
-            </w:tcMar>
-          </w:tcPr>
-          <w:p>
-            <w:pPr>
-              <w:pStyle w:val="TableBody"/>
-            </w:pPr>
-            <w:r>
-              <w:t>정책·개발 검토</w:t>
-            </w:r>
-          </w:p>
-        </w:tc>
-        <w:tc>
-          <w:tcPr>
-            <w:tcW w:type="dxa" w:w="5260"/>
-            <w:vAlign w:val="center"/>
-            <w:tcMar>
-              <w:top w:w="80" w:type="dxa"/>
-              <w:bottom w:w="80" w:type="dxa"/>
-              <w:start w:w="120" w:type="dxa"/>
-              <w:end w:w="120" w:type="dxa"/>
-            </w:tcMar>
-          </w:tcPr>
-          <w:p>
-            <w:pPr>
-              <w:pStyle w:val="TableBody"/>
-            </w:pPr>
-            <w:r>
-              <w:t>기능 반영. 할인 배분, 수수료, 사용자 직접 부분취소 범위는 협의</w:t>
-            </w:r>
-          </w:p>
-        </w:tc>
-      </w:tr>
-      <w:tr>
-        <w:trPr>
-          <w:cantSplit/>
-        </w:trPr>
-        <w:tc>
-          <w:tcPr>
-            <w:tcW w:type="dxa" w:w="2000"/>
-            <w:vAlign w:val="center"/>
-            <w:tcMar>
-              <w:top w:w="80" w:type="dxa"/>
-              <w:bottom w:w="80" w:type="dxa"/>
-              <w:start w:w="120" w:type="dxa"/>
-              <w:end w:w="120" w:type="dxa"/>
-            </w:tcMar>
-          </w:tcPr>
-          <w:p>
-            <w:pPr>
-              <w:pStyle w:val="TableBody"/>
-            </w:pPr>
-            <w:r>
-              <w:t>중복 예약 주체</w:t>
-            </w:r>
-          </w:p>
-        </w:tc>
-        <w:tc>
-          <w:tcPr>
-            <w:tcW w:type="dxa" w:w="2100"/>
-            <w:vAlign w:val="center"/>
-            <w:tcMar>
-              <w:top w:w="80" w:type="dxa"/>
-              <w:bottom w:w="80" w:type="dxa"/>
-              <w:start w:w="120" w:type="dxa"/>
-              <w:end w:w="120" w:type="dxa"/>
-            </w:tcMar>
-          </w:tcPr>
-          <w:p>
-            <w:pPr>
-              <w:pStyle w:val="TableBody"/>
-            </w:pPr>
-            <w:r>
-              <w:t>동시 이용 불가 프로그램 제한</w:t>
-            </w:r>
-          </w:p>
-        </w:tc>
-        <w:tc>
-          <w:tcPr>
-            <w:tcW w:type="dxa" w:w="5260"/>
-            <w:vAlign w:val="center"/>
-            <w:tcMar>
-              <w:top w:w="80" w:type="dxa"/>
-              <w:bottom w:w="80" w:type="dxa"/>
-              <w:start w:w="120" w:type="dxa"/>
-              <w:end w:w="120" w:type="dxa"/>
-            </w:tcMar>
-          </w:tcPr>
-          <w:p>
-            <w:pPr>
-              <w:pStyle w:val="TableBody"/>
-            </w:pPr>
-            <w:r>
-              <w:t>참석자 정보가 아닌 예약 회원 계정 기준으로 검사</w:t>
-            </w:r>
-          </w:p>
-        </w:tc>
-      </w:tr>
-      <w:tr>
-        <w:trPr>
-          <w:cantSplit/>
-        </w:trPr>
-        <w:tc>
-          <w:tcPr>
-            <w:tcW w:type="dxa" w:w="2000"/>
-            <w:vAlign w:val="center"/>
-            <w:tcMar>
-              <w:top w:w="80" w:type="dxa"/>
-              <w:bottom w:w="80" w:type="dxa"/>
-              <w:start w:w="120" w:type="dxa"/>
-              <w:end w:w="120" w:type="dxa"/>
-            </w:tcMar>
-          </w:tcPr>
-          <w:p>
-            <w:pPr>
-              <w:pStyle w:val="TableBody"/>
-            </w:pPr>
-            <w:r>
-              <w:t>시간 비교 방식</w:t>
-            </w:r>
-          </w:p>
-        </w:tc>
-        <w:tc>
-          <w:tcPr>
-            <w:tcW w:type="dxa" w:w="2100"/>
-            <w:vAlign w:val="center"/>
-            <w:tcMar>
-              <w:top w:w="80" w:type="dxa"/>
-              <w:bottom w:w="80" w:type="dxa"/>
-              <w:start w:w="120" w:type="dxa"/>
-              <w:end w:w="120" w:type="dxa"/>
-            </w:tcMar>
-          </w:tcPr>
-          <w:p>
-            <w:pPr>
-              <w:pStyle w:val="TableBody"/>
-            </w:pPr>
-            <w:r>
-              <w:t>같은 시간대 제한</w:t>
-            </w:r>
-          </w:p>
-        </w:tc>
-        <w:tc>
-          <w:tcPr>
-            <w:tcW w:type="dxa" w:w="5260"/>
-            <w:vAlign w:val="center"/>
-            <w:tcMar>
-              <w:top w:w="80" w:type="dxa"/>
-              <w:bottom w:w="80" w:type="dxa"/>
-              <w:start w:w="120" w:type="dxa"/>
-              <w:end w:w="120" w:type="dxa"/>
-            </w:tcMar>
-          </w:tcPr>
-          <w:p>
-            <w:pPr>
-              <w:pStyle w:val="TableBody"/>
-            </w:pPr>
-            <w:r>
-              <w:t>시작 시각뿐 아니라 시작~종료 구간의 일부 겹침도 차단</w:t>
-            </w:r>
-          </w:p>
-        </w:tc>
-      </w:tr>
-      <w:tr>
-        <w:trPr>
-          <w:cantSplit/>
-        </w:trPr>
-        <w:tc>
-          <w:tcPr>
-            <w:tcW w:type="dxa" w:w="2000"/>
-            <w:vAlign w:val="center"/>
-            <w:tcMar>
-              <w:top w:w="80" w:type="dxa"/>
-              <w:bottom w:w="80" w:type="dxa"/>
-              <w:start w:w="120" w:type="dxa"/>
-              <w:end w:w="120" w:type="dxa"/>
-            </w:tcMar>
-          </w:tcPr>
-          <w:p>
-            <w:pPr>
-              <w:pStyle w:val="TableBody"/>
-            </w:pPr>
-            <w:r>
-              <w:t>사용자 구매 흐름</w:t>
-            </w:r>
-          </w:p>
-        </w:tc>
-        <w:tc>
-          <w:tcPr>
-            <w:tcW w:type="dxa" w:w="2100"/>
-            <w:vAlign w:val="center"/>
-            <w:tcMar>
-              <w:top w:w="80" w:type="dxa"/>
-              <w:bottom w:w="80" w:type="dxa"/>
-              <w:start w:w="120" w:type="dxa"/>
-              <w:end w:w="120" w:type="dxa"/>
-            </w:tcMar>
-          </w:tcPr>
-          <w:p>
-            <w:pPr>
-              <w:pStyle w:val="TableBody"/>
-            </w:pPr>
-            <w:r>
-              <w:t>날짜 중심 예약 화면</w:t>
-            </w:r>
-          </w:p>
-        </w:tc>
-        <w:tc>
-          <w:tcPr>
-            <w:tcW w:type="dxa" w:w="5260"/>
-            <w:vAlign w:val="center"/>
-            <w:tcMar>
-              <w:top w:w="80" w:type="dxa"/>
-              <w:bottom w:w="80" w:type="dxa"/>
-              <w:start w:w="120" w:type="dxa"/>
-              <w:end w:w="120" w:type="dxa"/>
-            </w:tcMar>
-          </w:tcPr>
-          <w:p>
-            <w:pPr>
-              <w:pStyle w:val="TableBody"/>
-            </w:pPr>
-            <w:r>
-              <w:t>두 상품의 목록·상세·장바구니·주문 화면을 분리한 커머스 구조</w:t>
-            </w:r>
-          </w:p>
-        </w:tc>
-      </w:tr>
-    </w:tbl>
-    <w:p>
-      <w:pPr>
-        <w:pStyle w:val="Heading2"/>
-      </w:pPr>
-      <w:r>
-        <w:t>회의에서 유지하는 방향</w:t>
-      </w:r>
-    </w:p>
-    <w:p>
-      <w:pPr>
-        <w:pStyle w:val="SpecBullet"/>
-        <w:numPr>
-          <w:ilvl w:val="0"/>
-          <w:numId w:val="10"/>
-        </w:numPr>
-      </w:pPr>
-      <w:r>
-        <w:t>서울·부산경남·제주는 통합 회원으로 운영하고 네이버·카카오 로그인을 제공합니다.</w:t>
-      </w:r>
-    </w:p>
-    <w:p>
-      <w:pPr>
-        <w:pStyle w:val="SpecBullet"/>
-        <w:numPr>
-          <w:ilvl w:val="0"/>
-          <w:numId w:val="10"/>
-        </w:numPr>
-      </w:pPr>
-      <w:r>
-        <w:t>기존 키오스크와 API 연동하지 않으며, 온라인 판매 수량은 별도 관리합니다.</w:t>
-      </w:r>
-    </w:p>
-    <w:p>
-      <w:pPr>
-        <w:pStyle w:val="SpecBullet"/>
-        <w:numPr>
-          <w:ilvl w:val="0"/>
-          <w:numId w:val="10"/>
-        </w:numPr>
-      </w:pPr>
-      <w:r>
-        <w:t>관리자 구조는 지역 → 부서 → 프로그램이며, 다른 부서 조회와 소속 부서 수정 권한을 구분합니다.</w:t>
-      </w:r>
-    </w:p>
-    <w:p>
-      <w:pPr>
-        <w:pStyle w:val="SpecBullet"/>
-        <w:numPr>
-          <w:ilvl w:val="0"/>
-          <w:numId w:val="10"/>
-        </w:numPr>
-      </w:pPr>
-      <w:r>
-        <w:t>프로그램별 예약 기간·회차·온라인 판매 수량·할인·취소 가능 시간을 설정합니다.</w:t>
-      </w:r>
-    </w:p>
-    <w:p>
-      <w:pPr>
-        <w:pStyle w:val="SpecBullet"/>
-        <w:numPr>
-          <w:ilvl w:val="0"/>
-          <w:numId w:val="10"/>
-        </w:numPr>
-      </w:pPr>
-      <w:r>
-        <w:t>초기 위이 PG 활용을 우선하되 장기 PG 구조·정산일·세금계산서 처리는 협의합니다.</w:t>
-      </w:r>
-    </w:p>
-    <w:p>
-      <w:pPr>
-        <w:pStyle w:val="Heading1"/>
-        <w:pageBreakBefore/>
-      </w:pPr>
-      <w:r>
-        <w:t>03. 회원·상품·예약 옵션</w:t>
-      </w:r>
-    </w:p>
-    <w:p>
-      <w:pPr/>
-      <w:r>
-        <w:t>상품 목록은 비로그인 상태에서도 볼 수 있습니다. 계정별 장바구니와 예약 내역은 로그인 후 이용합니다.</w:t>
-      </w:r>
-    </w:p>
-    <w:p>
-      <w:pPr>
-        <w:pStyle w:val="RequirementHeading"/>
-      </w:pPr>
-      <w:r>
-        <w:t>USR-01. 통합 회원과 간편 로그인 [반영]</w:t>
-      </w:r>
-    </w:p>
-    <w:p>
-      <w:pPr/>
-      <w:r>
-        <w:rPr>
-          <w:b/>
-        </w:rPr>
-        <w:t>동작:</w:t>
-      </w:r>
-      <w:r>
-        <w:t xml:space="preserve"> 네이버·카카오로 로그인하고 통합 회원 체계에서 지역별 예약을 관리합니다. 마사회 소유 앱에 위이 개발 권한을 부여해 연동합니다.</w:t>
-      </w:r>
-    </w:p>
-    <w:p>
-      <w:pPr/>
-      <w:r>
-        <w:rPr>
-          <w:b/>
-        </w:rPr>
-        <w:t>확인:</w:t>
-      </w:r>
-      <w:r>
-        <w:t xml:space="preserve"> 본인 예약만 조회합니다. 동일인의 네이버·카카오 계정을 합칠지는 D-09에서 정합니다.</w:t>
-      </w:r>
-    </w:p>
-    <w:p>
-      <w:pPr>
-        <w:pStyle w:val="RequirementHeading"/>
-      </w:pPr>
-      <w:r>
-        <w:t>USR-02. 상품 목록 및 상세 진입 [반영]</w:t>
-      </w:r>
-    </w:p>
-    <w:p>
-      <w:pPr/>
-      <w:r>
-        <w:rPr>
-          <w:b/>
-        </w:rPr>
-        <w:t>동작:</w:t>
-      </w:r>
-      <w:r>
-        <w:t xml:space="preserve"> 두 상품을 별도 카드로 표시하고 이름·이미지·가격·대상을 안내합니다. 상세에서 옵션을 선택하며 기존 콘텐츠의 예약 CTA도 서비스로 연결합니다.</w:t>
-      </w:r>
-    </w:p>
-    <w:p>
-      <w:pPr/>
-      <w:r>
-        <w:rPr>
-          <w:b/>
-        </w:rPr>
-        <w:t>확인:</w:t>
-      </w:r>
-      <w:r>
-        <w:t xml:space="preserve"> 투어는 현재 두 상품 목록에 표시하지 않습니다. 향후 지역·프로그램 오픈은 별도 대상 목록에 따릅니다.</w:t>
-      </w:r>
-    </w:p>
-    <w:p>
-      <w:pPr>
-        <w:pStyle w:val="RequirementHeading"/>
-      </w:pPr>
-      <w:r>
-        <w:t>USR-03. 날짜·회차 선택 [반영]</w:t>
-      </w:r>
-    </w:p>
-    <w:p>
-      <w:pPr/>
-      <w:r>
-        <w:rPr>
-          <w:b/>
-        </w:rPr>
-        <w:t>동작:</w:t>
-      </w:r>
-      <w:r>
-        <w:t xml:space="preserve"> 운영일과 예약 가능 기간 안의 날짜만 선택할 수 있습니다. 선택한 날짜에 판매 가능한 회차, 잔여 수량, 마감·중복 상태를 표시합니다.</w:t>
-      </w:r>
-    </w:p>
-    <w:p>
-      <w:pPr/>
-      <w:r>
-        <w:rPr>
-          <w:b/>
-        </w:rPr>
-        <w:t>확인:</w:t>
-      </w:r>
-      <w:r>
-        <w:t xml:space="preserve"> 날짜·회차는 직접 선택합니다. 선택한 회차가 불가능해지면 다른 회차로 자동 변경하지 않고 재선택을 요청합니다.</w:t>
-      </w:r>
-    </w:p>
-    <w:p>
-      <w:pPr>
-        <w:pStyle w:val="RequirementHeading"/>
-      </w:pPr>
-      <w:r>
-        <w:t>USR-04. 인원·할인 선택 [반영 / 값 협의]</w:t>
-      </w:r>
-    </w:p>
-    <w:p>
-      <w:pPr/>
-      <w:r>
-        <w:rPr>
-          <w:b/>
-        </w:rPr>
-        <w:t>동작:</w:t>
-      </w:r>
-      <w:r>
-        <w:t xml:space="preserve"> 허용 인원·잔여 수량 안에서 인원과 할인을 선택합니다. 옵션 변경 시 금액을 다시 계산합니다.</w:t>
-      </w:r>
-    </w:p>
-    <w:p>
-      <w:pPr/>
-      <w:r>
-        <w:rPr>
-          <w:b/>
-        </w:rPr>
-        <w:t>확인:</w:t>
-      </w:r>
-      <w:r>
-        <w:t xml:space="preserve"> 할인 대상·중복 적용·증빙·최대 수량은 정책으로 관리합니다. 현재 화면의 가격과 수량은 제10장 D-01에서 확인합니다.</w:t>
-      </w:r>
-    </w:p>
-    <w:p>
-      <w:pPr>
-        <w:pStyle w:val="RequirementHeading"/>
-      </w:pPr>
-      <w:r>
-        <w:t>USR-05. 예약 조회와 마이페이지 [반영]</w:t>
-      </w:r>
-    </w:p>
-    <w:p>
-      <w:pPr/>
-      <w:r>
-        <w:rPr>
-          <w:b/>
-        </w:rPr>
-        <w:t>동작:</w:t>
-      </w:r>
-      <w:r>
-        <w:t xml:space="preserve"> 본인의 주문·예약·티켓·결제·환불 내역과 상품·일정·인원을 확인합니다. 취소 가능 여부와 처리 상태를 표시합니다.</w:t>
-      </w:r>
-    </w:p>
-    <w:p>
-      <w:pPr/>
-      <w:r>
-        <w:rPr>
-          <w:b/>
-        </w:rPr>
-        <w:t>확인:</w:t>
-      </w:r>
-      <w:r>
-        <w:t xml:space="preserve"> 화면 표시 건수와 무관하게 중복 검사는 계정의 유효 예약 전체를 대상으로 합니다.</w:t>
-      </w:r>
-    </w:p>
-    <w:p>
-      <w:pPr>
-        <w:pStyle w:val="Heading1"/>
-        <w:pageBreakBefore/>
-      </w:pPr>
-      <w:r>
-        <w:t>04. 중복 예약 규칙과 장바구니</w:t>
-      </w:r>
-    </w:p>
-    <w:p>
-      <w:pPr>
-        <w:pStyle w:val="RequirementHeading"/>
-      </w:pPr>
-      <w:r>
-        <w:t>RSV-01. 예약 회원 기준 시간 중복 검사 [반영]</w:t>
-      </w:r>
-    </w:p>
-    <w:p>
-      <w:pPr/>
-      <w:r>
-        <w:rPr>
-          <w:b/>
-        </w:rPr>
-        <w:t>기준:</w:t>
-      </w:r>
-      <w:r>
-        <w:t xml:space="preserve"> 상품 종류와 예약 인원 수에 관계없이, 동일 회원의 기존 유효 예약 및 장바구니 항목과 이용 구간이 겹치면 추가 예약을 막습니다. 참석자 이름을 따로 받는지와 무관합니다.</w:t>
-      </w:r>
-    </w:p>
-    <w:p>
-      <w:pPr/>
-      <w:r>
-        <w:rPr>
-          <w:b/>
-        </w:rPr>
-        <w:t>판정:</w:t>
-      </w:r>
-      <w:r>
-        <w:t xml:space="preserve"> 시작 A &lt; 종료 B 이고 시작 B &lt; 종료 A 이면 중복입니다. 다른 날짜는 별도이며, 취소 완료된 인원만 제외합니다. 아직 유효한 인원이 남은 예약은 계속 시간을 점유합니다.</w:t>
-      </w:r>
-    </w:p>
-    <w:p>
-      <w:pPr>
-        <w:pStyle w:val="RequirementHeading"/>
-      </w:pPr>
-      <w:r>
-        <w:t>RSV-02. 검사 범위와 시점 [반영 / 일부 협의]</w:t>
-      </w:r>
-    </w:p>
-    <w:p>
-      <w:pPr/>
-      <w:r>
-        <w:rPr>
-          <w:b/>
-        </w:rPr>
-        <w:t>동작:</w:t>
-      </w:r>
-      <w:r>
-        <w:t xml:space="preserve"> 장바구니 담기, 주문 진입, 결제 확정 시 최신 예약과 다시 비교합니다. 실제 서비스는 인증된 회원 ID를 기준으로 서버에서도 동일 검사를 수행해야 합니다.</w:t>
-      </w:r>
-    </w:p>
-    <w:p>
-      <w:pPr/>
-      <w:r>
-        <w:rPr>
-          <w:b/>
-        </w:rPr>
-        <w:t>협의:</w:t>
-      </w:r>
-      <w:r>
-        <w:t xml:space="preserve"> 지역 간 적용 범위와 이동·준비시간은 D-02에서 확정합니다. 현재 화면은 종료 시각과 다음 시작 시각이 같으면 허용합니다.</w:t>
-      </w:r>
-    </w:p>
-    <w:p>
-      <w:pPr>
-        <w:pStyle w:val="RequirementHeading"/>
-      </w:pPr>
-      <w:r>
-        <w:t>CART-01. 상품·회차별 담기 [반영]</w:t>
-      </w:r>
-    </w:p>
-    <w:p>
-      <w:pPr/>
-      <w:r>
-        <w:rPr>
-          <w:b/>
-        </w:rPr>
-        <w:t>동작:</w:t>
-      </w:r>
-      <w:r>
-        <w:t xml:space="preserve"> 선택 상품·이용일·회차·인원·할인을 하나의 장바구니 항목으로 저장합니다. 담기 성공 후 ‘쇼핑 계속하기 / 장바구니 보기’를 제공합니다.</w:t>
-      </w:r>
-    </w:p>
-    <w:p>
-      <w:pPr/>
-      <w:r>
-        <w:rPr>
-          <w:b/>
-        </w:rPr>
-        <w:t>확인:</w:t>
-      </w:r>
-      <w:r>
-        <w:t xml:space="preserve"> 같은 회차를 다시 별도 항목으로 담을 수 없으며, 인원 변경은 기존 항목에서 합니다. 실패 시 기존 항목과 금액을 임의로 변경하지 않습니다.</w:t>
-      </w:r>
-    </w:p>
-    <w:p>
-      <w:pPr>
-        <w:pStyle w:val="RequirementHeading"/>
-      </w:pPr>
-      <w:r>
-        <w:t>CART-02. 별도 장바구니 화면 [반영]</w:t>
-      </w:r>
-    </w:p>
-    <w:p>
-      <w:pPr/>
-      <w:r>
-        <w:rPr>
-          <w:b/>
-        </w:rPr>
-        <w:t>동작:</w:t>
-      </w:r>
-      <w:r>
-        <w:t xml:space="preserve"> 상품별 선택 옵션, 인원 수정·삭제, 상품 금액·할인 금액·총 결제 예정 금액을 제공합니다. 계정별로 분리하며 결제 완료된 항목은 비웁니다.</w:t>
-      </w:r>
-    </w:p>
-    <w:p>
-      <w:pPr/>
-      <w:r>
-        <w:rPr>
-          <w:b/>
-        </w:rPr>
-        <w:t>확인:</w:t>
-      </w:r>
-      <w:r>
-        <w:t xml:space="preserve"> 장바구니는 예약 확정이 아닙니다. 저장 기간, 정원 점유 여부와 결제 대기 시간은 D-06에서 정합니다.</w:t>
-      </w:r>
-    </w:p>
-    <w:tbl>
-      <w:tblPr>
-        <w:tblW w:type="dxa" w:w="9360"/>
-        <w:tblLayout w:type="fixed"/>
-        <w:tblLook w:firstColumn="1" w:firstRow="1" w:lastColumn="0" w:lastRow="0" w:noHBand="0" w:noVBand="1" w:val="04A0"/>
-        <w:jc w:val="left"/>
-        <w:tblBorders>
-          <w:top w:val="single" w:sz="4" w:color="CFD7DF"/>
-          <w:left w:val="single" w:sz="4" w:color="CFD7DF"/>
-          <w:bottom w:val="single" w:sz="4" w:color="CFD7DF"/>
-          <w:right w:val="single" w:sz="4" w:color="CFD7DF"/>
-          <w:insideH w:val="single" w:sz="4" w:color="CFD7DF"/>
-          <w:insideV w:val="single" w:sz="4" w:color="CFD7DF"/>
-        </w:tblBorders>
-        <w:tblInd w:type="dxa" w:w="120"/>
-      </w:tblPr>
-      <w:tblGrid>
-        <w:gridCol w:w="2900"/>
-        <w:gridCol w:w="2900"/>
-        <w:gridCol w:w="3560"/>
-      </w:tblGrid>
-      <w:tr>
-        <w:trPr>
-          <w:cantSplit/>
-          <w:tblHeader/>
-        </w:trPr>
-        <w:tc>
-          <w:tcPr>
-            <w:tcW w:type="dxa" w:w="2900"/>
-            <w:vAlign w:val="center"/>
-            <w:shd w:fill="E8EEF5"/>
-            <w:tcMar>
-              <w:top w:w="80" w:type="dxa"/>
-              <w:bottom w:w="80" w:type="dxa"/>
-              <w:start w:w="120" w:type="dxa"/>
-              <w:end w:w="120" w:type="dxa"/>
-            </w:tcMar>
-          </w:tcPr>
-          <w:p>
-            <w:pPr>
-              <w:pStyle w:val="TableHeader"/>
-              <w:keepNext/>
-            </w:pPr>
-            <w:r>
-              <w:t>이미 예약/담은 시간</w:t>
-            </w:r>
-          </w:p>
-        </w:tc>
-        <w:tc>
-          <w:tcPr>
-            <w:tcW w:type="dxa" w:w="2900"/>
-            <w:vAlign w:val="center"/>
-            <w:shd w:fill="E8EEF5"/>
-            <w:tcMar>
-              <w:top w:w="80" w:type="dxa"/>
-              <w:bottom w:w="80" w:type="dxa"/>
-              <w:start w:w="120" w:type="dxa"/>
-              <w:end w:w="120" w:type="dxa"/>
-            </w:tcMar>
-          </w:tcPr>
-          <w:p>
-            <w:pPr>
-              <w:pStyle w:val="TableHeader"/>
-              <w:keepNext/>
-            </w:pPr>
-            <w:r>
-              <w:t>새로 선택한 시간</w:t>
-            </w:r>
-          </w:p>
-        </w:tc>
-        <w:tc>
-          <w:tcPr>
-            <w:tcW w:type="dxa" w:w="3560"/>
-            <w:vAlign w:val="center"/>
-            <w:shd w:fill="E8EEF5"/>
-            <w:tcMar>
-              <w:top w:w="80" w:type="dxa"/>
-              <w:bottom w:w="80" w:type="dxa"/>
-              <w:start w:w="120" w:type="dxa"/>
-              <w:end w:w="120" w:type="dxa"/>
-            </w:tcMar>
-          </w:tcPr>
-          <w:p>
-            <w:pPr>
-              <w:pStyle w:val="TableHeader"/>
-              <w:keepNext/>
-            </w:pPr>
-            <w:r>
-              <w:t>결과</w:t>
-            </w:r>
-          </w:p>
-        </w:tc>
-      </w:tr>
-      <w:tr>
-        <w:trPr>
-          <w:cantSplit/>
-        </w:trPr>
-        <w:tc>
-          <w:tcPr>
-            <w:tcW w:type="dxa" w:w="2900"/>
-            <w:vAlign w:val="center"/>
-            <w:tcMar>
-              <w:top w:w="80" w:type="dxa"/>
-              <w:bottom w:w="80" w:type="dxa"/>
-              <w:start w:w="120" w:type="dxa"/>
-              <w:end w:w="120" w:type="dxa"/>
-            </w:tcMar>
-          </w:tcPr>
-          <w:p>
-            <w:pPr>
-              <w:pStyle w:val="TableBody"/>
-            </w:pPr>
-            <w:r>
-              <w:t>10:00~10:20</w:t>
-            </w:r>
-          </w:p>
-        </w:tc>
-        <w:tc>
-          <w:tcPr>
-            <w:tcW w:type="dxa" w:w="2900"/>
-            <w:vAlign w:val="center"/>
-            <w:tcMar>
-              <w:top w:w="80" w:type="dxa"/>
-              <w:bottom w:w="80" w:type="dxa"/>
-              <w:start w:w="120" w:type="dxa"/>
-              <w:end w:w="120" w:type="dxa"/>
-            </w:tcMar>
-          </w:tcPr>
-          <w:p>
-            <w:pPr>
-              <w:pStyle w:val="TableBody"/>
-            </w:pPr>
-            <w:r>
-              <w:t>10:10~10:30</w:t>
-            </w:r>
-          </w:p>
-        </w:tc>
-        <w:tc>
-          <w:tcPr>
-            <w:tcW w:type="dxa" w:w="3560"/>
-            <w:vAlign w:val="center"/>
-            <w:tcMar>
-              <w:top w:w="80" w:type="dxa"/>
-              <w:bottom w:w="80" w:type="dxa"/>
-              <w:start w:w="120" w:type="dxa"/>
-              <w:end w:w="120" w:type="dxa"/>
-            </w:tcMar>
-          </w:tcPr>
-          <w:p>
-            <w:pPr>
-              <w:pStyle w:val="TableBody"/>
-            </w:pPr>
-            <w:r>
-              <w:t>일부 중복으로 차단</w:t>
-            </w:r>
-          </w:p>
-        </w:tc>
-      </w:tr>
-      <w:tr>
-        <w:trPr>
-          <w:cantSplit/>
-        </w:trPr>
-        <w:tc>
-          <w:tcPr>
-            <w:tcW w:type="dxa" w:w="2900"/>
-            <w:vAlign w:val="center"/>
-            <w:tcMar>
-              <w:top w:w="80" w:type="dxa"/>
-              <w:bottom w:w="80" w:type="dxa"/>
-              <w:start w:w="120" w:type="dxa"/>
-              <w:end w:w="120" w:type="dxa"/>
-            </w:tcMar>
-          </w:tcPr>
-          <w:p>
-            <w:pPr>
-              <w:pStyle w:val="TableBody"/>
-            </w:pPr>
-            <w:r>
-              <w:t>10:00~10:20</w:t>
-            </w:r>
-          </w:p>
-        </w:tc>
-        <w:tc>
-          <w:tcPr>
-            <w:tcW w:type="dxa" w:w="2900"/>
-            <w:vAlign w:val="center"/>
-            <w:tcMar>
-              <w:top w:w="80" w:type="dxa"/>
-              <w:bottom w:w="80" w:type="dxa"/>
-              <w:start w:w="120" w:type="dxa"/>
-              <w:end w:w="120" w:type="dxa"/>
-            </w:tcMar>
-          </w:tcPr>
-          <w:p>
-            <w:pPr>
-              <w:pStyle w:val="TableBody"/>
-            </w:pPr>
-            <w:r>
-              <w:t>10:20~10:45</w:t>
-            </w:r>
-          </w:p>
-        </w:tc>
-        <w:tc>
-          <w:tcPr>
-            <w:tcW w:type="dxa" w:w="3560"/>
-            <w:vAlign w:val="center"/>
-            <w:tcMar>
-              <w:top w:w="80" w:type="dxa"/>
-              <w:bottom w:w="80" w:type="dxa"/>
-              <w:start w:w="120" w:type="dxa"/>
-              <w:end w:w="120" w:type="dxa"/>
-            </w:tcMar>
-          </w:tcPr>
-          <w:p>
-            <w:pPr>
-              <w:pStyle w:val="TableBody"/>
-            </w:pPr>
-            <w:r>
-              <w:t>현재 기준 허용·완충시간 협의</w:t>
-            </w:r>
-          </w:p>
-        </w:tc>
-      </w:tr>
-      <w:tr>
-        <w:trPr>
-          <w:cantSplit/>
-        </w:trPr>
-        <w:tc>
-          <w:tcPr>
-            <w:tcW w:type="dxa" w:w="2900"/>
-            <w:vAlign w:val="center"/>
-            <w:tcMar>
-              <w:top w:w="80" w:type="dxa"/>
-              <w:bottom w:w="80" w:type="dxa"/>
-              <w:start w:w="120" w:type="dxa"/>
-              <w:end w:w="120" w:type="dxa"/>
-            </w:tcMar>
-          </w:tcPr>
-          <w:p>
-            <w:pPr>
-              <w:pStyle w:val="TableBody"/>
-            </w:pPr>
-            <w:r>
-              <w:t>8/29 10:00~10:20</w:t>
-            </w:r>
-          </w:p>
-        </w:tc>
-        <w:tc>
-          <w:tcPr>
-            <w:tcW w:type="dxa" w:w="2900"/>
-            <w:vAlign w:val="center"/>
-            <w:tcMar>
-              <w:top w:w="80" w:type="dxa"/>
-              <w:bottom w:w="80" w:type="dxa"/>
-              <w:start w:w="120" w:type="dxa"/>
-              <w:end w:w="120" w:type="dxa"/>
-            </w:tcMar>
-          </w:tcPr>
-          <w:p>
-            <w:pPr>
-              <w:pStyle w:val="TableBody"/>
-            </w:pPr>
-            <w:r>
-              <w:t>8/30 10:00~10:20</w:t>
-            </w:r>
-          </w:p>
-        </w:tc>
-        <w:tc>
-          <w:tcPr>
-            <w:tcW w:type="dxa" w:w="3560"/>
-            <w:vAlign w:val="center"/>
-            <w:tcMar>
-              <w:top w:w="80" w:type="dxa"/>
-              <w:bottom w:w="80" w:type="dxa"/>
-              <w:start w:w="120" w:type="dxa"/>
-              <w:end w:w="120" w:type="dxa"/>
-            </w:tcMar>
-          </w:tcPr>
-          <w:p>
-            <w:pPr>
-              <w:pStyle w:val="TableBody"/>
-            </w:pPr>
-            <w:r>
-              <w:t>날짜가 달라 허용</w:t>
-            </w:r>
-          </w:p>
-        </w:tc>
-      </w:tr>
-    </w:tbl>
-    <w:p>
-      <w:pPr>
-        <w:pStyle w:val="Heading1"/>
-        <w:pageBreakBefore/>
-      </w:pPr>
-      <w:r>
-        <w:t>05. 주문·결제와 티켓</w:t>
-      </w:r>
-    </w:p>
-    <w:p>
-      <w:pPr>
-        <w:pStyle w:val="RequirementHeading"/>
-      </w:pPr>
-      <w:r>
-        <w:t>ORD-01. 장바구니 일괄 주문 [반영]</w:t>
-      </w:r>
-    </w:p>
-    <w:p>
-      <w:pPr/>
-      <w:r>
-        <w:rPr>
-          <w:b/>
-        </w:rPr>
-        <w:t>동작:</w:t>
-      </w:r>
-      <w:r>
-        <w:t xml:space="preserve"> 장바구니의 여러 항목을 하나의 주문으로 결제합니다. 주문 화면에서는 상품·옵션·예약 계정·최종 금액을 확인하고, 수정은 장바구니로 돌아가 진행합니다.</w:t>
-      </w:r>
-    </w:p>
-    <w:p>
-      <w:pPr/>
-      <w:r>
-        <w:rPr>
-          <w:b/>
-        </w:rPr>
-        <w:t>확인:</w:t>
-      </w:r>
-      <w:r>
-        <w:t xml:space="preserve"> 금액·일정이 바뀌면 재확인과 동의를 받습니다. 가격·할인·회차·정원을 서버 기준으로 검증합니다.</w:t>
-      </w:r>
-    </w:p>
-    <w:p>
-      <w:pPr>
-        <w:pStyle w:val="RequirementHeading"/>
-      </w:pPr>
-      <w:r>
-        <w:t>ORD-02. PG 결제와 결제 결과 처리 [반영 / 연동 협의]</w:t>
-      </w:r>
-    </w:p>
-    <w:p>
-      <w:pPr/>
-      <w:r>
-        <w:rPr>
-          <w:b/>
-        </w:rPr>
-        <w:t>동작:</w:t>
-      </w:r>
-      <w:r>
-        <w:t xml:space="preserve"> 초기 위이 PG 사용 방향으로 결제·전체환불·부분환불을 연결합니다. 계좌이체는 제공하지 않으며, 나머지 수단은 계약·연동 범위에서 확정합니다.</w:t>
-      </w:r>
-    </w:p>
-    <w:p>
-      <w:pPr/>
-      <w:r>
-        <w:rPr>
-          <w:b/>
-        </w:rPr>
-        <w:t>확인:</w:t>
-      </w:r>
-      <w:r>
-        <w:t xml:space="preserve"> PG 승인 확인 전 예약을 완료로 표시하지 않습니다. 실패·사용자 이탈·중복 요청·응답 지연 시 중복 청구나 중복 예약이 생기지 않아야 합니다.</w:t>
-      </w:r>
-    </w:p>
-    <w:p>
-      <w:pPr>
-        <w:pStyle w:val="RequirementHeading"/>
-      </w:pPr>
-      <w:r>
-        <w:t>TKT-01. 사용자 묶음 티켓 [반영]</w:t>
-      </w:r>
-    </w:p>
-    <w:p>
-      <w:pPr/>
-      <w:r>
-        <w:rPr>
-          <w:b/>
-        </w:rPr>
-        <w:t>단위:</w:t>
-      </w:r>
-      <w:r>
-        <w:t xml:space="preserve"> 동일 주문 내 </w:t>
-      </w:r>
-      <w:r>
-        <w:rPr>
-          <w:b/>
-        </w:rPr>
-        <w:t>상품·이용일·회차별 예약</w:t>
-      </w:r>
-      <w:r>
-        <w:t>마다 한 장을 표시합니다. 같은 회차 3명은 사용자 티켓 1장에 총 3명으로 표시하고, 다른 상품이나 회차는 별도 티켓으로 표시합니다.</w:t>
-      </w:r>
-    </w:p>
-    <w:p>
-      <w:pPr/>
-      <w:r>
-        <w:rPr>
-          <w:b/>
-        </w:rPr>
-        <w:t>확인:</w:t>
-      </w:r>
-      <w:r>
-        <w:t xml:space="preserve"> 주문번호와 회차별 예약번호를 연결하고, 티켓에서 일정·상품·유효 인원·할인 여부를 확인합니다.</w:t>
-      </w:r>
-    </w:p>
-    <w:p>
-      <w:pPr>
-        <w:pStyle w:val="RequirementHeading"/>
-      </w:pPr>
-      <w:r>
-        <w:t>TKT-02. 관리자 인원별 티켓 [반영]</w:t>
-      </w:r>
-    </w:p>
-    <w:p>
-      <w:pPr/>
-      <w:r>
-        <w:rPr>
-          <w:b/>
-        </w:rPr>
-        <w:t>단위:</w:t>
-      </w:r>
-      <w:r>
-        <w:t xml:space="preserve"> 사용자 묶음 티켓 아래에 예약 인원 수만큼 개별 티켓을 생성합니다. 3명 예약이면 관리자 티켓 3개이며, 각각 상태·취소·환불 이력을 구분합니다.</w:t>
-      </w:r>
-    </w:p>
-    <w:p>
-      <w:pPr/>
-      <w:r>
-        <w:rPr>
-          <w:b/>
-        </w:rPr>
-        <w:t>확인:</w:t>
-      </w:r>
-      <w:r>
-        <w:t xml:space="preserve"> 인원별 관리가 참석자 실명 수집을 뜻하지는 않습니다. 번호로 구분할지, 별도 인적 정보를 받을지는 D-05에서 결정합니다.</w:t>
-      </w:r>
-    </w:p>
-    <w:p>
-      <w:pPr>
-        <w:pStyle w:val="RequirementHeading"/>
-      </w:pPr>
-      <w:r>
-        <w:t>TKT-03. 입장 상태와 직원 확인 [반영 / 값 협의]</w:t>
-      </w:r>
-    </w:p>
-    <w:p>
-      <w:pPr/>
-      <w:r>
-        <w:rPr>
-          <w:b/>
-        </w:rPr>
-        <w:t>동작:</w:t>
-      </w:r>
-      <w:r>
-        <w:t xml:space="preserve"> 입장 대기·입장 가능·입장 종료를 구분하고, 입장 가능한 티켓에는 움직이는 표현 등을 적용합니다. 할인 증빙 확인 문구와 실제 유효 인원을 표시합니다.</w:t>
-      </w:r>
-    </w:p>
-    <w:p>
-      <w:pPr/>
-      <w:r>
-        <w:rPr>
-          <w:b/>
-        </w:rPr>
-        <w:t>확인:</w:t>
-      </w:r>
-      <w:r>
-        <w:t xml:space="preserve"> 취소 상태는 시간상 입장 가능 상태보다 우선합니다. 실제 입장 처리·중복 입장 방지 방식과 시간 기준은 D-05에서 정합니다.</w:t>
-      </w:r>
-    </w:p>
-    <w:p>
-      <w:pPr>
-        <w:pStyle w:val="Heading1"/>
-        <w:pageBreakBefore/>
-      </w:pPr>
-      <w:r>
-        <w:t>06. 전체·부분취소와 환불</w:t>
-      </w:r>
-    </w:p>
-    <w:p>
-      <w:pPr>
-        <w:pStyle w:val="RequirementHeading"/>
-      </w:pPr>
-      <w:r>
-        <w:t>CAN-01. 사용자 예약 취소 [반영 / 범위 협의]</w:t>
-      </w:r>
-    </w:p>
-    <w:p>
-      <w:pPr/>
-      <w:r>
-        <w:rPr>
-          <w:b/>
-        </w:rPr>
-        <w:t>동작:</w:t>
-      </w:r>
-      <w:r>
-        <w:t xml:space="preserve"> 본인 예약에서 취소 대상과 환불 예정 금액을 확인하고 취소합니다. 상품별 사용자 취소 가능 시간 이후에는 직접 취소를 제한합니다.</w:t>
-      </w:r>
-    </w:p>
-    <w:p>
-      <w:pPr/>
-      <w:r>
-        <w:rPr>
-          <w:b/>
-        </w:rPr>
-        <w:t>협의:</w:t>
-      </w:r>
-      <w:r>
-        <w:t xml:space="preserve"> 사용자에게도 인원 선택형 부분취소를 제공할지는 D-03에서 확정합니다. 관리자 인원별 취소·부분환불 기능은 반영 대상입니다.</w:t>
-      </w:r>
-    </w:p>
-    <w:p>
-      <w:pPr>
-        <w:pStyle w:val="RequirementHeading"/>
-      </w:pPr>
-      <w:r>
-        <w:t>CAN-02. 관리자 개별·전체 취소 [반영]</w:t>
-      </w:r>
-    </w:p>
-    <w:p>
-      <w:pPr/>
-      <w:r>
-        <w:rPr>
-          <w:b/>
-        </w:rPr>
-        <w:t>동작:</w:t>
-      </w:r>
-      <w:r>
-        <w:t xml:space="preserve"> 권한 있는 관리자는 개별 티켓 1개, 일부 인원, 한 회차 예약 또는 해당 부서의 운영 취소 대상을 선택해 취소합니다. 운영사 사유의 취소는 사용자 취소 마감 이후에도 가능합니다.</w:t>
-      </w:r>
-    </w:p>
-    <w:p>
-      <w:pPr/>
-      <w:r>
-        <w:rPr>
-          <w:b/>
-        </w:rPr>
-        <w:t>확인:</w:t>
-      </w:r>
-      <w:r>
-        <w:t xml:space="preserve"> 주문에 다른 부서 상품이 함께 있어도 자신의 권한 밖 티켓을 취소할 수 없습니다. 취소 사유·처리자·시간·대상·금액을 남깁니다.</w:t>
-      </w:r>
-    </w:p>
-    <w:p>
-      <w:pPr>
-        <w:pStyle w:val="RequirementHeading"/>
-      </w:pPr>
-      <w:r>
-        <w:t>CAN-03. 부분환불 금액과 티켓 갱신 [반영 / 계산 협의]</w:t>
-      </w:r>
-    </w:p>
-    <w:p>
-      <w:pPr/>
-      <w:r>
-        <w:rPr>
-          <w:b/>
-        </w:rPr>
-        <w:t>동작:</w:t>
-      </w:r>
-      <w:r>
-        <w:t xml:space="preserve"> 취소 대상 인원의 실제 결제 배분액을 기준으로 환불 금액을 계산하고 원 결제에 부분환불을 요청합니다. 완료 후 해당 개별 티켓을 무효화하고 사용자 묶음 티켓의 남은 인원을 갱신합니다.</w:t>
-      </w:r>
-    </w:p>
-    <w:p>
-      <w:pPr/>
-      <w:r>
-        <w:rPr>
-          <w:b/>
-        </w:rPr>
-        <w:t>협의:</w:t>
-      </w:r>
-      <w:r>
-        <w:t xml:space="preserve"> 할인 유지·재계산, 원 단위 배분, 취소 수수료와 운영사 취소 시 환불 기준은 D-04에서 결정합니다. 정책 확정 전 임의의 공식을 고정하지 않습니다.</w:t>
-      </w:r>
-    </w:p>
-    <w:p>
-      <w:pPr>
-        <w:pStyle w:val="RequirementHeading"/>
-      </w:pPr>
-      <w:r>
-        <w:t>CAN-04. 취소·환불 실패 및 이력 [설계안]</w:t>
-      </w:r>
-    </w:p>
-    <w:p>
-      <w:pPr/>
-      <w:r>
-        <w:rPr>
-          <w:b/>
-        </w:rPr>
-        <w:t>동작:</w:t>
-      </w:r>
-      <w:r>
-        <w:t xml:space="preserve"> 취소 요청, 처리 중, 환불 완료, 실패·확인 필요를 구분합니다. 외부 응답이 불명확하면 조회·재처리로 대조하며, 같은 취소 요청으로 두 번 환불하지 않습니다.</w:t>
-      </w:r>
-    </w:p>
-    <w:p>
-      <w:pPr/>
-      <w:r>
-        <w:rPr>
-          <w:b/>
-        </w:rPr>
-        <w:t>확인:</w:t>
-      </w:r>
-      <w:r>
-        <w:t xml:space="preserve"> 환불 금액은 남은 결제금액을 초과할 수 없습니다. 티켓 무효화·정원 복구 시점과 처리 중 입장 제한은 D-06에서 확정합니다.</w:t>
-      </w:r>
-    </w:p>
-    <w:p>
-      <w:pPr>
-        <w:pStyle w:val="Heading2"/>
-      </w:pPr>
-      <w:r>
-        <w:t>동작 예시</w:t>
-      </w:r>
-    </w:p>
-    <w:p>
-      <w:pPr/>
-      <w:r>
-        <w:t>포니 타기 10:00 회차를 3명 예약한 경우, 사용자는 3명짜리 티켓 1장, 관리자는 1명짜리 티켓 3개를 봅니다. 관리자 티켓 1개를 취소·환불 완료하면 사용자는 2명으로 갱신된 티켓을 보고, 나머지 2개의 관리자 티켓은 유지됩니다. 유효 인원이 남으므로 같은 시간에 다른 상품을 새로 예약할 수 없습니다.</w:t>
-      </w:r>
-    </w:p>
-    <w:p>
-      <w:pPr>
-        <w:pStyle w:val="Heading1"/>
-        <w:pageBreakBefore/>
-      </w:pPr>
-      <w:r>
-        <w:t>07. 관리자 권한과 프로그램 운영</w:t>
-      </w:r>
-    </w:p>
-    <w:p>
-      <w:pPr>
-        <w:pStyle w:val="RequirementHeading"/>
-      </w:pPr>
-      <w:r>
-        <w:t>ADM-01. 지역·부서·프로그램 권한 [반영 / 범위 협의]</w:t>
-      </w:r>
-    </w:p>
-    <w:p>
-      <w:pPr/>
-      <w:r>
-        <w:t>지역 → 부서 → 프로그램 관계로 데이터를 관리합니다. 다른 부서 프로그램을 조회하는 것과 예약자 개인정보·결제 내역을 조회하는 것은 별도 권한으로 구분해야 합니다.</w:t>
-      </w:r>
-    </w:p>
-    <w:tbl>
-      <w:tblPr>
-        <w:tblW w:type="dxa" w:w="9360"/>
-        <w:tblLayout w:type="fixed"/>
-        <w:tblLook w:firstColumn="1" w:firstRow="1" w:lastColumn="0" w:lastRow="0" w:noHBand="0" w:noVBand="1" w:val="04A0"/>
-        <w:jc w:val="left"/>
-        <w:tblBorders>
-          <w:top w:val="single" w:sz="4" w:color="CFD7DF"/>
-          <w:left w:val="single" w:sz="4" w:color="CFD7DF"/>
-          <w:bottom w:val="single" w:sz="4" w:color="CFD7DF"/>
-          <w:right w:val="single" w:sz="4" w:color="CFD7DF"/>
-          <w:insideH w:val="single" w:sz="4" w:color="CFD7DF"/>
-          <w:insideV w:val="single" w:sz="4" w:color="CFD7DF"/>
-        </w:tblBorders>
-        <w:tblInd w:type="dxa" w:w="120"/>
-      </w:tblPr>
-      <w:tblGrid>
-        <w:gridCol w:w="1800"/>
-        <w:gridCol w:w="3500"/>
-        <w:gridCol w:w="4060"/>
-      </w:tblGrid>
-      <w:tr>
-        <w:trPr>
-          <w:cantSplit/>
-          <w:tblHeader/>
-        </w:trPr>
-        <w:tc>
-          <w:tcPr>
-            <w:tcW w:type="dxa" w:w="1800"/>
-            <w:vAlign w:val="center"/>
-            <w:shd w:fill="E8EEF5"/>
-            <w:tcMar>
-              <w:top w:w="80" w:type="dxa"/>
-              <w:bottom w:w="80" w:type="dxa"/>
-              <w:start w:w="120" w:type="dxa"/>
-              <w:end w:w="120" w:type="dxa"/>
-            </w:tcMar>
-          </w:tcPr>
-          <w:p>
-            <w:pPr>
-              <w:pStyle w:val="TableHeader"/>
-              <w:keepNext/>
-            </w:pPr>
-            <w:r>
-              <w:t>역할</w:t>
-            </w:r>
-          </w:p>
-        </w:tc>
-        <w:tc>
-          <w:tcPr>
-            <w:tcW w:type="dxa" w:w="3500"/>
-            <w:vAlign w:val="center"/>
-            <w:shd w:fill="E8EEF5"/>
-            <w:tcMar>
-              <w:top w:w="80" w:type="dxa"/>
-              <w:bottom w:w="80" w:type="dxa"/>
-              <w:start w:w="120" w:type="dxa"/>
-              <w:end w:w="120" w:type="dxa"/>
-            </w:tcMar>
-          </w:tcPr>
-          <w:p>
-            <w:pPr>
-              <w:pStyle w:val="TableHeader"/>
-              <w:keepNext/>
-            </w:pPr>
-            <w:r>
-              <w:t>기본 조회·처리</w:t>
-            </w:r>
-          </w:p>
-        </w:tc>
-        <w:tc>
-          <w:tcPr>
-            <w:tcW w:type="dxa" w:w="4060"/>
-            <w:vAlign w:val="center"/>
-            <w:shd w:fill="E8EEF5"/>
-            <w:tcMar>
-              <w:top w:w="80" w:type="dxa"/>
-              <w:bottom w:w="80" w:type="dxa"/>
-              <w:start w:w="120" w:type="dxa"/>
-              <w:end w:w="120" w:type="dxa"/>
-            </w:tcMar>
-          </w:tcPr>
-          <w:p>
-            <w:pPr>
-              <w:pStyle w:val="TableHeader"/>
-              <w:keepNext/>
-            </w:pPr>
-            <w:r>
-              <w:t>제한 및 확인 사항</w:t>
-            </w:r>
-          </w:p>
-        </w:tc>
-      </w:tr>
-      <w:tr>
-        <w:trPr>
-          <w:cantSplit/>
-        </w:trPr>
-        <w:tc>
-          <w:tcPr>
-            <w:tcW w:type="dxa" w:w="1800"/>
-            <w:vAlign w:val="center"/>
-            <w:tcMar>
-              <w:top w:w="80" w:type="dxa"/>
-              <w:bottom w:w="80" w:type="dxa"/>
-              <w:start w:w="120" w:type="dxa"/>
-              <w:end w:w="120" w:type="dxa"/>
-            </w:tcMar>
-          </w:tcPr>
-          <w:p>
-            <w:pPr>
-              <w:pStyle w:val="TableBody"/>
-            </w:pPr>
-            <w:r>
-              <w:t>예약 회원</w:t>
-            </w:r>
-          </w:p>
-        </w:tc>
-        <w:tc>
-          <w:tcPr>
-            <w:tcW w:type="dxa" w:w="3500"/>
-            <w:vAlign w:val="center"/>
-            <w:tcMar>
-              <w:top w:w="80" w:type="dxa"/>
-              <w:bottom w:w="80" w:type="dxa"/>
-              <w:start w:w="120" w:type="dxa"/>
-              <w:end w:w="120" w:type="dxa"/>
-            </w:tcMar>
-          </w:tcPr>
-          <w:p>
-            <w:pPr>
-              <w:pStyle w:val="TableBody"/>
-            </w:pPr>
-            <w:r>
-              <w:t>본인 장바구니·예약·티켓·취소</w:t>
-            </w:r>
-          </w:p>
-        </w:tc>
-        <w:tc>
-          <w:tcPr>
-            <w:tcW w:type="dxa" w:w="4060"/>
-            <w:vAlign w:val="center"/>
-            <w:tcMar>
-              <w:top w:w="80" w:type="dxa"/>
-              <w:bottom w:w="80" w:type="dxa"/>
-              <w:start w:w="120" w:type="dxa"/>
-              <w:end w:w="120" w:type="dxa"/>
-            </w:tcMar>
-          </w:tcPr>
-          <w:p>
-            <w:pPr>
-              <w:pStyle w:val="TableBody"/>
-            </w:pPr>
-            <w:r>
-              <w:t>타인 예약 접근 불가</w:t>
-            </w:r>
-          </w:p>
-        </w:tc>
-      </w:tr>
-      <w:tr>
-        <w:trPr>
-          <w:cantSplit/>
-        </w:trPr>
-        <w:tc>
-          <w:tcPr>
-            <w:tcW w:type="dxa" w:w="1800"/>
-            <w:vAlign w:val="center"/>
-            <w:tcMar>
-              <w:top w:w="80" w:type="dxa"/>
-              <w:bottom w:w="80" w:type="dxa"/>
-              <w:start w:w="120" w:type="dxa"/>
-              <w:end w:w="120" w:type="dxa"/>
-            </w:tcMar>
-          </w:tcPr>
-          <w:p>
-            <w:pPr>
-              <w:pStyle w:val="TableBody"/>
-            </w:pPr>
-            <w:r>
-              <w:t>부서 담당 관리자</w:t>
-            </w:r>
-          </w:p>
-        </w:tc>
-        <w:tc>
-          <w:tcPr>
-            <w:tcW w:type="dxa" w:w="3500"/>
-            <w:vAlign w:val="center"/>
-            <w:tcMar>
-              <w:top w:w="80" w:type="dxa"/>
-              <w:bottom w:w="80" w:type="dxa"/>
-              <w:start w:w="120" w:type="dxa"/>
-              <w:end w:w="120" w:type="dxa"/>
-            </w:tcMar>
-          </w:tcPr>
-          <w:p>
-            <w:pPr>
-              <w:pStyle w:val="TableBody"/>
-            </w:pPr>
-            <w:r>
-              <w:t>소속 프로그램 설정·예약·개별 취소</w:t>
-            </w:r>
-          </w:p>
-        </w:tc>
-        <w:tc>
-          <w:tcPr>
-            <w:tcW w:type="dxa" w:w="4060"/>
-            <w:vAlign w:val="center"/>
-            <w:tcMar>
-              <w:top w:w="80" w:type="dxa"/>
-              <w:bottom w:w="80" w:type="dxa"/>
-              <w:start w:w="120" w:type="dxa"/>
-              <w:end w:w="120" w:type="dxa"/>
-            </w:tcMar>
-          </w:tcPr>
-          <w:p>
-            <w:pPr>
-              <w:pStyle w:val="TableBody"/>
-            </w:pPr>
-            <w:r>
-              <w:t>다른 부서 수정·삭제·취소 불가</w:t>
-            </w:r>
-          </w:p>
-        </w:tc>
-      </w:tr>
-      <w:tr>
-        <w:trPr>
-          <w:cantSplit/>
-        </w:trPr>
-        <w:tc>
-          <w:tcPr>
-            <w:tcW w:type="dxa" w:w="1800"/>
-            <w:vAlign w:val="center"/>
-            <w:tcMar>
-              <w:top w:w="80" w:type="dxa"/>
-              <w:bottom w:w="80" w:type="dxa"/>
-              <w:start w:w="120" w:type="dxa"/>
-              <w:end w:w="120" w:type="dxa"/>
-            </w:tcMar>
-          </w:tcPr>
-          <w:p>
-            <w:pPr>
-              <w:pStyle w:val="TableBody"/>
-            </w:pPr>
-            <w:r>
-              <w:t>타 부서 조회 권한</w:t>
-            </w:r>
-          </w:p>
-        </w:tc>
-        <w:tc>
-          <w:tcPr>
-            <w:tcW w:type="dxa" w:w="3500"/>
-            <w:vAlign w:val="center"/>
-            <w:tcMar>
-              <w:top w:w="80" w:type="dxa"/>
-              <w:bottom w:w="80" w:type="dxa"/>
-              <w:start w:w="120" w:type="dxa"/>
-              <w:end w:w="120" w:type="dxa"/>
-            </w:tcMar>
-          </w:tcPr>
-          <w:p>
-            <w:pPr>
-              <w:pStyle w:val="TableBody"/>
-            </w:pPr>
-            <w:r>
-              <w:t>다른 부서 프로그램 조회</w:t>
-            </w:r>
-          </w:p>
-        </w:tc>
-        <w:tc>
-          <w:tcPr>
-            <w:tcW w:type="dxa" w:w="4060"/>
-            <w:vAlign w:val="center"/>
-            <w:tcMar>
-              <w:top w:w="80" w:type="dxa"/>
-              <w:bottom w:w="80" w:type="dxa"/>
-              <w:start w:w="120" w:type="dxa"/>
-              <w:end w:w="120" w:type="dxa"/>
-            </w:tcMar>
-          </w:tcPr>
-          <w:p>
-            <w:pPr>
-              <w:pStyle w:val="TableBody"/>
-            </w:pPr>
-            <w:r>
-              <w:t>개인정보·매출 열람 범위 D-08 협의</w:t>
-            </w:r>
-          </w:p>
-        </w:tc>
-      </w:tr>
-      <w:tr>
-        <w:trPr>
-          <w:cantSplit/>
-        </w:trPr>
-        <w:tc>
-          <w:tcPr>
-            <w:tcW w:type="dxa" w:w="1800"/>
-            <w:vAlign w:val="center"/>
-            <w:tcMar>
-              <w:top w:w="80" w:type="dxa"/>
-              <w:bottom w:w="80" w:type="dxa"/>
-              <w:start w:w="120" w:type="dxa"/>
-              <w:end w:w="120" w:type="dxa"/>
-            </w:tcMar>
-          </w:tcPr>
-          <w:p>
-            <w:pPr>
-              <w:pStyle w:val="TableBody"/>
-            </w:pPr>
-            <w:r>
-              <w:t>전체 관리 역할</w:t>
-            </w:r>
-          </w:p>
-        </w:tc>
-        <w:tc>
-          <w:tcPr>
-            <w:tcW w:type="dxa" w:w="3500"/>
-            <w:vAlign w:val="center"/>
-            <w:tcMar>
-              <w:top w:w="80" w:type="dxa"/>
-              <w:bottom w:w="80" w:type="dxa"/>
-              <w:start w:w="120" w:type="dxa"/>
-              <w:end w:w="120" w:type="dxa"/>
-            </w:tcMar>
-          </w:tcPr>
-          <w:p>
-            <w:pPr>
-              <w:pStyle w:val="TableBody"/>
-            </w:pPr>
-            <w:r>
-              <w:t>전체 조직·권한 관리가 필요한 역할</w:t>
-            </w:r>
-          </w:p>
-        </w:tc>
-        <w:tc>
-          <w:tcPr>
-            <w:tcW w:type="dxa" w:w="4060"/>
-            <w:vAlign w:val="center"/>
-            <w:tcMar>
-              <w:top w:w="80" w:type="dxa"/>
-              <w:bottom w:w="80" w:type="dxa"/>
-              <w:start w:w="120" w:type="dxa"/>
-              <w:end w:w="120" w:type="dxa"/>
-            </w:tcMar>
-          </w:tcPr>
-          <w:p>
-            <w:pPr>
-              <w:pStyle w:val="TableBody"/>
-            </w:pPr>
-            <w:r>
-              <w:t>역할 신설 및 위이 운영 권한 D-08 협의</w:t>
-            </w:r>
-          </w:p>
-        </w:tc>
-      </w:tr>
-    </w:tbl>
-    <w:p>
-      <w:pPr>
-        <w:pStyle w:val="RequirementHeading"/>
-      </w:pPr>
-      <w:r>
-        <w:t>ADM-02. 상품 및 판매 상태 관리 [반영]</w:t>
-      </w:r>
-    </w:p>
-    <w:p>
-      <w:pPr/>
-      <w:r>
-        <w:rPr>
-          <w:b/>
-        </w:rPr>
-        <w:t>동작:</w:t>
-      </w:r>
-      <w:r>
-        <w:t xml:space="preserve"> 상품 정보와 활성·비활성, 판매중·품절, 운영 기간 외·현장 예약만 가능 상태를 구분합니다. 품절은 미노출과 다르게 처리합니다.</w:t>
-      </w:r>
-    </w:p>
-    <w:p>
-      <w:pPr/>
-      <w:r>
-        <w:rPr>
-          <w:b/>
-        </w:rPr>
-        <w:t>확인:</w:t>
-      </w:r>
-      <w:r>
-        <w:t xml:space="preserve"> 비활성화해도 기존 예약·결제 이력은 삭제하지 않습니다. 예약이 있는 상품의 변경·삭제 허용 범위는 기획 단계에서 정합니다.</w:t>
-      </w:r>
-    </w:p>
-    <w:p>
-      <w:pPr>
-        <w:pStyle w:val="RequirementHeading"/>
-      </w:pPr>
-      <w:r>
-        <w:t>ADM-03. 운영일·예약 기간·회차 설정 [반영]</w:t>
-      </w:r>
-    </w:p>
-    <w:p>
-      <w:pPr/>
-      <w:r>
-        <w:rPr>
-          <w:b/>
-        </w:rPr>
-        <w:t>동작:</w:t>
-      </w:r>
-      <w:r>
-        <w:t xml:space="preserve"> 상품별 운영일, 예약 오픈 범위, 이용일, 회차 시작·종료 시각, 판매 수량을 관리합니다. 모든 상품을 ‘향후 2주’로 고정하지 않습니다.</w:t>
-      </w:r>
-    </w:p>
-    <w:p>
-      <w:pPr/>
-      <w:r>
-        <w:rPr>
-          <w:b/>
-        </w:rPr>
-        <w:t>확인:</w:t>
-      </w:r>
-      <w:r>
-        <w:t xml:space="preserve"> 이미 판매된 회차의 시간·정원 변경은 기존 예약에 영향을 주므로 변경 대상·안내·취소 처리 기준을 확인한 뒤 적용합니다.</w:t>
-      </w:r>
-    </w:p>
-    <w:p>
-      <w:pPr>
-        <w:pStyle w:val="RequirementHeading"/>
-      </w:pPr>
-      <w:r>
-        <w:t>ADM-04. 온라인 수량·할인·취소 정책 [반영]</w:t>
-      </w:r>
-    </w:p>
-    <w:p>
-      <w:pPr/>
-      <w:r>
-        <w:rPr>
-          <w:b/>
-        </w:rPr>
-        <w:t>동작:</w:t>
-      </w:r>
-      <w:r>
-        <w:t xml:space="preserve"> 온라인 판매 수량 또는 쿼터, 할인 대상·적용 수량, 사용자 취소 가능 시간을 설정합니다. 키오스크 수량과 자동 동기화하지 않습니다.</w:t>
-      </w:r>
-    </w:p>
-    <w:p>
-      <w:pPr/>
-      <w:r>
-        <w:rPr>
-          <w:b/>
-        </w:rPr>
-        <w:t>확인:</w:t>
-      </w:r>
-      <w:r>
-        <w:t xml:space="preserve"> 취소분은 확정된 복구 기준에 따라 재판매 가능 수량에 반영합니다. 두 상품이 같은 자원을 공유할 때 정원을 합산할지는 D-06에서 정합니다.</w:t>
-      </w:r>
-    </w:p>
-    <w:p>
-      <w:pPr>
-        <w:pStyle w:val="Heading1"/>
-        <w:pageBreakBefore/>
-      </w:pPr>
-      <w:r>
-        <w:t>08. 예약 운영·매출·정산·인프라</w:t>
-      </w:r>
-    </w:p>
-    <w:p>
-      <w:pPr>
-        <w:pStyle w:val="RequirementHeading"/>
-      </w:pPr>
-      <w:r>
-        <w:t>ADM-05. 예약·티켓 조회 및 운영 취소 [반영]</w:t>
-      </w:r>
-    </w:p>
-    <w:p>
-      <w:pPr/>
-      <w:r>
-        <w:rPr>
-          <w:b/>
-        </w:rPr>
-        <w:t>동작:</w:t>
-      </w:r>
-      <w:r>
-        <w:t xml:space="preserve"> 권한 범위 안에서 상품·이용일·회차·예약 상태로 조회하고 주문, 사용자 묶음 티켓, 개별 티켓의 연결 관계를 확인합니다. 기상 악화 등은 날짜·회차 단위로 대상을 확인한 후 일괄 취소합니다.</w:t>
-      </w:r>
-    </w:p>
-    <w:p>
-      <w:pPr/>
-      <w:r>
-        <w:rPr>
-          <w:b/>
-        </w:rPr>
-        <w:t>확인:</w:t>
-      </w:r>
-      <w:r>
-        <w:t xml:space="preserve"> 일괄 작업의 성공·실패·미처리 결과를 개별 예약 단위로 확인할 수 있어야 합니다.</w:t>
-      </w:r>
-    </w:p>
-    <w:p>
-      <w:pPr>
-        <w:pStyle w:val="RequirementHeading"/>
-      </w:pPr>
-      <w:r>
-        <w:t>ADM-06. 매출·환불·정산 조회 [반영 / 계산 협의]</w:t>
-      </w:r>
-    </w:p>
-    <w:p>
-      <w:pPr/>
-      <w:r>
-        <w:rPr>
-          <w:b/>
-        </w:rPr>
-        <w:t>동작:</w:t>
-      </w:r>
-      <w:r>
-        <w:t xml:space="preserve"> 지역·부서·프로그램·기간별 매출, 전체·부분환불, 수수료, 정산 대상 금액을 조회합니다. 한 주문의 여러 부서 상품도 귀속을 구분합니다.</w:t>
-      </w:r>
-    </w:p>
-    <w:p>
-      <w:pPr/>
-      <w:r>
-        <w:rPr>
-          <w:b/>
-        </w:rPr>
-        <w:t>협의:</w:t>
-      </w:r>
-      <w:r>
-        <w:t xml:space="preserve"> 결제일/이용일 기준, 환불 귀속 월, 수수료 배분 및 반올림 기준은 D-10에서 정합니다.</w:t>
-      </w:r>
-    </w:p>
-    <w:p>
-      <w:pPr>
-        <w:pStyle w:val="RequirementHeading"/>
-      </w:pPr>
-      <w:r>
-        <w:t>ADM-07. 정산 자료 다운로드 [반영]</w:t>
-      </w:r>
-    </w:p>
-    <w:p>
-      <w:pPr/>
-      <w:r>
-        <w:rPr>
-          <w:b/>
-        </w:rPr>
-        <w:t>동작:</w:t>
-      </w:r>
-      <w:r>
-        <w:t xml:space="preserve"> 고객사가 제공하는 정산 양식에 맞춰 조회 결과와 예약·결제·환불 근거를 다운로드합니다. 화면 집계와 내려받은 자료가 일치해야 합니다.</w:t>
-      </w:r>
-    </w:p>
-    <w:p>
-      <w:pPr/>
-      <w:r>
-        <w:rPr>
-          <w:b/>
-        </w:rPr>
-        <w:t>확인:</w:t>
-      </w:r>
-      <w:r>
-        <w:t xml:space="preserve"> 자동 송금은 이 기능에 포함하지 않습니다. 자료의 개인정보 항목과 다운로드 권한은 D-08에서 확정합니다.</w:t>
-      </w:r>
-    </w:p>
-    <w:p>
-      <w:pPr>
-        <w:pStyle w:val="RequirementHeading"/>
-      </w:pPr>
-      <w:r>
-        <w:t>OPS-01. 외부 서버·DB·도메인 운영 [반영]</w:t>
-      </w:r>
-    </w:p>
-    <w:p>
-      <w:pPr/>
-      <w:r>
-        <w:rPr>
-          <w:b/>
-        </w:rPr>
-        <w:t>동작:</w:t>
-      </w:r>
-      <w:r>
-        <w:t xml:space="preserve"> 위이가 외부 서버·DB를 구축·운영하고 마사회 구매 도메인을 적용합니다. HTTPS, 접근 통제, 백업·모니터링 등 운영 구성을 제공합니다.</w:t>
-      </w:r>
-    </w:p>
-    <w:p>
-      <w:pPr/>
-      <w:r>
-        <w:rPr>
-          <w:b/>
-        </w:rPr>
-        <w:t>협의:</w:t>
-      </w:r>
-      <w:r>
-        <w:t xml:space="preserve"> 세부 구성과 비용은 견적서를 따르며, 공공기관 보안 요건·개인정보 처리 기준은 D-13에서 확인합니다.</w:t>
-      </w:r>
-    </w:p>
-    <w:p>
-      <w:pPr>
-        <w:pStyle w:val="RequirementHeading"/>
-      </w:pPr>
-      <w:r>
-        <w:t>OPS-02. 순차 오픈과 검수 [반영 / 일정 협의]</w:t>
-      </w:r>
-    </w:p>
-    <w:p>
-      <w:pPr/>
-      <w:r>
-        <w:rPr>
-          <w:b/>
-        </w:rPr>
-        <w:t>동작:</w:t>
-      </w:r>
-      <w:r>
-        <w:t xml:space="preserve"> 준비된 지역·부서·상품부터 오픈하고 미오픈 상품은 운영 안내를 표시합니다. 개발 완료와 실서비스 개시를 구분하며, 통합 QA와 고객사 검수 후 공개합니다.</w:t>
-      </w:r>
-    </w:p>
-    <w:p>
-      <w:pPr/>
-      <w:r>
-        <w:rPr>
-          <w:b/>
-        </w:rPr>
-        <w:t>협의:</w:t>
-      </w:r>
-      <w:r>
-        <w:t xml:space="preserve"> 회의의 추석 전 개발 목표·10월 오픈 의견·10월 16일 관련 일정은 확정 납기가 아닙니다. D-14에서 최종 대상을 포함해 확정합니다.</w:t>
-      </w:r>
-    </w:p>
-    <w:p>
-      <w:pPr>
-        <w:pStyle w:val="Heading1"/>
-        <w:pageBreakBefore/>
-      </w:pPr>
-      <w:r>
-        <w:t>09. 주문·예약·티켓 데이터 구조</w:t>
-      </w:r>
-    </w:p>
-    <w:p>
-      <w:pPr/>
-      <w:r>
-        <w:t>아래는 인원별 취소와 회차별 사용자 티켓을 함께 지원하기 위한 논리 구조입니다. 실제 DB 테이블·API 형식은 개발 설계에서 확정합니다.</w:t>
-      </w:r>
-    </w:p>
-    <w:tbl>
-      <w:tblPr>
-        <w:tblW w:type="dxa" w:w="9360"/>
-        <w:tblLayout w:type="fixed"/>
-        <w:tblLook w:firstColumn="1" w:firstRow="1" w:lastColumn="0" w:lastRow="0" w:noHBand="0" w:noVBand="1" w:val="04A0"/>
-        <w:jc w:val="left"/>
-        <w:tblBorders>
-          <w:top w:val="single" w:sz="4" w:color="CFD7DF"/>
-          <w:left w:val="single" w:sz="4" w:color="CFD7DF"/>
-          <w:bottom w:val="single" w:sz="4" w:color="CFD7DF"/>
-          <w:right w:val="single" w:sz="4" w:color="CFD7DF"/>
-          <w:insideH w:val="single" w:sz="4" w:color="CFD7DF"/>
-          <w:insideV w:val="single" w:sz="4" w:color="CFD7DF"/>
-        </w:tblBorders>
-        <w:tblInd w:type="dxa" w:w="120"/>
-      </w:tblPr>
-      <w:tblGrid>
-        <w:gridCol w:w="2000"/>
-        <w:gridCol w:w="3060"/>
-        <w:gridCol w:w="4300"/>
-      </w:tblGrid>
-      <w:tr>
-        <w:trPr>
-          <w:cantSplit/>
-          <w:tblHeader/>
-        </w:trPr>
-        <w:tc>
-          <w:tcPr>
-            <w:tcW w:type="dxa" w:w="2000"/>
-            <w:vAlign w:val="center"/>
-            <w:shd w:fill="E8EEF5"/>
-            <w:tcMar>
-              <w:top w:w="80" w:type="dxa"/>
-              <w:bottom w:w="80" w:type="dxa"/>
-              <w:start w:w="120" w:type="dxa"/>
-              <w:end w:w="120" w:type="dxa"/>
-            </w:tcMar>
-          </w:tcPr>
-          <w:p>
-            <w:pPr>
-              <w:pStyle w:val="TableHeader"/>
-              <w:keepNext/>
-            </w:pPr>
-            <w:r>
-              <w:t>관리 단위</w:t>
-            </w:r>
-          </w:p>
-        </w:tc>
-        <w:tc>
-          <w:tcPr>
-            <w:tcW w:type="dxa" w:w="3060"/>
-            <w:vAlign w:val="center"/>
-            <w:shd w:fill="E8EEF5"/>
-            <w:tcMar>
-              <w:top w:w="80" w:type="dxa"/>
-              <w:bottom w:w="80" w:type="dxa"/>
-              <w:start w:w="120" w:type="dxa"/>
-              <w:end w:w="120" w:type="dxa"/>
-            </w:tcMar>
-          </w:tcPr>
-          <w:p>
-            <w:pPr>
-              <w:pStyle w:val="TableHeader"/>
-              <w:keepNext/>
-            </w:pPr>
-            <w:r>
-              <w:t>관계</w:t>
-            </w:r>
-          </w:p>
-        </w:tc>
-        <w:tc>
-          <w:tcPr>
-            <w:tcW w:type="dxa" w:w="4300"/>
-            <w:vAlign w:val="center"/>
-            <w:shd w:fill="E8EEF5"/>
-            <w:tcMar>
-              <w:top w:w="80" w:type="dxa"/>
-              <w:bottom w:w="80" w:type="dxa"/>
-              <w:start w:w="120" w:type="dxa"/>
-              <w:end w:w="120" w:type="dxa"/>
-            </w:tcMar>
-          </w:tcPr>
-          <w:p>
-            <w:pPr>
-              <w:pStyle w:val="TableHeader"/>
-              <w:keepNext/>
-            </w:pPr>
-            <w:r>
-              <w:t>주요 관리 정보</w:t>
-            </w:r>
-          </w:p>
-        </w:tc>
-      </w:tr>
-      <w:tr>
-        <w:trPr>
-          <w:cantSplit/>
-        </w:trPr>
-        <w:tc>
-          <w:tcPr>
-            <w:tcW w:type="dxa" w:w="2000"/>
-            <w:vAlign w:val="center"/>
-            <w:tcMar>
-              <w:top w:w="80" w:type="dxa"/>
-              <w:bottom w:w="80" w:type="dxa"/>
-              <w:start w:w="120" w:type="dxa"/>
-              <w:end w:w="120" w:type="dxa"/>
-            </w:tcMar>
-          </w:tcPr>
-          <w:p>
-            <w:pPr>
-              <w:pStyle w:val="TableBody"/>
-            </w:pPr>
-            <w:r>
-              <w:t>통합 회원</w:t>
-            </w:r>
-          </w:p>
-        </w:tc>
-        <w:tc>
-          <w:tcPr>
-            <w:tcW w:type="dxa" w:w="3060"/>
-            <w:vAlign w:val="center"/>
-            <w:tcMar>
-              <w:top w:w="80" w:type="dxa"/>
-              <w:bottom w:w="80" w:type="dxa"/>
-              <w:start w:w="120" w:type="dxa"/>
-              <w:end w:w="120" w:type="dxa"/>
-            </w:tcMar>
-          </w:tcPr>
-          <w:p>
-            <w:pPr>
-              <w:pStyle w:val="TableBody"/>
-            </w:pPr>
-            <w:r>
-              <w:t>회원 1명 : 여러 주문</w:t>
-            </w:r>
-          </w:p>
-        </w:tc>
-        <w:tc>
-          <w:tcPr>
-            <w:tcW w:type="dxa" w:w="4300"/>
-            <w:vAlign w:val="center"/>
-            <w:tcMar>
-              <w:top w:w="80" w:type="dxa"/>
-              <w:bottom w:w="80" w:type="dxa"/>
-              <w:start w:w="120" w:type="dxa"/>
-              <w:end w:w="120" w:type="dxa"/>
-            </w:tcMar>
-          </w:tcPr>
-          <w:p>
-            <w:pPr>
-              <w:pStyle w:val="TableBody"/>
-            </w:pPr>
-            <w:r>
-              <w:t>인증된 회원 ID, 로그인 연결</w:t>
-            </w:r>
-          </w:p>
-        </w:tc>
-      </w:tr>
-      <w:tr>
-        <w:trPr>
-          <w:cantSplit/>
-        </w:trPr>
-        <w:tc>
-          <w:tcPr>
-            <w:tcW w:type="dxa" w:w="2000"/>
-            <w:vAlign w:val="center"/>
-            <w:tcMar>
-              <w:top w:w="80" w:type="dxa"/>
-              <w:bottom w:w="80" w:type="dxa"/>
-              <w:start w:w="120" w:type="dxa"/>
-              <w:end w:w="120" w:type="dxa"/>
-            </w:tcMar>
-          </w:tcPr>
-          <w:p>
-            <w:pPr>
-              <w:pStyle w:val="TableBody"/>
-            </w:pPr>
-            <w:r>
-              <w:t>주문·결제</w:t>
-            </w:r>
-          </w:p>
-        </w:tc>
-        <w:tc>
-          <w:tcPr>
-            <w:tcW w:type="dxa" w:w="3060"/>
-            <w:vAlign w:val="center"/>
-            <w:tcMar>
-              <w:top w:w="80" w:type="dxa"/>
-              <w:bottom w:w="80" w:type="dxa"/>
-              <w:start w:w="120" w:type="dxa"/>
-              <w:end w:w="120" w:type="dxa"/>
-            </w:tcMar>
-          </w:tcPr>
-          <w:p>
-            <w:pPr>
-              <w:pStyle w:val="TableBody"/>
-            </w:pPr>
-            <w:r>
-              <w:t>주문 1건 : 여러 예약 항목</w:t>
-            </w:r>
-          </w:p>
-        </w:tc>
-        <w:tc>
-          <w:tcPr>
-            <w:tcW w:type="dxa" w:w="4300"/>
-            <w:vAlign w:val="center"/>
-            <w:tcMar>
-              <w:top w:w="80" w:type="dxa"/>
-              <w:bottom w:w="80" w:type="dxa"/>
-              <w:start w:w="120" w:type="dxa"/>
-              <w:end w:w="120" w:type="dxa"/>
-            </w:tcMar>
-          </w:tcPr>
-          <w:p>
-            <w:pPr>
-              <w:pStyle w:val="TableBody"/>
-            </w:pPr>
-            <w:r>
-              <w:t>공통 주문번호, PG 거래, 총액·환불 누계</w:t>
-            </w:r>
-          </w:p>
-        </w:tc>
-      </w:tr>
-      <w:tr>
-        <w:trPr>
-          <w:cantSplit/>
-        </w:trPr>
-        <w:tc>
-          <w:tcPr>
-            <w:tcW w:type="dxa" w:w="2000"/>
-            <w:vAlign w:val="center"/>
-            <w:tcMar>
-              <w:top w:w="80" w:type="dxa"/>
-              <w:bottom w:w="80" w:type="dxa"/>
-              <w:start w:w="120" w:type="dxa"/>
-              <w:end w:w="120" w:type="dxa"/>
-            </w:tcMar>
-          </w:tcPr>
-          <w:p>
-            <w:pPr>
-              <w:pStyle w:val="TableBody"/>
-            </w:pPr>
-            <w:r>
-              <w:t>회차별 예약 항목</w:t>
-            </w:r>
-          </w:p>
-        </w:tc>
-        <w:tc>
-          <w:tcPr>
-            <w:tcW w:type="dxa" w:w="3060"/>
-            <w:vAlign w:val="center"/>
-            <w:tcMar>
-              <w:top w:w="80" w:type="dxa"/>
-              <w:bottom w:w="80" w:type="dxa"/>
-              <w:start w:w="120" w:type="dxa"/>
-              <w:end w:w="120" w:type="dxa"/>
-            </w:tcMar>
-          </w:tcPr>
-          <w:p>
-            <w:pPr>
-              <w:pStyle w:val="TableBody"/>
-            </w:pPr>
-            <w:r>
-              <w:t>상품·이용일·회차별</w:t>
-            </w:r>
-          </w:p>
-        </w:tc>
-        <w:tc>
-          <w:tcPr>
-            <w:tcW w:type="dxa" w:w="4300"/>
-            <w:vAlign w:val="center"/>
-            <w:tcMar>
-              <w:top w:w="80" w:type="dxa"/>
-              <w:bottom w:w="80" w:type="dxa"/>
-              <w:start w:w="120" w:type="dxa"/>
-              <w:end w:w="120" w:type="dxa"/>
-            </w:tcMar>
-          </w:tcPr>
-          <w:p>
-            <w:pPr>
-              <w:pStyle w:val="TableBody"/>
-            </w:pPr>
-            <w:r>
-              <w:t>예약번호, 부서, 인원, 가격·할인 적용 내역</w:t>
-            </w:r>
-          </w:p>
-        </w:tc>
-      </w:tr>
-      <w:tr>
-        <w:trPr>
-          <w:cantSplit/>
-        </w:trPr>
-        <w:tc>
-          <w:tcPr>
-            <w:tcW w:type="dxa" w:w="2000"/>
-            <w:vAlign w:val="center"/>
-            <w:tcMar>
-              <w:top w:w="80" w:type="dxa"/>
-              <w:bottom w:w="80" w:type="dxa"/>
-              <w:start w:w="120" w:type="dxa"/>
-              <w:end w:w="120" w:type="dxa"/>
-            </w:tcMar>
-          </w:tcPr>
-          <w:p>
-            <w:pPr>
-              <w:pStyle w:val="TableBody"/>
-            </w:pPr>
-            <w:r>
-              <w:t>사용자 묶음 티켓</w:t>
-            </w:r>
-          </w:p>
-        </w:tc>
-        <w:tc>
-          <w:tcPr>
-            <w:tcW w:type="dxa" w:w="3060"/>
-            <w:vAlign w:val="center"/>
-            <w:tcMar>
-              <w:top w:w="80" w:type="dxa"/>
-              <w:bottom w:w="80" w:type="dxa"/>
-              <w:start w:w="120" w:type="dxa"/>
-              <w:end w:w="120" w:type="dxa"/>
-            </w:tcMar>
-          </w:tcPr>
-          <w:p>
-            <w:pPr>
-              <w:pStyle w:val="TableBody"/>
-            </w:pPr>
-            <w:r>
-              <w:t>예약 항목 1건 : 표시 1장</w:t>
-            </w:r>
-          </w:p>
-        </w:tc>
-        <w:tc>
-          <w:tcPr>
-            <w:tcW w:type="dxa" w:w="4300"/>
-            <w:vAlign w:val="center"/>
-            <w:tcMar>
-              <w:top w:w="80" w:type="dxa"/>
-              <w:bottom w:w="80" w:type="dxa"/>
-              <w:start w:w="120" w:type="dxa"/>
-              <w:end w:w="120" w:type="dxa"/>
-            </w:tcMar>
-          </w:tcPr>
-          <w:p>
-            <w:pPr>
-              <w:pStyle w:val="TableBody"/>
-            </w:pPr>
-            <w:r>
-              <w:t>유효 인원, 일정, 입장·취소 상태</w:t>
-            </w:r>
-          </w:p>
-        </w:tc>
-      </w:tr>
-      <w:tr>
-        <w:trPr>
-          <w:cantSplit/>
-        </w:trPr>
-        <w:tc>
-          <w:tcPr>
-            <w:tcW w:type="dxa" w:w="2000"/>
-            <w:vAlign w:val="center"/>
-            <w:tcMar>
-              <w:top w:w="80" w:type="dxa"/>
-              <w:bottom w:w="80" w:type="dxa"/>
-              <w:start w:w="120" w:type="dxa"/>
-              <w:end w:w="120" w:type="dxa"/>
-            </w:tcMar>
-          </w:tcPr>
-          <w:p>
-            <w:pPr>
-              <w:pStyle w:val="TableBody"/>
-            </w:pPr>
-            <w:r>
-              <w:t>관리자 개별 티켓</w:t>
-            </w:r>
-          </w:p>
-        </w:tc>
-        <w:tc>
-          <w:tcPr>
-            <w:tcW w:type="dxa" w:w="3060"/>
-            <w:vAlign w:val="center"/>
-            <w:tcMar>
-              <w:top w:w="80" w:type="dxa"/>
-              <w:bottom w:w="80" w:type="dxa"/>
-              <w:start w:w="120" w:type="dxa"/>
-              <w:end w:w="120" w:type="dxa"/>
-            </w:tcMar>
-          </w:tcPr>
-          <w:p>
-            <w:pPr>
-              <w:pStyle w:val="TableBody"/>
-            </w:pPr>
-            <w:r>
-              <w:t>예약 인원만큼 생성</w:t>
-            </w:r>
-          </w:p>
-        </w:tc>
-        <w:tc>
-          <w:tcPr>
-            <w:tcW w:type="dxa" w:w="4300"/>
-            <w:vAlign w:val="center"/>
-            <w:tcMar>
-              <w:top w:w="80" w:type="dxa"/>
-              <w:bottom w:w="80" w:type="dxa"/>
-              <w:start w:w="120" w:type="dxa"/>
-              <w:end w:w="120" w:type="dxa"/>
-            </w:tcMar>
-          </w:tcPr>
-          <w:p>
-            <w:pPr>
-              <w:pStyle w:val="TableBody"/>
-            </w:pPr>
-            <w:r>
-              <w:t>개별 티켓 ID, 배분 결제액, 취소·환불 상태</w:t>
-            </w:r>
-          </w:p>
-        </w:tc>
-      </w:tr>
-      <w:tr>
-        <w:trPr>
-          <w:cantSplit/>
-        </w:trPr>
-        <w:tc>
-          <w:tcPr>
-            <w:tcW w:type="dxa" w:w="2000"/>
-            <w:vAlign w:val="center"/>
-            <w:tcMar>
-              <w:top w:w="80" w:type="dxa"/>
-              <w:bottom w:w="80" w:type="dxa"/>
-              <w:start w:w="120" w:type="dxa"/>
-              <w:end w:w="120" w:type="dxa"/>
-            </w:tcMar>
-          </w:tcPr>
-          <w:p>
-            <w:pPr>
-              <w:pStyle w:val="TableBody"/>
-            </w:pPr>
-            <w:r>
-              <w:t>취소·환불 이력</w:t>
-            </w:r>
-          </w:p>
-        </w:tc>
-        <w:tc>
-          <w:tcPr>
-            <w:tcW w:type="dxa" w:w="3060"/>
-            <w:vAlign w:val="center"/>
-            <w:tcMar>
-              <w:top w:w="80" w:type="dxa"/>
-              <w:bottom w:w="80" w:type="dxa"/>
-              <w:start w:w="120" w:type="dxa"/>
-              <w:end w:w="120" w:type="dxa"/>
-            </w:tcMar>
-          </w:tcPr>
-          <w:p>
-            <w:pPr>
-              <w:pStyle w:val="TableBody"/>
-            </w:pPr>
-            <w:r>
-              <w:t>취소 요청 : 대상 티켓들</w:t>
-            </w:r>
-          </w:p>
-        </w:tc>
-        <w:tc>
-          <w:tcPr>
-            <w:tcW w:type="dxa" w:w="4300"/>
-            <w:vAlign w:val="center"/>
-            <w:tcMar>
-              <w:top w:w="80" w:type="dxa"/>
-              <w:bottom w:w="80" w:type="dxa"/>
-              <w:start w:w="120" w:type="dxa"/>
-              <w:end w:w="120" w:type="dxa"/>
-            </w:tcMar>
-          </w:tcPr>
-          <w:p>
-            <w:pPr>
-              <w:pStyle w:val="TableBody"/>
-            </w:pPr>
-            <w:r>
-              <w:t>사유, 처리자, 대상, 금액, PG 결과·처리 시각</w:t>
-            </w:r>
-          </w:p>
-        </w:tc>
-      </w:tr>
-    </w:tbl>
-    <w:p>
-      <w:pPr>
-        <w:pStyle w:val="Heading2"/>
-      </w:pPr>
-      <w:r>
-        <w:t>필수 연결 관계 [설계안]</w:t>
-      </w:r>
-    </w:p>
-    <w:p>
-      <w:pPr/>
-      <w:r>
-        <w:rPr>
-          <w:b/>
-        </w:rPr>
-        <w:t>회원 → 주문 → 회차별 예약 → 인원별 티켓</w:t>
-      </w:r>
-      <w:r>
-        <w:t xml:space="preserve"> 관계를 유지합니다. 사용자 묶음 티켓은 이 예약의 유효 인원 합계를 보여줍니다. 관리자 티켓과 사용자 티켓이 서로 다른 예약 데이터를 중복으로 갖지 않도록 연결합니다.</w:t>
-      </w:r>
-    </w:p>
-    <w:p>
-      <w:pPr>
-        <w:pStyle w:val="Heading2"/>
-      </w:pPr>
-      <w:r>
-        <w:t>상태를 구분해 관리</w:t>
-      </w:r>
-    </w:p>
-    <w:p>
-      <w:pPr>
-        <w:pStyle w:val="SpecBullet"/>
-        <w:numPr>
-          <w:ilvl w:val="0"/>
-          <w:numId w:val="10"/>
-        </w:numPr>
-      </w:pPr>
-      <w:r>
-        <w:rPr>
-          <w:b/>
-        </w:rPr>
-        <w:t>주문·결제 상태:</w:t>
-      </w:r>
-      <w:r>
-        <w:t xml:space="preserve"> 결제 대기 / 결제 완료 / 결제 실패 / 부분환불 / 전체환불 등.</w:t>
-      </w:r>
-    </w:p>
-    <w:p>
-      <w:pPr>
-        <w:pStyle w:val="SpecBullet"/>
-        <w:numPr>
-          <w:ilvl w:val="0"/>
-          <w:numId w:val="10"/>
-        </w:numPr>
-      </w:pPr>
-      <w:r>
-        <w:rPr>
-          <w:b/>
-        </w:rPr>
-        <w:t>예약·개별 티켓 상태:</w:t>
-      </w:r>
-      <w:r>
-        <w:t xml:space="preserve"> 예약 유효 / 취소 처리 중 / 취소 완료 등.</w:t>
-      </w:r>
-    </w:p>
-    <w:p>
-      <w:pPr>
-        <w:pStyle w:val="SpecBullet"/>
-        <w:numPr>
-          <w:ilvl w:val="0"/>
-          <w:numId w:val="10"/>
-        </w:numPr>
-      </w:pPr>
-      <w:r>
-        <w:rPr>
-          <w:b/>
-        </w:rPr>
-        <w:t>시간상 입장 상태:</w:t>
-      </w:r>
-      <w:r>
-        <w:t xml:space="preserve"> 입장 대기 / 입장 가능 / 입장 종료. 취소된 티켓은 입장 불가.</w:t>
-      </w:r>
-    </w:p>
-    <w:p>
-      <w:pPr>
-        <w:pStyle w:val="SpecBullet"/>
-        <w:numPr>
-          <w:ilvl w:val="0"/>
-          <w:numId w:val="10"/>
-        </w:numPr>
-      </w:pPr>
-      <w:r>
-        <w:rPr>
-          <w:b/>
-        </w:rPr>
-        <w:t>환불 상태:</w:t>
-      </w:r>
-      <w:r>
-        <w:t xml:space="preserve"> 요청 / 처리 중 / 완료 / 실패·확인 필요. 단순 화면 닫기를 처리 실패로 단정하지 않습니다.</w:t>
-      </w:r>
-    </w:p>
-    <w:p>
-      <w:pPr>
-        <w:pStyle w:val="Heading2"/>
-      </w:pPr>
-      <w:r>
-        <w:t>금액·인원 정합성</w:t>
-      </w:r>
-    </w:p>
-    <w:p>
-      <w:pPr/>
-      <w:r>
-        <w:t>유효 인원은 취소 완료된 개별 티켓을 제외하여 계산합니다. 개별 티켓의 배분 결제액 합계는 해당 예약 금액과 같아야 하며, 주문 전체의 환불 누계는 원 승인금액을 넘을 수 없습니다. 결제·취소 확정 단계의 동시 처리와 재요청 방지 방식은 서버에서 보장합니다.</w:t>
-      </w:r>
-    </w:p>
-    <w:p>
-      <w:pPr>
-        <w:pStyle w:val="Heading1"/>
-        <w:pageBreakBefore/>
-      </w:pPr>
-      <w:r>
-        <w:t>10. 결정이 필요한 예약·환불 정책</w:t>
-      </w:r>
-    </w:p>
-    <w:p>
-      <w:pPr/>
-      <w:r>
-        <w:t>아래 항목은 기능 자체의 삭제·제외가 아니라, 기능을 어떤 정책으로 동작시킬지 정하는 협의 목록입니다. 표시된 제안은 승인 전까지 확정값이 아닙니다.</w:t>
-      </w:r>
-    </w:p>
-    <w:tbl>
-      <w:tblPr>
-        <w:tblW w:type="dxa" w:w="9360"/>
-        <w:tblLayout w:type="fixed"/>
-        <w:tblLook w:firstColumn="1" w:firstRow="1" w:lastColumn="0" w:lastRow="0" w:noHBand="0" w:noVBand="1" w:val="04A0"/>
-        <w:jc w:val="left"/>
-        <w:tblBorders>
-          <w:top w:val="single" w:sz="4" w:color="CFD7DF"/>
-          <w:left w:val="single" w:sz="4" w:color="CFD7DF"/>
-          <w:bottom w:val="single" w:sz="4" w:color="CFD7DF"/>
-          <w:right w:val="single" w:sz="4" w:color="CFD7DF"/>
-          <w:insideH w:val="single" w:sz="4" w:color="CFD7DF"/>
-          <w:insideV w:val="single" w:sz="4" w:color="CFD7DF"/>
-        </w:tblBorders>
-        <w:tblInd w:type="dxa" w:w="120"/>
-      </w:tblPr>
-      <w:tblGrid>
-        <w:gridCol w:w="850"/>
-        <w:gridCol w:w="3870"/>
-        <w:gridCol w:w="4640"/>
-      </w:tblGrid>
-      <w:tr>
-        <w:trPr>
-          <w:cantSplit/>
-          <w:tblHeader/>
-        </w:trPr>
-        <w:tc>
-          <w:tcPr>
-            <w:tcW w:type="dxa" w:w="850"/>
-            <w:vAlign w:val="center"/>
-            <w:shd w:fill="E8EEF5"/>
-            <w:tcMar>
-              <w:top w:w="80" w:type="dxa"/>
-              <w:bottom w:w="80" w:type="dxa"/>
-              <w:start w:w="120" w:type="dxa"/>
-              <w:end w:w="120" w:type="dxa"/>
-            </w:tcMar>
-          </w:tcPr>
-          <w:p>
-            <w:pPr>
-              <w:pStyle w:val="TableHeader"/>
-              <w:keepNext/>
-              <w:jc w:val="center"/>
-            </w:pPr>
-            <w:r>
-              <w:t>ID</w:t>
-            </w:r>
-          </w:p>
-        </w:tc>
-        <w:tc>
-          <w:tcPr>
-            <w:tcW w:type="dxa" w:w="3870"/>
-            <w:vAlign w:val="center"/>
-            <w:shd w:fill="E8EEF5"/>
-            <w:tcMar>
-              <w:top w:w="80" w:type="dxa"/>
-              <w:bottom w:w="80" w:type="dxa"/>
-              <w:start w:w="120" w:type="dxa"/>
-              <w:end w:w="120" w:type="dxa"/>
-            </w:tcMar>
-          </w:tcPr>
-          <w:p>
-            <w:pPr>
-              <w:pStyle w:val="TableHeader"/>
-              <w:keepNext/>
-            </w:pPr>
-            <w:r>
-              <w:t>결정할 내용</w:t>
-            </w:r>
-          </w:p>
-        </w:tc>
-        <w:tc>
-          <w:tcPr>
-            <w:tcW w:type="dxa" w:w="4640"/>
-            <w:vAlign w:val="center"/>
-            <w:shd w:fill="E8EEF5"/>
-            <w:tcMar>
-              <w:top w:w="80" w:type="dxa"/>
-              <w:bottom w:w="80" w:type="dxa"/>
-              <w:start w:w="120" w:type="dxa"/>
-              <w:end w:w="120" w:type="dxa"/>
-            </w:tcMar>
-          </w:tcPr>
-          <w:p>
-            <w:pPr>
-              <w:pStyle w:val="TableHeader"/>
-              <w:keepNext/>
-            </w:pPr>
-            <w:r>
-              <w:t>검토 기준·담당</w:t>
-            </w:r>
-          </w:p>
-        </w:tc>
-      </w:tr>
-      <w:tr>
-        <w:trPr>
-          <w:cantSplit/>
-        </w:trPr>
-        <w:tc>
-          <w:tcPr>
-            <w:tcW w:type="dxa" w:w="850"/>
-            <w:vAlign w:val="center"/>
-            <w:tcMar>
-              <w:top w:w="80" w:type="dxa"/>
-              <w:bottom w:w="80" w:type="dxa"/>
-              <w:start w:w="120" w:type="dxa"/>
-              <w:end w:w="120" w:type="dxa"/>
-            </w:tcMar>
-          </w:tcPr>
-          <w:p>
-            <w:pPr>
-              <w:pStyle w:val="TableBody"/>
-              <w:jc w:val="center"/>
-            </w:pPr>
-            <w:r>
-              <w:t>D-01</w:t>
-            </w:r>
-          </w:p>
-        </w:tc>
-        <w:tc>
-          <w:tcPr>
-            <w:tcW w:type="dxa" w:w="3870"/>
-            <w:vAlign w:val="center"/>
-            <w:tcMar>
-              <w:top w:w="80" w:type="dxa"/>
-              <w:bottom w:w="80" w:type="dxa"/>
-              <w:start w:w="120" w:type="dxa"/>
-              <w:end w:w="120" w:type="dxa"/>
-            </w:tcMar>
-          </w:tcPr>
-          <w:p>
-            <w:pPr>
-              <w:pStyle w:val="TableBody"/>
-            </w:pPr>
-            <w:r>
-              <w:t>상품별 가격, 운영일, 예약 오픈 범위, 회차 길이, 최대 인원·할인 수량</w:t>
-            </w:r>
-          </w:p>
-        </w:tc>
-        <w:tc>
-          <w:tcPr>
-            <w:tcW w:type="dxa" w:w="4640"/>
-            <w:vAlign w:val="center"/>
-            <w:tcMar>
-              <w:top w:w="80" w:type="dxa"/>
-              <w:bottom w:w="80" w:type="dxa"/>
-              <w:start w:w="120" w:type="dxa"/>
-              <w:end w:w="120" w:type="dxa"/>
-            </w:tcMar>
-          </w:tcPr>
-          <w:p>
-            <w:pPr>
-              <w:pStyle w:val="TableBody"/>
-            </w:pPr>
-            <w:r>
-              <w:t>현재 화면은 5,000/4,000원, 토·일, 2주, 최대 4명·할인 2명. 전 상품 공통 확정값 아님. 마사회 운영부서</w:t>
-            </w:r>
-          </w:p>
-        </w:tc>
-      </w:tr>
-      <w:tr>
-        <w:trPr>
-          <w:cantSplit/>
-        </w:trPr>
-        <w:tc>
-          <w:tcPr>
-            <w:tcW w:type="dxa" w:w="850"/>
-            <w:vAlign w:val="center"/>
-            <w:tcMar>
-              <w:top w:w="80" w:type="dxa"/>
-              <w:bottom w:w="80" w:type="dxa"/>
-              <w:start w:w="120" w:type="dxa"/>
-              <w:end w:w="120" w:type="dxa"/>
-            </w:tcMar>
-          </w:tcPr>
-          <w:p>
-            <w:pPr>
-              <w:pStyle w:val="TableBody"/>
-              <w:jc w:val="center"/>
-            </w:pPr>
-            <w:r>
-              <w:t>D-02</w:t>
-            </w:r>
-          </w:p>
-        </w:tc>
-        <w:tc>
-          <w:tcPr>
-            <w:tcW w:type="dxa" w:w="3870"/>
-            <w:vAlign w:val="center"/>
-            <w:tcMar>
-              <w:top w:w="80" w:type="dxa"/>
-              <w:bottom w:w="80" w:type="dxa"/>
-              <w:start w:w="120" w:type="dxa"/>
-              <w:end w:w="120" w:type="dxa"/>
-            </w:tcMar>
-          </w:tcPr>
-          <w:p>
-            <w:pPr>
-              <w:pStyle w:val="TableBody"/>
-            </w:pPr>
-            <w:r>
-              <w:t>다른 지역까지 계정 시간 중복을 막을지, 이동·준비시간을 포함할지</w:t>
-            </w:r>
-          </w:p>
-        </w:tc>
-        <w:tc>
-          <w:tcPr>
-            <w:tcW w:type="dxa" w:w="4640"/>
-            <w:vAlign w:val="center"/>
-            <w:tcMar>
-              <w:top w:w="80" w:type="dxa"/>
-              <w:bottom w:w="80" w:type="dxa"/>
-              <w:start w:w="120" w:type="dxa"/>
-              <w:end w:w="120" w:type="dxa"/>
-            </w:tcMar>
-          </w:tcPr>
-          <w:p>
-            <w:pPr>
-              <w:pStyle w:val="TableBody"/>
-            </w:pPr>
-            <w:r>
-              <w:t>동일 계정·전체 시간 구간 비교는 반영. 지역 간 적용과 종료=다음 시작 허용 여부 최종 확인. 마사회·위이</w:t>
-            </w:r>
-          </w:p>
-        </w:tc>
-      </w:tr>
-      <w:tr>
-        <w:trPr>
-          <w:cantSplit/>
-        </w:trPr>
-        <w:tc>
-          <w:tcPr>
-            <w:tcW w:type="dxa" w:w="850"/>
-            <w:vAlign w:val="center"/>
-            <w:tcMar>
-              <w:top w:w="80" w:type="dxa"/>
-              <w:bottom w:w="80" w:type="dxa"/>
-              <w:start w:w="120" w:type="dxa"/>
-              <w:end w:w="120" w:type="dxa"/>
-            </w:tcMar>
-          </w:tcPr>
-          <w:p>
-            <w:pPr>
-              <w:pStyle w:val="TableBody"/>
-              <w:jc w:val="center"/>
-            </w:pPr>
-            <w:r>
-              <w:t>D-03</w:t>
-            </w:r>
-          </w:p>
-        </w:tc>
-        <w:tc>
-          <w:tcPr>
-            <w:tcW w:type="dxa" w:w="3870"/>
-            <w:vAlign w:val="center"/>
-            <w:tcMar>
-              <w:top w:w="80" w:type="dxa"/>
-              <w:bottom w:w="80" w:type="dxa"/>
-              <w:start w:w="120" w:type="dxa"/>
-              <w:end w:w="120" w:type="dxa"/>
-            </w:tcMar>
-          </w:tcPr>
-          <w:p>
-            <w:pPr>
-              <w:pStyle w:val="TableBody"/>
-            </w:pPr>
-            <w:r>
-              <w:t>사용자 취소 마감과 직접 부분취소 허용 범위</w:t>
-            </w:r>
-          </w:p>
-        </w:tc>
-        <w:tc>
-          <w:tcPr>
-            <w:tcW w:type="dxa" w:w="4640"/>
-            <w:vAlign w:val="center"/>
-            <w:tcMar>
-              <w:top w:w="80" w:type="dxa"/>
-              <w:bottom w:w="80" w:type="dxa"/>
-              <w:start w:w="120" w:type="dxa"/>
-              <w:end w:w="120" w:type="dxa"/>
-            </w:tcMar>
-          </w:tcPr>
-          <w:p>
-            <w:pPr>
-              <w:pStyle w:val="TableBody"/>
-            </w:pPr>
-            <w:r>
-              <w:t>회의의 10분 전/1시간 전은 미확정. 인원 선택형 취소를 사용자에게도 제공할지 결정. 마사회 운영부서</w:t>
-            </w:r>
-          </w:p>
-        </w:tc>
-      </w:tr>
-      <w:tr>
-        <w:trPr>
-          <w:cantSplit/>
-        </w:trPr>
-        <w:tc>
-          <w:tcPr>
-            <w:tcW w:type="dxa" w:w="850"/>
-            <w:vAlign w:val="center"/>
-            <w:tcMar>
-              <w:top w:w="80" w:type="dxa"/>
-              <w:bottom w:w="80" w:type="dxa"/>
-              <w:start w:w="120" w:type="dxa"/>
-              <w:end w:w="120" w:type="dxa"/>
-            </w:tcMar>
-          </w:tcPr>
-          <w:p>
-            <w:pPr>
-              <w:pStyle w:val="TableBody"/>
-              <w:jc w:val="center"/>
-            </w:pPr>
-            <w:r>
-              <w:t>D-04</w:t>
-            </w:r>
-          </w:p>
-        </w:tc>
-        <w:tc>
-          <w:tcPr>
-            <w:tcW w:type="dxa" w:w="3870"/>
-            <w:vAlign w:val="center"/>
-            <w:tcMar>
-              <w:top w:w="80" w:type="dxa"/>
-              <w:bottom w:w="80" w:type="dxa"/>
-              <w:start w:w="120" w:type="dxa"/>
-              <w:end w:w="120" w:type="dxa"/>
-            </w:tcMar>
-          </w:tcPr>
-          <w:p>
-            <w:pPr>
-              <w:pStyle w:val="TableBody"/>
-            </w:pPr>
-            <w:r>
-              <w:t>부분취소 시 할인 유지·재계산, 배분·반올림·취소 수수료</w:t>
-            </w:r>
-          </w:p>
-        </w:tc>
-        <w:tc>
-          <w:tcPr>
-            <w:tcW w:type="dxa" w:w="4640"/>
-            <w:vAlign w:val="center"/>
-            <w:tcMar>
-              <w:top w:w="80" w:type="dxa"/>
-              <w:bottom w:w="80" w:type="dxa"/>
-              <w:start w:w="120" w:type="dxa"/>
-              <w:end w:w="120" w:type="dxa"/>
-            </w:tcMar>
-          </w:tcPr>
-          <w:p>
-            <w:pPr>
-              <w:pStyle w:val="TableBody"/>
-            </w:pPr>
-            <w:r>
-              <w:t>원 결제 배분액 유지안을 포함해 PG 제약 검토. 운영사 취소 시 환불 원칙도 확정. 마사회·위이</w:t>
-            </w:r>
-          </w:p>
-        </w:tc>
-      </w:tr>
-      <w:tr>
-        <w:trPr>
-          <w:cantSplit/>
-        </w:trPr>
-        <w:tc>
-          <w:tcPr>
-            <w:tcW w:type="dxa" w:w="850"/>
-            <w:vAlign w:val="center"/>
-            <w:tcMar>
-              <w:top w:w="80" w:type="dxa"/>
-              <w:bottom w:w="80" w:type="dxa"/>
-              <w:start w:w="120" w:type="dxa"/>
-              <w:end w:w="120" w:type="dxa"/>
-            </w:tcMar>
-          </w:tcPr>
-          <w:p>
-            <w:pPr>
-              <w:pStyle w:val="TableBody"/>
-              <w:jc w:val="center"/>
-            </w:pPr>
-            <w:r>
-              <w:t>D-05</w:t>
-            </w:r>
-          </w:p>
-        </w:tc>
-        <w:tc>
-          <w:tcPr>
-            <w:tcW w:type="dxa" w:w="3870"/>
-            <w:vAlign w:val="center"/>
-            <w:tcMar>
-              <w:top w:w="80" w:type="dxa"/>
-              <w:bottom w:w="80" w:type="dxa"/>
-              <w:start w:w="120" w:type="dxa"/>
-              <w:end w:w="120" w:type="dxa"/>
-            </w:tcMar>
-          </w:tcPr>
-          <w:p>
-            <w:pPr>
-              <w:pStyle w:val="TableBody"/>
-            </w:pPr>
-            <w:r>
-              <w:t>인원별 식별·개인정보, 입장 확인·사용 처리 방식</w:t>
-            </w:r>
-          </w:p>
-        </w:tc>
-        <w:tc>
-          <w:tcPr>
-            <w:tcW w:type="dxa" w:w="4640"/>
-            <w:vAlign w:val="center"/>
-            <w:tcMar>
-              <w:top w:w="80" w:type="dxa"/>
-              <w:bottom w:w="80" w:type="dxa"/>
-              <w:start w:w="120" w:type="dxa"/>
-              <w:end w:w="120" w:type="dxa"/>
-            </w:tcMar>
-          </w:tcPr>
-          <w:p>
-            <w:pPr>
-              <w:pStyle w:val="TableBody"/>
-            </w:pPr>
-            <w:r>
-              <w:t>관리자 개별 티켓은 반영. 참석자 이름 수집, QR/수동 확인, 입장 시간·사용 여부는 별도 결정. 마사회·위이</w:t>
-            </w:r>
-          </w:p>
-        </w:tc>
-      </w:tr>
-      <w:tr>
-        <w:trPr>
-          <w:cantSplit/>
-        </w:trPr>
-        <w:tc>
-          <w:tcPr>
-            <w:tcW w:type="dxa" w:w="850"/>
-            <w:vAlign w:val="center"/>
-            <w:tcMar>
-              <w:top w:w="80" w:type="dxa"/>
-              <w:bottom w:w="80" w:type="dxa"/>
-              <w:start w:w="120" w:type="dxa"/>
-              <w:end w:w="120" w:type="dxa"/>
-            </w:tcMar>
-          </w:tcPr>
-          <w:p>
-            <w:pPr>
-              <w:pStyle w:val="TableBody"/>
-              <w:jc w:val="center"/>
-            </w:pPr>
-            <w:r>
-              <w:t>D-06</w:t>
-            </w:r>
-          </w:p>
-        </w:tc>
-        <w:tc>
-          <w:tcPr>
-            <w:tcW w:type="dxa" w:w="3870"/>
-            <w:vAlign w:val="center"/>
-            <w:tcMar>
-              <w:top w:w="80" w:type="dxa"/>
-              <w:bottom w:w="80" w:type="dxa"/>
-              <w:start w:w="120" w:type="dxa"/>
-              <w:end w:w="120" w:type="dxa"/>
-            </w:tcMar>
-          </w:tcPr>
-          <w:p>
-            <w:pPr>
-              <w:pStyle w:val="TableBody"/>
-            </w:pPr>
-            <w:r>
-              <w:t>정원 점유·복구, 결제 대기, 공유 정원, 환불 처리 중 상태</w:t>
-            </w:r>
-          </w:p>
-        </w:tc>
-        <w:tc>
-          <w:tcPr>
-            <w:tcW w:type="dxa" w:w="4640"/>
-            <w:vAlign w:val="center"/>
-            <w:tcMar>
-              <w:top w:w="80" w:type="dxa"/>
-              <w:bottom w:w="80" w:type="dxa"/>
-              <w:start w:w="120" w:type="dxa"/>
-              <w:end w:w="120" w:type="dxa"/>
-            </w:tcMar>
-          </w:tcPr>
-          <w:p>
-            <w:pPr>
-              <w:pStyle w:val="TableBody"/>
-            </w:pPr>
-            <w:r>
-              <w:t>장바구니 보관만으로 정원을 잠글지, 두 상품의 자원을 합산할지, 취소·환불 중 입장/재판매 기준 결정. 마사회·위이</w:t>
-            </w:r>
-          </w:p>
-        </w:tc>
-      </w:tr>
-      <w:tr>
-        <w:trPr>
-          <w:cantSplit/>
-        </w:trPr>
-        <w:tc>
-          <w:tcPr>
-            <w:tcW w:type="dxa" w:w="850"/>
-            <w:vAlign w:val="center"/>
-            <w:tcMar>
-              <w:top w:w="80" w:type="dxa"/>
-              <w:bottom w:w="80" w:type="dxa"/>
-              <w:start w:w="120" w:type="dxa"/>
-              <w:end w:w="120" w:type="dxa"/>
-            </w:tcMar>
-          </w:tcPr>
-          <w:p>
-            <w:pPr>
-              <w:pStyle w:val="TableBody"/>
-              <w:jc w:val="center"/>
-            </w:pPr>
-            <w:r>
-              <w:t>D-07</w:t>
-            </w:r>
-          </w:p>
-        </w:tc>
-        <w:tc>
-          <w:tcPr>
-            <w:tcW w:type="dxa" w:w="3870"/>
-            <w:vAlign w:val="center"/>
-            <w:tcMar>
-              <w:top w:w="80" w:type="dxa"/>
-              <w:bottom w:w="80" w:type="dxa"/>
-              <w:start w:w="120" w:type="dxa"/>
-              <w:end w:w="120" w:type="dxa"/>
-            </w:tcMar>
-          </w:tcPr>
-          <w:p>
-            <w:pPr>
-              <w:pStyle w:val="TableBody"/>
-            </w:pPr>
-            <w:r>
-              <w:t>서로 다른 부서·지역 상품을 한 주문에 담는 범위</w:t>
-            </w:r>
-          </w:p>
-        </w:tc>
-        <w:tc>
-          <w:tcPr>
-            <w:tcW w:type="dxa" w:w="4640"/>
-            <w:vAlign w:val="center"/>
-            <w:tcMar>
-              <w:top w:w="80" w:type="dxa"/>
-              <w:bottom w:w="80" w:type="dxa"/>
-              <w:start w:w="120" w:type="dxa"/>
-              <w:end w:w="120" w:type="dxa"/>
-            </w:tcMar>
-          </w:tcPr>
-          <w:p>
-            <w:pPr>
-              <w:pStyle w:val="TableBody"/>
-            </w:pPr>
-            <w:r>
-              <w:t>현재 두 상품의 일괄결제는 반영. 통합 서비스 혼합 주문의 PG·정산 귀속과 부서별 취소 권한 확인. 마사회·위이</w:t>
-            </w:r>
-          </w:p>
-        </w:tc>
-      </w:tr>
-    </w:tbl>
-    <w:p>
-      <w:pPr>
-        <w:pStyle w:val="Heading2"/>
-      </w:pPr>
-      <w:r>
-        <w:t>정책 확정 방식</w:t>
-      </w:r>
-    </w:p>
-    <w:p>
-      <w:pPr/>
-      <w:r>
-        <w:t>각 항목별 담당자가 값을 정하고, 위이가 화면·처리 규칙·검수 사례에 반영한 뒤 함께 확인합니다. 확정 후에는 적용 시작일과 변경 영향을 기록하여 기존 예약에 새 정책이 소급 적용되는 혼선을 막습니다.</w:t>
-      </w:r>
-    </w:p>
-    <w:p>
-      <w:pPr>
-        <w:pStyle w:val="Heading1"/>
-        <w:pageBreakBefore/>
-      </w:pPr>
-      <w:r>
-        <w:t>11. 결정이 필요한 권한·정산·오픈 조건</w:t>
-      </w:r>
-    </w:p>
-    <w:tbl>
-      <w:tblPr>
-        <w:tblW w:type="dxa" w:w="9360"/>
-        <w:tblLayout w:type="fixed"/>
-        <w:tblLook w:firstColumn="1" w:firstRow="1" w:lastColumn="0" w:lastRow="0" w:noHBand="0" w:noVBand="1" w:val="04A0"/>
-        <w:jc w:val="left"/>
-        <w:tblBorders>
-          <w:top w:val="single" w:sz="4" w:color="CFD7DF"/>
-          <w:left w:val="single" w:sz="4" w:color="CFD7DF"/>
-          <w:bottom w:val="single" w:sz="4" w:color="CFD7DF"/>
-          <w:right w:val="single" w:sz="4" w:color="CFD7DF"/>
-          <w:insideH w:val="single" w:sz="4" w:color="CFD7DF"/>
-          <w:insideV w:val="single" w:sz="4" w:color="CFD7DF"/>
-        </w:tblBorders>
-        <w:tblInd w:type="dxa" w:w="120"/>
-      </w:tblPr>
-      <w:tblGrid>
-        <w:gridCol w:w="850"/>
-        <w:gridCol w:w="3870"/>
-        <w:gridCol w:w="4640"/>
-      </w:tblGrid>
-      <w:tr>
-        <w:trPr>
-          <w:cantSplit/>
-          <w:tblHeader/>
-        </w:trPr>
-        <w:tc>
-          <w:tcPr>
-            <w:tcW w:type="dxa" w:w="850"/>
-            <w:vAlign w:val="center"/>
-            <w:shd w:fill="E8EEF5"/>
-            <w:tcMar>
-              <w:top w:w="80" w:type="dxa"/>
-              <w:bottom w:w="80" w:type="dxa"/>
-              <w:start w:w="120" w:type="dxa"/>
-              <w:end w:w="120" w:type="dxa"/>
-            </w:tcMar>
-          </w:tcPr>
-          <w:p>
-            <w:pPr>
-              <w:pStyle w:val="TableHeader"/>
-              <w:keepNext/>
-              <w:jc w:val="center"/>
-            </w:pPr>
-            <w:r>
-              <w:t>ID</w:t>
-            </w:r>
-          </w:p>
-        </w:tc>
-        <w:tc>
-          <w:tcPr>
-            <w:tcW w:type="dxa" w:w="3870"/>
-            <w:vAlign w:val="center"/>
-            <w:shd w:fill="E8EEF5"/>
-            <w:tcMar>
-              <w:top w:w="80" w:type="dxa"/>
-              <w:bottom w:w="80" w:type="dxa"/>
-              <w:start w:w="120" w:type="dxa"/>
-              <w:end w:w="120" w:type="dxa"/>
-            </w:tcMar>
-          </w:tcPr>
-          <w:p>
-            <w:pPr>
-              <w:pStyle w:val="TableHeader"/>
-              <w:keepNext/>
-            </w:pPr>
-            <w:r>
-              <w:t>결정할 내용</w:t>
-            </w:r>
-          </w:p>
-        </w:tc>
-        <w:tc>
-          <w:tcPr>
-            <w:tcW w:type="dxa" w:w="4640"/>
-            <w:vAlign w:val="center"/>
-            <w:shd w:fill="E8EEF5"/>
-            <w:tcMar>
-              <w:top w:w="80" w:type="dxa"/>
-              <w:bottom w:w="80" w:type="dxa"/>
-              <w:start w:w="120" w:type="dxa"/>
-              <w:end w:w="120" w:type="dxa"/>
-            </w:tcMar>
-          </w:tcPr>
-          <w:p>
-            <w:pPr>
-              <w:pStyle w:val="TableHeader"/>
-              <w:keepNext/>
-            </w:pPr>
-            <w:r>
-              <w:t>검토 기준·담당</w:t>
-            </w:r>
-          </w:p>
-        </w:tc>
-      </w:tr>
-      <w:tr>
-        <w:trPr>
-          <w:cantSplit/>
-        </w:trPr>
-        <w:tc>
-          <w:tcPr>
-            <w:tcW w:type="dxa" w:w="850"/>
-            <w:vAlign w:val="center"/>
-            <w:tcMar>
-              <w:top w:w="80" w:type="dxa"/>
-              <w:bottom w:w="80" w:type="dxa"/>
-              <w:start w:w="120" w:type="dxa"/>
-              <w:end w:w="120" w:type="dxa"/>
-            </w:tcMar>
-          </w:tcPr>
-          <w:p>
-            <w:pPr>
-              <w:pStyle w:val="TableBody"/>
-              <w:jc w:val="center"/>
-            </w:pPr>
-            <w:r>
-              <w:t>D-08</w:t>
-            </w:r>
-          </w:p>
-        </w:tc>
-        <w:tc>
-          <w:tcPr>
-            <w:tcW w:type="dxa" w:w="3870"/>
-            <w:vAlign w:val="center"/>
-            <w:tcMar>
-              <w:top w:w="80" w:type="dxa"/>
-              <w:bottom w:w="80" w:type="dxa"/>
-              <w:start w:w="120" w:type="dxa"/>
-              <w:end w:w="120" w:type="dxa"/>
-            </w:tcMar>
-          </w:tcPr>
-          <w:p>
-            <w:pPr>
-              <w:pStyle w:val="TableBody"/>
-            </w:pPr>
-            <w:r>
-              <w:t>관리자 역할, 타 부서 조회, 개인정보·매출·다운로드 권한</w:t>
-            </w:r>
-          </w:p>
-        </w:tc>
-        <w:tc>
-          <w:tcPr>
-            <w:tcW w:type="dxa" w:w="4640"/>
-            <w:vAlign w:val="center"/>
-            <w:tcMar>
-              <w:top w:w="80" w:type="dxa"/>
-              <w:bottom w:w="80" w:type="dxa"/>
-              <w:start w:w="120" w:type="dxa"/>
-              <w:end w:w="120" w:type="dxa"/>
-            </w:tcMar>
-          </w:tcPr>
-          <w:p>
-            <w:pPr>
-              <w:pStyle w:val="TableBody"/>
-            </w:pPr>
-            <w:r>
-              <w:t>프로그램 조회와 예약자/금액 조회를 분리. 전체 관리자·위이 운영 권한과 예외 승인자 결정. 마사회·위이</w:t>
-            </w:r>
-          </w:p>
-        </w:tc>
-      </w:tr>
-      <w:tr>
-        <w:trPr>
-          <w:cantSplit/>
-        </w:trPr>
-        <w:tc>
-          <w:tcPr>
-            <w:tcW w:type="dxa" w:w="850"/>
-            <w:vAlign w:val="center"/>
-            <w:tcMar>
-              <w:top w:w="80" w:type="dxa"/>
-              <w:bottom w:w="80" w:type="dxa"/>
-              <w:start w:w="120" w:type="dxa"/>
-              <w:end w:w="120" w:type="dxa"/>
-            </w:tcMar>
-          </w:tcPr>
-          <w:p>
-            <w:pPr>
-              <w:pStyle w:val="TableBody"/>
-              <w:jc w:val="center"/>
-            </w:pPr>
-            <w:r>
-              <w:t>D-09</w:t>
-            </w:r>
-          </w:p>
-        </w:tc>
-        <w:tc>
-          <w:tcPr>
-            <w:tcW w:type="dxa" w:w="3870"/>
-            <w:vAlign w:val="center"/>
-            <w:tcMar>
-              <w:top w:w="80" w:type="dxa"/>
-              <w:bottom w:w="80" w:type="dxa"/>
-              <w:start w:w="120" w:type="dxa"/>
-              <w:end w:w="120" w:type="dxa"/>
-            </w:tcMar>
-          </w:tcPr>
-          <w:p>
-            <w:pPr>
-              <w:pStyle w:val="TableBody"/>
-            </w:pPr>
-            <w:r>
-              <w:t>네이버·카카오 계정 연결과 회원 정보</w:t>
-            </w:r>
-          </w:p>
-        </w:tc>
-        <w:tc>
-          <w:tcPr>
-            <w:tcW w:type="dxa" w:w="4640"/>
-            <w:vAlign w:val="center"/>
-            <w:tcMar>
-              <w:top w:w="80" w:type="dxa"/>
-              <w:bottom w:w="80" w:type="dxa"/>
-              <w:start w:w="120" w:type="dxa"/>
-              <w:end w:w="120" w:type="dxa"/>
-            </w:tcMar>
-          </w:tcPr>
-          <w:p>
-            <w:pPr>
-              <w:pStyle w:val="TableBody"/>
-            </w:pPr>
-            <w:r>
-              <w:t>동일인 계정 통합 여부, 수집 항목·동의·탈퇴·예약 보존 처리 기준 결정. 마사회·위이</w:t>
-            </w:r>
-          </w:p>
-        </w:tc>
-      </w:tr>
-      <w:tr>
-        <w:trPr>
-          <w:cantSplit/>
-        </w:trPr>
-        <w:tc>
-          <w:tcPr>
-            <w:tcW w:type="dxa" w:w="850"/>
-            <w:vAlign w:val="center"/>
-            <w:tcMar>
-              <w:top w:w="80" w:type="dxa"/>
-              <w:bottom w:w="80" w:type="dxa"/>
-              <w:start w:w="120" w:type="dxa"/>
-              <w:end w:w="120" w:type="dxa"/>
-            </w:tcMar>
-          </w:tcPr>
-          <w:p>
-            <w:pPr>
-              <w:pStyle w:val="TableBody"/>
-              <w:jc w:val="center"/>
-            </w:pPr>
-            <w:r>
-              <w:t>D-10</w:t>
-            </w:r>
-          </w:p>
-        </w:tc>
-        <w:tc>
-          <w:tcPr>
-            <w:tcW w:type="dxa" w:w="3870"/>
-            <w:vAlign w:val="center"/>
-            <w:tcMar>
-              <w:top w:w="80" w:type="dxa"/>
-              <w:bottom w:w="80" w:type="dxa"/>
-              <w:start w:w="120" w:type="dxa"/>
-              <w:end w:w="120" w:type="dxa"/>
-            </w:tcMar>
-          </w:tcPr>
-          <w:p>
-            <w:pPr>
-              <w:pStyle w:val="TableBody"/>
-            </w:pPr>
-            <w:r>
-              <w:t>정산일, 집계 기준, 환불·수수료 배분, 세금계산서</w:t>
-            </w:r>
-          </w:p>
-        </w:tc>
-        <w:tc>
-          <w:tcPr>
-            <w:tcW w:type="dxa" w:w="4640"/>
-            <w:vAlign w:val="center"/>
-            <w:tcMar>
-              <w:top w:w="80" w:type="dxa"/>
-              <w:bottom w:w="80" w:type="dxa"/>
-              <w:start w:w="120" w:type="dxa"/>
-              <w:end w:w="120" w:type="dxa"/>
-            </w:tcMar>
-          </w:tcPr>
-          <w:p>
-            <w:pPr>
-              <w:pStyle w:val="TableBody"/>
-            </w:pPr>
-            <w:r>
-              <w:t>익월 10일은 제안이며 미확정. 제공 정산 양식과 회계 담당 확인을 기준으로 정함. 양사 회계/운영</w:t>
-            </w:r>
-          </w:p>
-        </w:tc>
-      </w:tr>
-      <w:tr>
-        <w:trPr>
-          <w:cantSplit/>
-        </w:trPr>
-        <w:tc>
-          <w:tcPr>
-            <w:tcW w:type="dxa" w:w="850"/>
-            <w:vAlign w:val="center"/>
-            <w:tcMar>
-              <w:top w:w="80" w:type="dxa"/>
-              <w:bottom w:w="80" w:type="dxa"/>
-              <w:start w:w="120" w:type="dxa"/>
-              <w:end w:w="120" w:type="dxa"/>
-            </w:tcMar>
-          </w:tcPr>
-          <w:p>
-            <w:pPr>
-              <w:pStyle w:val="TableBody"/>
-              <w:jc w:val="center"/>
-            </w:pPr>
-            <w:r>
-              <w:t>D-11</w:t>
-            </w:r>
-          </w:p>
-        </w:tc>
-        <w:tc>
-          <w:tcPr>
-            <w:tcW w:type="dxa" w:w="3870"/>
-            <w:vAlign w:val="center"/>
-            <w:tcMar>
-              <w:top w:w="80" w:type="dxa"/>
-              <w:bottom w:w="80" w:type="dxa"/>
-              <w:start w:w="120" w:type="dxa"/>
-              <w:end w:w="120" w:type="dxa"/>
-            </w:tcMar>
-          </w:tcPr>
-          <w:p>
-            <w:pPr>
-              <w:pStyle w:val="TableBody"/>
-            </w:pPr>
-            <w:r>
-              <w:t>장기 PG·부서별 계약 전환·정산 행정 비용</w:t>
-            </w:r>
-          </w:p>
-        </w:tc>
-        <w:tc>
-          <w:tcPr>
-            <w:tcW w:type="dxa" w:w="4640"/>
-            <w:vAlign w:val="center"/>
-            <w:tcMar>
-              <w:top w:w="80" w:type="dxa"/>
-              <w:bottom w:w="80" w:type="dxa"/>
-              <w:start w:w="120" w:type="dxa"/>
-              <w:end w:w="120" w:type="dxa"/>
-            </w:tcMar>
-          </w:tcPr>
-          <w:p>
-            <w:pPr>
-              <w:pStyle w:val="TableBody"/>
-            </w:pPr>
-            <w:r>
-              <w:t>초기 위이 PG 우선 방향. 운영 결과 검토 후 유지/전환 및 업무 수수료 결정. 양사 책임자</w:t>
-            </w:r>
-          </w:p>
-        </w:tc>
-      </w:tr>
-      <w:tr>
-        <w:trPr>
-          <w:cantSplit/>
-        </w:trPr>
-        <w:tc>
-          <w:tcPr>
-            <w:tcW w:type="dxa" w:w="850"/>
-            <w:vAlign w:val="center"/>
-            <w:tcMar>
-              <w:top w:w="80" w:type="dxa"/>
-              <w:bottom w:w="80" w:type="dxa"/>
-              <w:start w:w="120" w:type="dxa"/>
-              <w:end w:w="120" w:type="dxa"/>
-            </w:tcMar>
-          </w:tcPr>
-          <w:p>
-            <w:pPr>
-              <w:pStyle w:val="TableBody"/>
-              <w:jc w:val="center"/>
-            </w:pPr>
-            <w:r>
-              <w:t>D-12</w:t>
-            </w:r>
-          </w:p>
-        </w:tc>
-        <w:tc>
-          <w:tcPr>
-            <w:tcW w:type="dxa" w:w="3870"/>
-            <w:vAlign w:val="center"/>
-            <w:tcMar>
-              <w:top w:w="80" w:type="dxa"/>
-              <w:bottom w:w="80" w:type="dxa"/>
-              <w:start w:w="120" w:type="dxa"/>
-              <w:end w:w="120" w:type="dxa"/>
-            </w:tcMar>
-          </w:tcPr>
-          <w:p>
-            <w:pPr>
-              <w:pStyle w:val="TableBody"/>
-            </w:pPr>
-            <w:r>
-              <w:t>예약·취소 알림 채널과 발송 범위</w:t>
-            </w:r>
-          </w:p>
-        </w:tc>
-        <w:tc>
-          <w:tcPr>
-            <w:tcW w:type="dxa" w:w="4640"/>
-            <w:vAlign w:val="center"/>
-            <w:tcMar>
-              <w:top w:w="80" w:type="dxa"/>
-              <w:bottom w:w="80" w:type="dxa"/>
-              <w:start w:w="120" w:type="dxa"/>
-              <w:end w:w="120" w:type="dxa"/>
-            </w:tcMar>
-          </w:tcPr>
-          <w:p>
-            <w:pPr>
-              <w:pStyle w:val="TableBody"/>
-            </w:pPr>
-            <w:r>
-              <w:t>화면 내 내역 확인과 별도로 SMS/알림톡/이메일 제공 여부, 발송 시점·실패 처리·비용 확인. 마사회·위이</w:t>
-            </w:r>
-          </w:p>
-        </w:tc>
-      </w:tr>
-      <w:tr>
-        <w:trPr>
-          <w:cantSplit/>
-        </w:trPr>
-        <w:tc>
-          <w:tcPr>
-            <w:tcW w:type="dxa" w:w="850"/>
-            <w:vAlign w:val="center"/>
-            <w:tcMar>
-              <w:top w:w="80" w:type="dxa"/>
-              <w:bottom w:w="80" w:type="dxa"/>
-              <w:start w:w="120" w:type="dxa"/>
-              <w:end w:w="120" w:type="dxa"/>
-            </w:tcMar>
-          </w:tcPr>
-          <w:p>
-            <w:pPr>
-              <w:pStyle w:val="TableBody"/>
-              <w:jc w:val="center"/>
-            </w:pPr>
-            <w:r>
-              <w:t>D-13</w:t>
-            </w:r>
-          </w:p>
-        </w:tc>
-        <w:tc>
-          <w:tcPr>
-            <w:tcW w:type="dxa" w:w="3870"/>
-            <w:vAlign w:val="center"/>
-            <w:tcMar>
-              <w:top w:w="80" w:type="dxa"/>
-              <w:bottom w:w="80" w:type="dxa"/>
-              <w:start w:w="120" w:type="dxa"/>
-              <w:end w:w="120" w:type="dxa"/>
-            </w:tcMar>
-          </w:tcPr>
-          <w:p>
-            <w:pPr>
-              <w:pStyle w:val="TableBody"/>
-            </w:pPr>
-            <w:r>
-              <w:t>운영 보안, 개인정보 처리·보관, 백업·장애 대응 기준</w:t>
-            </w:r>
-          </w:p>
-        </w:tc>
-        <w:tc>
-          <w:tcPr>
-            <w:tcW w:type="dxa" w:w="4640"/>
-            <w:vAlign w:val="center"/>
-            <w:tcMar>
-              <w:top w:w="80" w:type="dxa"/>
-              <w:bottom w:w="80" w:type="dxa"/>
-              <w:start w:w="120" w:type="dxa"/>
-              <w:end w:w="120" w:type="dxa"/>
-            </w:tcMar>
-          </w:tcPr>
-          <w:p>
-            <w:pPr>
-              <w:pStyle w:val="TableBody"/>
-            </w:pPr>
-            <w:r>
-              <w:t>공공기관 보안 요건 적용 여부, 접근 통제, 기록 보관·삭제, 고객사 자료 제공 범위 확인. 마사회·위이</w:t>
-            </w:r>
-          </w:p>
-        </w:tc>
-      </w:tr>
-      <w:tr>
-        <w:trPr>
-          <w:cantSplit/>
-        </w:trPr>
-        <w:tc>
-          <w:tcPr>
-            <w:tcW w:type="dxa" w:w="850"/>
-            <w:vAlign w:val="center"/>
-            <w:tcMar>
-              <w:top w:w="80" w:type="dxa"/>
-              <w:bottom w:w="80" w:type="dxa"/>
-              <w:start w:w="120" w:type="dxa"/>
-              <w:end w:w="120" w:type="dxa"/>
-            </w:tcMar>
-          </w:tcPr>
-          <w:p>
-            <w:pPr>
-              <w:pStyle w:val="TableBody"/>
-              <w:jc w:val="center"/>
-            </w:pPr>
-            <w:r>
-              <w:t>D-14</w:t>
-            </w:r>
-          </w:p>
-        </w:tc>
-        <w:tc>
-          <w:tcPr>
-            <w:tcW w:type="dxa" w:w="3870"/>
-            <w:vAlign w:val="center"/>
-            <w:tcMar>
-              <w:top w:w="80" w:type="dxa"/>
-              <w:bottom w:w="80" w:type="dxa"/>
-              <w:start w:w="120" w:type="dxa"/>
-              <w:end w:w="120" w:type="dxa"/>
-            </w:tcMar>
-          </w:tcPr>
-          <w:p>
-            <w:pPr>
-              <w:pStyle w:val="TableBody"/>
-            </w:pPr>
-            <w:r>
-              <w:t>실제 오픈 상품·CTA·지역 순서와 검수 일정</w:t>
-            </w:r>
-          </w:p>
-        </w:tc>
-        <w:tc>
-          <w:tcPr>
-            <w:tcW w:type="dxa" w:w="4640"/>
-            <w:vAlign w:val="center"/>
-            <w:tcMar>
-              <w:top w:w="80" w:type="dxa"/>
-              <w:bottom w:w="80" w:type="dxa"/>
-              <w:start w:w="120" w:type="dxa"/>
-              <w:end w:w="120" w:type="dxa"/>
-            </w:tcMar>
-          </w:tcPr>
-          <w:p>
-            <w:pPr>
-              <w:pStyle w:val="TableBody"/>
-            </w:pPr>
-            <w:r>
-              <w:t>두 상품 시연과 견적의 초기 6개 프로그램·21개 CTA 전제를 대조. 연동 준비·QA·승인 일정을 함께 확정. 마사회·위이</w:t>
-            </w:r>
-          </w:p>
-        </w:tc>
-      </w:tr>
-    </w:tbl>
-    <w:p>
-      <w:pPr>
-        <w:pStyle w:val="Heading2"/>
-      </w:pPr>
-      <w:r>
-        <w:t>우선 확인할 항목</w:t>
-      </w:r>
-    </w:p>
-    <w:p>
-      <w:pPr/>
-      <w:r>
-        <w:t xml:space="preserve">취소·환불 구현 전에는 </w:t>
-      </w:r>
-      <w:r>
-        <w:rPr>
-          <w:b/>
-        </w:rPr>
-        <w:t>D-03~D-06</w:t>
-      </w:r>
-      <w:r>
-        <w:t xml:space="preserve">, 통합 주문·관리자 개발 전에는 </w:t>
-      </w:r>
-      <w:r>
-        <w:rPr>
-          <w:b/>
-        </w:rPr>
-        <w:t>D-07~D-10</w:t>
-      </w:r>
-      <w:r>
-        <w:t xml:space="preserve">, 실서비스 오픈 전에는 </w:t>
-      </w:r>
-      <w:r>
-        <w:rPr>
-          <w:b/>
-        </w:rPr>
-        <w:t>D-11~D-14</w:t>
-      </w:r>
-      <w:r>
-        <w:t>를 확인합니다. 확정되지 않은 세금계산서·정산일·PG 전환 시점을 자동 처리 규칙으로 넣지 않습니다.</w:t>
-      </w:r>
-    </w:p>
-    <w:p>
-      <w:pPr>
-        <w:pStyle w:val="Heading1"/>
-        <w:pageBreakBefore/>
-      </w:pPr>
-      <w:r>
-        <w:t>12. 검수 시나리오</w:t>
-      </w:r>
-    </w:p>
-    <w:p>
-      <w:pPr/>
-      <w:r>
-        <w:t>아래는 요구 기능을 확인하기 위한 검수 기준안입니다. 현재 자동 테스트의 통과가 전체 실서비스 검수 완료를 뜻하지는 않습니다. 협의 항목의 최종 정책에 따라 기대 결과를 보완합니다.</w:t>
-      </w:r>
-    </w:p>
-    <w:tbl>
-      <w:tblPr>
-        <w:tblW w:type="dxa" w:w="9360"/>
-        <w:tblLayout w:type="fixed"/>
-        <w:tblLook w:firstColumn="1" w:firstRow="1" w:lastColumn="0" w:lastRow="0" w:noHBand="0" w:noVBand="1" w:val="04A0"/>
-        <w:jc w:val="left"/>
-        <w:tblBorders>
-          <w:top w:val="single" w:sz="4" w:color="CFD7DF"/>
-          <w:left w:val="single" w:sz="4" w:color="CFD7DF"/>
-          <w:bottom w:val="single" w:sz="4" w:color="CFD7DF"/>
-          <w:right w:val="single" w:sz="4" w:color="CFD7DF"/>
-          <w:insideH w:val="single" w:sz="4" w:color="CFD7DF"/>
-          <w:insideV w:val="single" w:sz="4" w:color="CFD7DF"/>
-        </w:tblBorders>
-        <w:tblInd w:type="dxa" w:w="120"/>
-      </w:tblPr>
-      <w:tblGrid>
-        <w:gridCol w:w="850"/>
-        <w:gridCol w:w="3660"/>
-        <w:gridCol w:w="4850"/>
-      </w:tblGrid>
-      <w:tr>
-        <w:trPr>
-          <w:cantSplit/>
-          <w:tblHeader/>
-        </w:trPr>
-        <w:tc>
-          <w:tcPr>
-            <w:tcW w:type="dxa" w:w="850"/>
-            <w:vAlign w:val="center"/>
-            <w:shd w:fill="E8EEF5"/>
-            <w:tcMar>
-              <w:top w:w="80" w:type="dxa"/>
-              <w:bottom w:w="80" w:type="dxa"/>
-              <w:start w:w="120" w:type="dxa"/>
-              <w:end w:w="120" w:type="dxa"/>
-            </w:tcMar>
-          </w:tcPr>
-          <w:p>
-            <w:pPr>
-              <w:pStyle w:val="TableHeader"/>
-              <w:keepNext/>
-              <w:jc w:val="center"/>
-            </w:pPr>
-            <w:r>
-              <w:t>ID</w:t>
-            </w:r>
-          </w:p>
-        </w:tc>
-        <w:tc>
-          <w:tcPr>
-            <w:tcW w:type="dxa" w:w="3660"/>
-            <w:vAlign w:val="center"/>
-            <w:shd w:fill="E8EEF5"/>
-            <w:tcMar>
-              <w:top w:w="80" w:type="dxa"/>
-              <w:bottom w:w="80" w:type="dxa"/>
-              <w:start w:w="120" w:type="dxa"/>
-              <w:end w:w="120" w:type="dxa"/>
-            </w:tcMar>
-          </w:tcPr>
-          <w:p>
-            <w:pPr>
-              <w:pStyle w:val="TableHeader"/>
-              <w:keepNext/>
-            </w:pPr>
-            <w:r>
-              <w:t>시나리오</w:t>
-            </w:r>
-          </w:p>
-        </w:tc>
-        <w:tc>
-          <w:tcPr>
-            <w:tcW w:type="dxa" w:w="4850"/>
-            <w:vAlign w:val="center"/>
-            <w:shd w:fill="E8EEF5"/>
-            <w:tcMar>
-              <w:top w:w="80" w:type="dxa"/>
-              <w:bottom w:w="80" w:type="dxa"/>
-              <w:start w:w="120" w:type="dxa"/>
-              <w:end w:w="120" w:type="dxa"/>
-            </w:tcMar>
-          </w:tcPr>
-          <w:p>
-            <w:pPr>
-              <w:pStyle w:val="TableHeader"/>
-              <w:keepNext/>
-            </w:pPr>
-            <w:r>
+              <w:rPr>
+                <w:b/>
+                <w:sz w:val="20"/>
+              </w:rPr>
               <w:t>기대 결과</w:t>
             </w:r>
           </w:p>
@@ -4344,62 +426,49 @@
         </w:trPr>
         <w:tc>
           <w:tcPr>
-            <w:tcW w:type="dxa" w:w="850"/>
-            <w:vAlign w:val="center"/>
+            <w:tcW w:type="dxa" w:w="3789"/>
             <w:tcMar>
-              <w:top w:w="80" w:type="dxa"/>
-              <w:bottom w:w="80" w:type="dxa"/>
-              <w:start w:w="120" w:type="dxa"/>
-              <w:end w:w="120" w:type="dxa"/>
+              <w:top w:w="100" w:type="dxa"/>
+              <w:left w:w="100" w:type="dxa"/>
+              <w:bottom w:w="100" w:type="dxa"/>
+              <w:right w:w="100" w:type="dxa"/>
             </w:tcMar>
           </w:tcPr>
           <w:p>
             <w:pPr>
-              <w:pStyle w:val="TableBody"/>
-              <w:jc w:val="center"/>
+              <w:keepNext w:val="0"/>
+              <w:spacing w:after="40"/>
             </w:pPr>
             <w:r>
-              <w:t>AT-01</w:t>
+              <w:rPr>
+                <w:b w:val="0"/>
+                <w:sz w:val="20"/>
+              </w:rPr>
+              <w:t>같은 이용일의 10시와 10시 10분 회차</w:t>
             </w:r>
           </w:p>
         </w:tc>
         <w:tc>
           <w:tcPr>
-            <w:tcW w:type="dxa" w:w="3660"/>
-            <w:vAlign w:val="center"/>
+            <w:tcW w:type="dxa" w:w="6183"/>
             <w:tcMar>
-              <w:top w:w="80" w:type="dxa"/>
-              <w:bottom w:w="80" w:type="dxa"/>
-              <w:start w:w="120" w:type="dxa"/>
-              <w:end w:w="120" w:type="dxa"/>
+              <w:top w:w="100" w:type="dxa"/>
+              <w:left w:w="100" w:type="dxa"/>
+              <w:bottom w:w="100" w:type="dxa"/>
+              <w:right w:w="100" w:type="dxa"/>
             </w:tcMar>
           </w:tcPr>
           <w:p>
             <w:pPr>
-              <w:pStyle w:val="TableBody"/>
+              <w:keepNext w:val="0"/>
+              <w:spacing w:after="40"/>
             </w:pPr>
             <w:r>
-              <w:t>두 상품 중 하나 선택</w:t>
-            </w:r>
-          </w:p>
-        </w:tc>
-        <w:tc>
-          <w:tcPr>
-            <w:tcW w:type="dxa" w:w="4850"/>
-            <w:vAlign w:val="center"/>
-            <w:tcMar>
-              <w:top w:w="80" w:type="dxa"/>
-              <w:bottom w:w="80" w:type="dxa"/>
-              <w:start w:w="120" w:type="dxa"/>
-              <w:end w:w="120" w:type="dxa"/>
-            </w:tcMar>
-          </w:tcPr>
-          <w:p>
-            <w:pPr>
-              <w:pStyle w:val="TableBody"/>
-            </w:pPr>
-            <w:r>
-              <w:t>해당 상품 상세 진입, 가격·대상·옵션 확인</w:t>
+              <w:rPr>
+                <w:b w:val="0"/>
+                <w:sz w:val="20"/>
+              </w:rPr>
+              <w:t>시간이 겹쳐도 재고·한도 내 허용</w:t>
             </w:r>
           </w:p>
         </w:tc>
@@ -4410,62 +479,49 @@
         </w:trPr>
         <w:tc>
           <w:tcPr>
-            <w:tcW w:type="dxa" w:w="850"/>
-            <w:vAlign w:val="center"/>
+            <w:tcW w:type="dxa" w:w="3789"/>
             <w:tcMar>
-              <w:top w:w="80" w:type="dxa"/>
-              <w:bottom w:w="80" w:type="dxa"/>
-              <w:start w:w="120" w:type="dxa"/>
-              <w:end w:w="120" w:type="dxa"/>
+              <w:top w:w="100" w:type="dxa"/>
+              <w:left w:w="100" w:type="dxa"/>
+              <w:bottom w:w="100" w:type="dxa"/>
+              <w:right w:w="100" w:type="dxa"/>
             </w:tcMar>
           </w:tcPr>
           <w:p>
             <w:pPr>
-              <w:pStyle w:val="TableBody"/>
-              <w:jc w:val="center"/>
+              <w:keepNext w:val="0"/>
+              <w:spacing w:after="40"/>
             </w:pPr>
             <w:r>
-              <w:t>AT-02</w:t>
+              <w:rPr>
+                <w:b w:val="0"/>
+                <w:sz w:val="20"/>
+              </w:rPr>
+              <w:t>같은 상품·회차를 다시 담기</w:t>
             </w:r>
           </w:p>
         </w:tc>
         <w:tc>
           <w:tcPr>
-            <w:tcW w:type="dxa" w:w="3660"/>
-            <w:vAlign w:val="center"/>
+            <w:tcW w:type="dxa" w:w="6183"/>
             <w:tcMar>
-              <w:top w:w="80" w:type="dxa"/>
-              <w:bottom w:w="80" w:type="dxa"/>
-              <w:start w:w="120" w:type="dxa"/>
-              <w:end w:w="120" w:type="dxa"/>
+              <w:top w:w="100" w:type="dxa"/>
+              <w:left w:w="100" w:type="dxa"/>
+              <w:bottom w:w="100" w:type="dxa"/>
+              <w:right w:w="100" w:type="dxa"/>
             </w:tcMar>
           </w:tcPr>
           <w:p>
             <w:pPr>
-              <w:pStyle w:val="TableBody"/>
+              <w:keepNext w:val="0"/>
+              <w:spacing w:after="40"/>
             </w:pPr>
             <w:r>
-              <w:t>날짜·시간 미선택 또는 마감 회차</w:t>
-            </w:r>
-          </w:p>
-        </w:tc>
-        <w:tc>
-          <w:tcPr>
-            <w:tcW w:type="dxa" w:w="4850"/>
-            <w:vAlign w:val="center"/>
-            <w:tcMar>
-              <w:top w:w="80" w:type="dxa"/>
-              <w:bottom w:w="80" w:type="dxa"/>
-              <w:start w:w="120" w:type="dxa"/>
-              <w:end w:w="120" w:type="dxa"/>
-            </w:tcMar>
-          </w:tcPr>
-          <w:p>
-            <w:pPr>
-              <w:pStyle w:val="TableBody"/>
-            </w:pPr>
-            <w:r>
-              <w:t>담기 불가. 다른 회차를 임의로 선택하지 않음</w:t>
+              <w:rPr>
+                <w:b w:val="0"/>
+                <w:sz w:val="20"/>
+              </w:rPr>
+              <w:t>1명 카드 추가, 기존 카드와 자동 병합하지 않음</w:t>
             </w:r>
           </w:p>
         </w:tc>
@@ -4476,62 +532,49 @@
         </w:trPr>
         <w:tc>
           <w:tcPr>
-            <w:tcW w:type="dxa" w:w="850"/>
-            <w:vAlign w:val="center"/>
+            <w:tcW w:type="dxa" w:w="3789"/>
             <w:tcMar>
-              <w:top w:w="80" w:type="dxa"/>
-              <w:bottom w:w="80" w:type="dxa"/>
-              <w:start w:w="120" w:type="dxa"/>
-              <w:end w:w="120" w:type="dxa"/>
+              <w:top w:w="100" w:type="dxa"/>
+              <w:left w:w="100" w:type="dxa"/>
+              <w:bottom w:w="100" w:type="dxa"/>
+              <w:right w:w="100" w:type="dxa"/>
             </w:tcMar>
           </w:tcPr>
           <w:p>
             <w:pPr>
-              <w:pStyle w:val="TableBody"/>
-              <w:jc w:val="center"/>
+              <w:keepNext w:val="0"/>
+              <w:spacing w:after="40"/>
             </w:pPr>
             <w:r>
-              <w:t>AT-03</w:t>
+              <w:rPr>
+                <w:b w:val="0"/>
+                <w:sz w:val="20"/>
+              </w:rPr>
+              <w:t>다른 이용일·지역·부서 추가</w:t>
             </w:r>
           </w:p>
         </w:tc>
         <w:tc>
           <w:tcPr>
-            <w:tcW w:type="dxa" w:w="3660"/>
-            <w:vAlign w:val="center"/>
+            <w:tcW w:type="dxa" w:w="6183"/>
             <w:tcMar>
-              <w:top w:w="80" w:type="dxa"/>
-              <w:bottom w:w="80" w:type="dxa"/>
-              <w:start w:w="120" w:type="dxa"/>
-              <w:end w:w="120" w:type="dxa"/>
+              <w:top w:w="100" w:type="dxa"/>
+              <w:left w:w="100" w:type="dxa"/>
+              <w:bottom w:w="100" w:type="dxa"/>
+              <w:right w:w="100" w:type="dxa"/>
             </w:tcMar>
           </w:tcPr>
           <w:p>
             <w:pPr>
-              <w:pStyle w:val="TableBody"/>
+              <w:keepNext w:val="0"/>
+              <w:spacing w:after="40"/>
             </w:pPr>
             <w:r>
-              <w:t>서로 다른 상품·비중복 회차 담기</w:t>
-            </w:r>
-          </w:p>
-        </w:tc>
-        <w:tc>
-          <w:tcPr>
-            <w:tcW w:type="dxa" w:w="4850"/>
-            <w:vAlign w:val="center"/>
-            <w:tcMar>
-              <w:top w:w="80" w:type="dxa"/>
-              <w:bottom w:w="80" w:type="dxa"/>
-              <w:start w:w="120" w:type="dxa"/>
-              <w:end w:w="120" w:type="dxa"/>
-            </w:tcMar>
-          </w:tcPr>
-          <w:p>
-            <w:pPr>
-              <w:pStyle w:val="TableBody"/>
-            </w:pPr>
-            <w:r>
-              <w:t>장바구니 항목 분리, 할인·총액 합산</w:t>
+              <w:rPr>
+                <w:b w:val="0"/>
+                <w:sz w:val="20"/>
+              </w:rPr>
+              <w:t>혼합 담기 차단, 기존 결제 또는 비우기 안내</w:t>
             </w:r>
           </w:p>
         </w:tc>
@@ -4542,62 +585,49 @@
         </w:trPr>
         <w:tc>
           <w:tcPr>
-            <w:tcW w:type="dxa" w:w="850"/>
-            <w:vAlign w:val="center"/>
+            <w:tcW w:type="dxa" w:w="3789"/>
             <w:tcMar>
-              <w:top w:w="80" w:type="dxa"/>
-              <w:bottom w:w="80" w:type="dxa"/>
-              <w:start w:w="120" w:type="dxa"/>
-              <w:end w:w="120" w:type="dxa"/>
+              <w:top w:w="100" w:type="dxa"/>
+              <w:left w:w="100" w:type="dxa"/>
+              <w:bottom w:w="100" w:type="dxa"/>
+              <w:right w:w="100" w:type="dxa"/>
             </w:tcMar>
           </w:tcPr>
           <w:p>
             <w:pPr>
-              <w:pStyle w:val="TableBody"/>
-              <w:jc w:val="center"/>
+              <w:keepNext w:val="0"/>
+              <w:spacing w:after="40"/>
             </w:pPr>
             <w:r>
-              <w:t>AT-04</w:t>
+              <w:rPr>
+                <w:b w:val="0"/>
+                <w:sz w:val="20"/>
+              </w:rPr>
+              <w:t>같은 이용일 4매 유효 예약 후 추가</w:t>
             </w:r>
           </w:p>
         </w:tc>
         <w:tc>
           <w:tcPr>
-            <w:tcW w:type="dxa" w:w="3660"/>
-            <w:vAlign w:val="center"/>
+            <w:tcW w:type="dxa" w:w="6183"/>
             <w:tcMar>
-              <w:top w:w="80" w:type="dxa"/>
-              <w:bottom w:w="80" w:type="dxa"/>
-              <w:start w:w="120" w:type="dxa"/>
-              <w:end w:w="120" w:type="dxa"/>
+              <w:top w:w="100" w:type="dxa"/>
+              <w:left w:w="100" w:type="dxa"/>
+              <w:bottom w:w="100" w:type="dxa"/>
+              <w:right w:w="100" w:type="dxa"/>
             </w:tcMar>
           </w:tcPr>
           <w:p>
             <w:pPr>
-              <w:pStyle w:val="TableBody"/>
+              <w:keepNext w:val="0"/>
+              <w:spacing w:after="40"/>
             </w:pPr>
             <w:r>
-              <w:t>같은 회원의 동일·부분 중복 시간 선택</w:t>
-            </w:r>
-          </w:p>
-        </w:tc>
-        <w:tc>
-          <w:tcPr>
-            <w:tcW w:type="dxa" w:w="4850"/>
-            <w:vAlign w:val="center"/>
-            <w:tcMar>
-              <w:top w:w="80" w:type="dxa"/>
-              <w:bottom w:w="80" w:type="dxa"/>
-              <w:start w:w="120" w:type="dxa"/>
-              <w:end w:w="120" w:type="dxa"/>
-            </w:tcMar>
-          </w:tcPr>
-          <w:p>
-            <w:pPr>
-              <w:pStyle w:val="TableBody"/>
-            </w:pPr>
-            <w:r>
-              <w:t>상품·인원 수에 관계없이 차단</w:t>
+              <w:rPr>
+                <w:b w:val="0"/>
+                <w:sz w:val="20"/>
+              </w:rPr>
+              <w:t>구매 한도 초과로 차단</w:t>
             </w:r>
           </w:p>
         </w:tc>
@@ -4608,62 +638,318 @@
         </w:trPr>
         <w:tc>
           <w:tcPr>
-            <w:tcW w:type="dxa" w:w="850"/>
-            <w:vAlign w:val="center"/>
+            <w:tcW w:type="dxa" w:w="3789"/>
             <w:tcMar>
-              <w:top w:w="80" w:type="dxa"/>
-              <w:bottom w:w="80" w:type="dxa"/>
-              <w:start w:w="120" w:type="dxa"/>
-              <w:end w:w="120" w:type="dxa"/>
+              <w:top w:w="100" w:type="dxa"/>
+              <w:left w:w="100" w:type="dxa"/>
+              <w:bottom w:w="100" w:type="dxa"/>
+              <w:right w:w="100" w:type="dxa"/>
             </w:tcMar>
           </w:tcPr>
           <w:p>
             <w:pPr>
-              <w:pStyle w:val="TableBody"/>
-              <w:jc w:val="center"/>
+              <w:keepNext w:val="0"/>
+              <w:spacing w:after="40"/>
             </w:pPr>
             <w:r>
-              <w:t>AT-05</w:t>
+              <w:rPr>
+                <w:b w:val="0"/>
+                <w:sz w:val="20"/>
+              </w:rPr>
+              <w:t>다른 이용일 새 주문</w:t>
             </w:r>
           </w:p>
         </w:tc>
         <w:tc>
           <w:tcPr>
-            <w:tcW w:type="dxa" w:w="3660"/>
-            <w:vAlign w:val="center"/>
+            <w:tcW w:type="dxa" w:w="6183"/>
             <w:tcMar>
-              <w:top w:w="80" w:type="dxa"/>
-              <w:bottom w:w="80" w:type="dxa"/>
-              <w:start w:w="120" w:type="dxa"/>
-              <w:end w:w="120" w:type="dxa"/>
+              <w:top w:w="100" w:type="dxa"/>
+              <w:left w:w="100" w:type="dxa"/>
+              <w:bottom w:w="100" w:type="dxa"/>
+              <w:right w:w="100" w:type="dxa"/>
             </w:tcMar>
           </w:tcPr>
           <w:p>
             <w:pPr>
-              <w:pStyle w:val="TableBody"/>
+              <w:keepNext w:val="0"/>
+              <w:spacing w:after="40"/>
             </w:pPr>
             <w:r>
-              <w:t>로그아웃 상태에서 선택 후 로그인</w:t>
+              <w:rPr>
+                <w:b w:val="0"/>
+                <w:sz w:val="20"/>
+              </w:rPr>
+              <w:t>해당 이용일 한도로 다시 계산</w:t>
+            </w:r>
+          </w:p>
+        </w:tc>
+      </w:tr>
+    </w:tbl>
+    <w:p>
+      <w:pPr>
+        <w:spacing w:after="40"/>
+      </w:pPr>
+    </w:p>
+    <w:p>
+      <w:pPr>
+        <w:pStyle w:val="Heading1"/>
+        <w:widowControl/>
+      </w:pPr>
+      <w:r>
+        <w:t>05 주문과 결제 및 티켓</w:t>
+      </w:r>
+    </w:p>
+    <w:p>
+      <w:pPr>
+        <w:pStyle w:val="Heading2"/>
+        <w:widowControl/>
+      </w:pPr>
+      <w:r>
+        <w:t>ORD 01 일괄 예약</w:t>
+      </w:r>
+    </w:p>
+    <w:p>
+      <w:pPr>
+        <w:widowControl/>
+      </w:pPr>
+      <w:r>
+        <w:t>같은 이용일·지역·담당부서의 카드를 한 예약으로 결제한다. 최종 상품·일정·금액을 확인하고 서버에서 가격·할인·재고를 검증해야 한다. 동의 없이 가능한 항목만 골라 부분 결제하거나 변경 금액으로 승인하지 않는다.</w:t>
+      </w:r>
+    </w:p>
+    <w:p>
+      <w:pPr>
+        <w:pStyle w:val="Heading2"/>
+        <w:widowControl/>
+      </w:pPr>
+      <w:r>
+        <w:t>ORD 02 카드 결제</w:t>
+      </w:r>
+    </w:p>
+    <w:p>
+      <w:pPr>
+        <w:widowControl/>
+      </w:pPr>
+      <w:r>
+        <w:t>현재 제공 수단은 카드다. 초기 위이 PG 방향을 유지하되 실제 PG·계약·카드 승인·부분취소 조건은 연동 단계에서 확인한다. 간편결제·계좌이체는 현재 제공 기능에 포함하지 않는다. PG 승인 확인 전 예약을 완료로 표시하지 않으며 중복 요청·응답 지연·승인 후 저장 실패에 대한 조회·복구를 구현해야 한다.</w:t>
+      </w:r>
+    </w:p>
+    <w:p>
+      <w:pPr>
+        <w:pStyle w:val="Heading2"/>
+        <w:widowControl/>
+      </w:pPr>
+      <w:r>
+        <w:t>TKT 01 사용자 티켓</w:t>
+      </w:r>
+    </w:p>
+    <w:p>
+      <w:pPr>
+        <w:widowControl/>
+      </w:pPr>
+      <w:r>
+        <w:t>결제당 LRP-YYMMDD-NNNNN 형식의 예약번호 하나를 사용한다. 상품별 -1·-2 접미사는 붙이지 않는다. 현재 신규 주문은 1명 카드별 하위 티켓을 생성하고 목록은 공통 예약번호로 묶는다. 같은 회차를 무조건 한 장으로 합치는 정책 설명과 복수 인원 예시 데이터는 실제 신규 흐름과 다르므로 S-02로 관리한다.</w:t>
+      </w:r>
+    </w:p>
+    <w:p>
+      <w:pPr>
+        <w:pStyle w:val="Heading2"/>
+        <w:widowControl/>
+      </w:pPr>
+      <w:r>
+        <w:t>TKT 02 관리자 인원별 티켓</w:t>
+      </w:r>
+    </w:p>
+    <w:p>
+      <w:pPr>
+        <w:widowControl/>
+      </w:pPr>
+      <w:r>
+        <w:t>관리자는 예약번호 아래 인원별 티켓 식별자, 상품·회차·결제 당시 할인·배분 금액·상태·취소 이력을 확인한다. 티켓 번호와 PG 거래번호는 예약번호와 별개다. 인원별 식별이 참석자 실명 수집을 의미하지 않으며 현재 흐름에 없는 실명 입력을 추가 요구로 간주하지 않는다.</w:t>
+      </w:r>
+    </w:p>
+    <w:p>
+      <w:pPr>
+        <w:pStyle w:val="Heading2"/>
+        <w:widowControl/>
+      </w:pPr>
+      <w:r>
+        <w:t>TKT 03 입장 상태</w:t>
+      </w:r>
+    </w:p>
+    <w:p>
+      <w:pPr>
+        <w:widowControl/>
+      </w:pPr>
+      <w:r>
+        <w:t>시간에 따라 입장 대기·입장 가능·입장 종료를 표시한다. 입장 가능 시작은 프로그램의 입장 대기 시간 전이며 기본 20분, 설정 범위는 0~100분이다. 입장 가능 표시와 움직이는 티켓은 실제 사용 완료 기록이나 QR 검표를 대신하지 않는다. 취소 완료 인원은 유효 인원에서 제외한다.</w:t>
+      </w:r>
+    </w:p>
+    <w:p>
+      <w:pPr>
+        <w:pStyle w:val="Heading1"/>
+        <w:widowControl/>
+      </w:pPr>
+      <w:r>
+        <w:t>06 취소와 환불</w:t>
+      </w:r>
+    </w:p>
+    <w:p>
+      <w:pPr>
+        <w:pStyle w:val="Heading2"/>
+        <w:widowControl/>
+      </w:pPr>
+      <w:r>
+        <w:t>CAN 01 사용자 직접 취소</w:t>
+      </w:r>
+    </w:p>
+    <w:p>
+      <w:pPr>
+        <w:widowControl/>
+      </w:pPr>
+      <w:r>
+        <w:t>사용자는 티켓 상세에서 인원을 선택하고 환불 예정액을 확인한 후 부분·전체 취소한다. 실제 버튼은 입장 대기이면서 설정된 취소 마감 전일 때만 활성화한다. 기본 마감 설정은 10분 전이지만 기본 20분 전 입장 가능 전환부터 취소가 막히므로 S-01을 함께 적용한다.</w:t>
+      </w:r>
+    </w:p>
+    <w:p>
+      <w:pPr>
+        <w:pStyle w:val="Heading2"/>
+        <w:widowControl/>
+      </w:pPr>
+      <w:r>
+        <w:t>CAN 02 관리자 취소</w:t>
+      </w:r>
+    </w:p>
+    <w:p>
+      <w:pPr>
+        <w:widowControl/>
+      </w:pPr>
+      <w:r>
+        <w:t>담당 범위의 인원별 티켓을 선택해 취소한다. 관리자 계정·처리 시각·사유·대상·금액을 기록한다. 통합 관리자는 전체, 부서 관리자는 자기 부서만 처리한다. 운영상 휴장은 기존 예약 유지 또는 전체 취소·환불 중 선택한다. 운영 취소 권한은 사용자 취소 마감과 구분한다.</w:t>
+      </w:r>
+    </w:p>
+    <w:p>
+      <w:pPr>
+        <w:pStyle w:val="Heading2"/>
+        <w:widowControl/>
+      </w:pPr>
+      <w:r>
+        <w:t>CAN 03 금액과 한도 복원</w:t>
+      </w:r>
+    </w:p>
+    <w:p>
+      <w:pPr>
+        <w:widowControl/>
+      </w:pPr>
+      <w:r>
+        <w:t>선택한 티켓의 결제 당시 배분액 합계를 환불 예정액으로 사용한다. 남은 티켓의 할인·금액은 재계산하지 않는다. 현재 화면은 별도 고객 취소수수료를 차감하지 않는다. PG 수수료 2%와 고객 취소수수료를 혼용하지 않는다. 취소 완료 수량을 구매 한도에서 제외하고 남은 인원만 집계한다. 할인 복원 설정 연결 차이는 S-03을 따른다.</w:t>
+      </w:r>
+    </w:p>
+    <w:p>
+      <w:pPr>
+        <w:pStyle w:val="Heading2"/>
+        <w:widowControl/>
+      </w:pPr>
+      <w:r>
+        <w:t>CAN 04 실패와 처리 이력</w:t>
+      </w:r>
+    </w:p>
+    <w:p>
+      <w:pPr>
+        <w:widowControl/>
+      </w:pPr>
+      <w:r>
+        <w:t>현재 프로토타입의 완료 표시와 실제 PG 환불은 구분한다. 실서비스는 동일 티켓 재취소와 원 결제액을 넘는 환불을 막고, 결과 불명확·실패는 거래 조회 후 재처리해야 한다. 관리자 예약 배지는 확정·부분 취소·취소 완료 3종이며, 환불 처리 중·실패 상태를 해당 예약 배지에 이미 구현한 것으로 쓰지 않는다. 외부 거래 처리 상태는 별도 설계 대상이다.</w:t>
+      </w:r>
+    </w:p>
+    <w:p>
+      <w:pPr>
+        <w:pStyle w:val="Heading1"/>
+        <w:widowControl/>
+      </w:pPr>
+      <w:r>
+        <w:t>07 관리자 권한과 프로그램 운영</w:t>
+      </w:r>
+    </w:p>
+    <w:p>
+      <w:pPr>
+        <w:pStyle w:val="Heading2"/>
+        <w:widowControl/>
+      </w:pPr>
+      <w:r>
+        <w:t>ADM 01 고정 역할과 데이터 범위</w:t>
+      </w:r>
+    </w:p>
+    <w:tbl>
+      <w:tblPr>
+        <w:tblW w:type="auto" w:w="0"/>
+        <w:tblLayout w:type="fixed"/>
+        <w:tblLook w:firstColumn="1" w:firstRow="1" w:lastColumn="0" w:lastRow="0" w:noHBand="0" w:noVBand="1" w:val="04A0"/>
+        <w:tblBorders>
+          <w:top w:val="single" w:sz="4" w:color="D9D9D9"/>
+          <w:left w:val="single" w:sz="4" w:color="D9D9D9"/>
+          <w:bottom w:val="single" w:sz="4" w:color="D9D9D9"/>
+          <w:right w:val="single" w:sz="4" w:color="D9D9D9"/>
+          <w:insideH w:val="single" w:sz="4" w:color="D9D9D9"/>
+          <w:insideV w:val="single" w:sz="4" w:color="D9D9D9"/>
+        </w:tblBorders>
+      </w:tblPr>
+      <w:tblGrid>
+        <w:gridCol w:w="2294"/>
+        <w:gridCol w:w="7678"/>
+      </w:tblGrid>
+      <w:tr>
+        <w:trPr>
+          <w:cantSplit/>
+          <w:tblHeader/>
+        </w:trPr>
+        <w:tc>
+          <w:tcPr>
+            <w:tcW w:type="dxa" w:w="2294"/>
+            <w:tcMar>
+              <w:top w:w="100" w:type="dxa"/>
+              <w:left w:w="100" w:type="dxa"/>
+              <w:bottom w:w="100" w:type="dxa"/>
+              <w:right w:w="100" w:type="dxa"/>
+            </w:tcMar>
+            <w:shd w:fill="EDEDED"/>
+          </w:tcPr>
+          <w:p>
+            <w:pPr>
+              <w:keepNext/>
+              <w:spacing w:after="40"/>
+            </w:pPr>
+            <w:r>
+              <w:rPr>
+                <w:b/>
+                <w:sz w:val="20"/>
+              </w:rPr>
+              <w:t>역할</w:t>
             </w:r>
           </w:p>
         </w:tc>
         <w:tc>
           <w:tcPr>
-            <w:tcW w:type="dxa" w:w="4850"/>
-            <w:vAlign w:val="center"/>
+            <w:tcW w:type="dxa" w:w="7678"/>
             <w:tcMar>
-              <w:top w:w="80" w:type="dxa"/>
-              <w:bottom w:w="80" w:type="dxa"/>
-              <w:start w:w="120" w:type="dxa"/>
-              <w:end w:w="120" w:type="dxa"/>
+              <w:top w:w="100" w:type="dxa"/>
+              <w:left w:w="100" w:type="dxa"/>
+              <w:bottom w:w="100" w:type="dxa"/>
+              <w:right w:w="100" w:type="dxa"/>
             </w:tcMar>
+            <w:shd w:fill="EDEDED"/>
           </w:tcPr>
           <w:p>
             <w:pPr>
-              <w:pStyle w:val="TableBody"/>
+              <w:keepNext/>
+              <w:spacing w:after="40"/>
             </w:pPr>
             <w:r>
-              <w:t>로그인 계정의 전체 예약과 다시 검사</w:t>
+              <w:rPr>
+                <w:b/>
+                <w:sz w:val="20"/>
+              </w:rPr>
+              <w:t>허용 범위</w:t>
             </w:r>
           </w:p>
         </w:tc>
@@ -4674,62 +960,49 @@
         </w:trPr>
         <w:tc>
           <w:tcPr>
-            <w:tcW w:type="dxa" w:w="850"/>
-            <w:vAlign w:val="center"/>
+            <w:tcW w:type="dxa" w:w="2294"/>
             <w:tcMar>
-              <w:top w:w="80" w:type="dxa"/>
-              <w:bottom w:w="80" w:type="dxa"/>
-              <w:start w:w="120" w:type="dxa"/>
-              <w:end w:w="120" w:type="dxa"/>
+              <w:top w:w="100" w:type="dxa"/>
+              <w:left w:w="100" w:type="dxa"/>
+              <w:bottom w:w="100" w:type="dxa"/>
+              <w:right w:w="100" w:type="dxa"/>
             </w:tcMar>
           </w:tcPr>
           <w:p>
             <w:pPr>
-              <w:pStyle w:val="TableBody"/>
-              <w:jc w:val="center"/>
+              <w:keepNext w:val="0"/>
+              <w:spacing w:after="40"/>
             </w:pPr>
             <w:r>
-              <w:t>AT-06</w:t>
+              <w:rPr>
+                <w:b w:val="0"/>
+                <w:sz w:val="20"/>
+              </w:rPr>
+              <w:t>예약 회원</w:t>
             </w:r>
           </w:p>
         </w:tc>
         <w:tc>
           <w:tcPr>
-            <w:tcW w:type="dxa" w:w="3660"/>
-            <w:vAlign w:val="center"/>
+            <w:tcW w:type="dxa" w:w="7678"/>
             <w:tcMar>
-              <w:top w:w="80" w:type="dxa"/>
-              <w:bottom w:w="80" w:type="dxa"/>
-              <w:start w:w="120" w:type="dxa"/>
-              <w:end w:w="120" w:type="dxa"/>
+              <w:top w:w="100" w:type="dxa"/>
+              <w:left w:w="100" w:type="dxa"/>
+              <w:bottom w:w="100" w:type="dxa"/>
+              <w:right w:w="100" w:type="dxa"/>
             </w:tcMar>
           </w:tcPr>
           <w:p>
             <w:pPr>
-              <w:pStyle w:val="TableBody"/>
+              <w:keepNext w:val="0"/>
+              <w:spacing w:after="40"/>
             </w:pPr>
             <w:r>
-              <w:t>다른 회원으로 변경</w:t>
-            </w:r>
-          </w:p>
-        </w:tc>
-        <w:tc>
-          <w:tcPr>
-            <w:tcW w:type="dxa" w:w="4850"/>
-            <w:vAlign w:val="center"/>
-            <w:tcMar>
-              <w:top w:w="80" w:type="dxa"/>
-              <w:bottom w:w="80" w:type="dxa"/>
-              <w:start w:w="120" w:type="dxa"/>
-              <w:end w:w="120" w:type="dxa"/>
-            </w:tcMar>
-          </w:tcPr>
-          <w:p>
-            <w:pPr>
-              <w:pStyle w:val="TableBody"/>
-            </w:pPr>
-            <w:r>
-              <w:t>장바구니·예약 분리, 타인 정보 접근 불가</w:t>
+              <w:rPr>
+                <w:b w:val="0"/>
+                <w:sz w:val="20"/>
+              </w:rPr>
+              <w:t>본인 장바구니·예약·티켓·취소</w:t>
             </w:r>
           </w:p>
         </w:tc>
@@ -4740,62 +1013,49 @@
         </w:trPr>
         <w:tc>
           <w:tcPr>
-            <w:tcW w:type="dxa" w:w="850"/>
-            <w:vAlign w:val="center"/>
+            <w:tcW w:type="dxa" w:w="2294"/>
             <w:tcMar>
-              <w:top w:w="80" w:type="dxa"/>
-              <w:bottom w:w="80" w:type="dxa"/>
-              <w:start w:w="120" w:type="dxa"/>
-              <w:end w:w="120" w:type="dxa"/>
+              <w:top w:w="100" w:type="dxa"/>
+              <w:left w:w="100" w:type="dxa"/>
+              <w:bottom w:w="100" w:type="dxa"/>
+              <w:right w:w="100" w:type="dxa"/>
             </w:tcMar>
           </w:tcPr>
           <w:p>
             <w:pPr>
-              <w:pStyle w:val="TableBody"/>
-              <w:jc w:val="center"/>
+              <w:keepNext w:val="0"/>
+              <w:spacing w:after="40"/>
             </w:pPr>
             <w:r>
-              <w:t>AT-07</w:t>
+              <w:rPr>
+                <w:b w:val="0"/>
+                <w:sz w:val="20"/>
+              </w:rPr>
+              <w:t>부서 공용 관리자</w:t>
             </w:r>
           </w:p>
         </w:tc>
         <w:tc>
           <w:tcPr>
-            <w:tcW w:type="dxa" w:w="3660"/>
-            <w:vAlign w:val="center"/>
+            <w:tcW w:type="dxa" w:w="7678"/>
             <w:tcMar>
-              <w:top w:w="80" w:type="dxa"/>
-              <w:bottom w:w="80" w:type="dxa"/>
-              <w:start w:w="120" w:type="dxa"/>
-              <w:end w:w="120" w:type="dxa"/>
+              <w:top w:w="100" w:type="dxa"/>
+              <w:left w:w="100" w:type="dxa"/>
+              <w:bottom w:w="100" w:type="dxa"/>
+              <w:right w:w="100" w:type="dxa"/>
             </w:tcMar>
           </w:tcPr>
           <w:p>
             <w:pPr>
-              <w:pStyle w:val="TableBody"/>
+              <w:keepNext w:val="0"/>
+              <w:spacing w:after="40"/>
             </w:pPr>
             <w:r>
-              <w:t>결제 중 정원·금액·예약 상태 변경</w:t>
-            </w:r>
-          </w:p>
-        </w:tc>
-        <w:tc>
-          <w:tcPr>
-            <w:tcW w:type="dxa" w:w="4850"/>
-            <w:vAlign w:val="center"/>
-            <w:tcMar>
-              <w:top w:w="80" w:type="dxa"/>
-              <w:bottom w:w="80" w:type="dxa"/>
-              <w:start w:w="120" w:type="dxa"/>
-              <w:end w:w="120" w:type="dxa"/>
-            </w:tcMar>
-          </w:tcPr>
-          <w:p>
-            <w:pPr>
-              <w:pStyle w:val="TableBody"/>
-            </w:pPr>
-            <w:r>
-              <w:t>최신 서버 데이터로 재검증, 중복 판매 방지</w:t>
+              <w:rPr>
+                <w:b w:val="0"/>
+                <w:sz w:val="20"/>
+              </w:rPr>
+              <w:t>자기 부서 프로그램·회차·운영일·예약·환불·정산 관리, 타 부서 프로그램 조회</w:t>
             </w:r>
           </w:p>
         </w:tc>
@@ -4806,62 +1066,342 @@
         </w:trPr>
         <w:tc>
           <w:tcPr>
-            <w:tcW w:type="dxa" w:w="850"/>
-            <w:vAlign w:val="center"/>
+            <w:tcW w:type="dxa" w:w="2294"/>
             <w:tcMar>
-              <w:top w:w="80" w:type="dxa"/>
-              <w:bottom w:w="80" w:type="dxa"/>
-              <w:start w:w="120" w:type="dxa"/>
-              <w:end w:w="120" w:type="dxa"/>
+              <w:top w:w="100" w:type="dxa"/>
+              <w:left w:w="100" w:type="dxa"/>
+              <w:bottom w:w="100" w:type="dxa"/>
+              <w:right w:w="100" w:type="dxa"/>
             </w:tcMar>
           </w:tcPr>
           <w:p>
             <w:pPr>
-              <w:pStyle w:val="TableBody"/>
-              <w:jc w:val="center"/>
+              <w:keepNext w:val="0"/>
+              <w:spacing w:after="40"/>
             </w:pPr>
             <w:r>
-              <w:t>AT-08</w:t>
+              <w:rPr>
+                <w:b w:val="0"/>
+                <w:sz w:val="20"/>
+              </w:rPr>
+              <w:t>통합 관리자</w:t>
             </w:r>
           </w:p>
         </w:tc>
         <w:tc>
           <w:tcPr>
-            <w:tcW w:type="dxa" w:w="3660"/>
-            <w:vAlign w:val="center"/>
+            <w:tcW w:type="dxa" w:w="7678"/>
             <w:tcMar>
-              <w:top w:w="80" w:type="dxa"/>
-              <w:bottom w:w="80" w:type="dxa"/>
-              <w:start w:w="120" w:type="dxa"/>
-              <w:end w:w="120" w:type="dxa"/>
+              <w:top w:w="100" w:type="dxa"/>
+              <w:left w:w="100" w:type="dxa"/>
+              <w:bottom w:w="100" w:type="dxa"/>
+              <w:right w:w="100" w:type="dxa"/>
             </w:tcMar>
           </w:tcPr>
           <w:p>
             <w:pPr>
-              <w:pStyle w:val="TableBody"/>
+              <w:keepNext w:val="0"/>
+              <w:spacing w:after="40"/>
             </w:pPr>
             <w:r>
-              <w:t>결제 실패·중복 요청·결과 응답 지연</w:t>
+              <w:rPr>
+                <w:b w:val="0"/>
+                <w:sz w:val="20"/>
+              </w:rPr>
+              <w:t>전체 지역·부서 관리, 부서 계정 발급·수정·비밀번호 재발급·삭제</w:t>
+            </w:r>
+          </w:p>
+        </w:tc>
+      </w:tr>
+    </w:tbl>
+    <w:p>
+      <w:pPr>
+        <w:spacing w:after="40"/>
+      </w:pPr>
+    </w:p>
+    <w:p>
+      <w:pPr>
+        <w:widowControl/>
+      </w:pPr>
+      <w:r>
+        <w:t>기능별 권한 체크박스는 현재 범위에 없다. 통합 관리자 삭제를 금지하고 부서 계정은 연결 프로그램·업무 이력이 있으면 삭제를 막는다. 로그인 이력만으로는 제한하지 않는다. 삭제 성공 시 서버 세션도 만료해야 한다. 공용 계정의 기록은 개인 이름이 아니라 계정 ID·지역·부서·시각·사유를 남긴다.</w:t>
+      </w:r>
+    </w:p>
+    <w:p>
+      <w:pPr>
+        <w:pStyle w:val="Heading2"/>
+        <w:widowControl/>
+      </w:pPr>
+      <w:r>
+        <w:t>ADM 02 프로그램 등록과 노출</w:t>
+      </w:r>
+    </w:p>
+    <w:p>
+      <w:pPr>
+        <w:widowControl/>
+      </w:pPr>
+      <w:r>
+        <w:t>프로그램을 먼저 등록하고 회차를 추가한다. 지역·부서·유형·이름·기본 가격·대표 이미지·요약 안내·이용 전 확인사항·운영 기간과 요일·노출 기간·예약 가능 N일·입장 대기·취소 설정·할인을 관리한다. 신규 대표 이미지는 필수, 요약 안내 문구는 선택이다. 숨김은 신규 노출을 중단하며 기존 예약 이력을 지우는 것과 다르다.</w:t>
+      </w:r>
+    </w:p>
+    <w:p>
+      <w:pPr>
+        <w:pStyle w:val="Heading2"/>
+        <w:widowControl/>
+      </w:pPr>
+      <w:r>
+        <w:t>ADM 03 회차와 운영일</w:t>
+      </w:r>
+    </w:p>
+    <w:p>
+      <w:pPr>
+        <w:widowControl/>
+      </w:pPr>
+      <w:r>
+        <w:t>회차 시작·종료 시각, 온라인 수량, 판매 상태를 설정하고 시간순으로 회차명을 자동 생성한다. 온라인 수량은 키오스크와 연동하지 않는다. 예약 수보다 작은 정원, 종료가 시작보다 이른 설정 등 유효하지 않은 변경을 차단한다. 예약 시간·금액은 구매 당시 기준을 보존한다. 운영 달력은 운영·일부 휴장·휴장을 구분한다.</w:t>
+      </w:r>
+    </w:p>
+    <w:p>
+      <w:pPr>
+        <w:pStyle w:val="Heading2"/>
+        <w:widowControl/>
+      </w:pPr>
+      <w:r>
+        <w:t>ADM 04 할인 관리</w:t>
+      </w:r>
+    </w:p>
+    <w:p>
+      <w:pPr>
+        <w:widowControl/>
+      </w:pPr>
+      <w:r>
+        <w:t>프로그램과 분리된 할인에 정률·정액·최대 할인금액·수량·집계 기준·기간·증빙·취소 복원·적용 프로그램·활성을 설정한다. 할인 변경은 신규 예약에 적용하고 기존 결제 스냅샷을 보존한다. 복수 할인명 표시는 우선순위가 아니다. 사용자 적용은 이용일당 하나의 할인 정책이며 S-03 연결 차이를 구분한다.</w:t>
+      </w:r>
+    </w:p>
+    <w:p>
+      <w:pPr>
+        <w:pStyle w:val="Heading1"/>
+        <w:widowControl/>
+      </w:pPr>
+      <w:r>
+        <w:t>08 예약 운영과 정산 및 인프라</w:t>
+      </w:r>
+    </w:p>
+    <w:p>
+      <w:pPr>
+        <w:pStyle w:val="Heading2"/>
+        <w:widowControl/>
+      </w:pPr>
+      <w:r>
+        <w:t>ADM 05 예약 조회와 휴장</w:t>
+      </w:r>
+    </w:p>
+    <w:p>
+      <w:pPr>
+        <w:widowControl/>
+      </w:pPr>
+      <w:r>
+        <w:t>예약번호별 한 행에 상품·회차를 묶어 표시하고 상세에서 인원별 티켓을 확인한다. 구매금액은 최초 할인 적용 구매액, 결제금액은 구매금액에서 환불 누계를 뺀 값이다. 검색·필터는 함께 적용하며 목록은 페이지당 20건이다. 휴장 확인에서는 대상 예약과 환불 예정액을 확인하고 유지 또는 취소·환불을 선택한다. 고객 자동 알림은 발송하지 않는다.</w:t>
+      </w:r>
+    </w:p>
+    <w:p>
+      <w:pPr>
+        <w:pStyle w:val="Heading2"/>
+        <w:widowControl/>
+      </w:pPr>
+      <w:r>
+        <w:t>ADM 06 매출과 정산</w:t>
+      </w:r>
+    </w:p>
+    <w:p>
+      <w:pPr>
+        <w:widowControl/>
+      </w:pPr>
+      <w:r>
+        <w:t>실제 서비스 완료월을 기준으로 매월 1일부터 말일까지 집계하고 다음 달 8일 지급 예정으로 표시한다. 서비스 전 전액취소·미완료 건은 제외하고 완료 전 부분취소를 반영한다. 승인액에서 취소액을 빼면 순매출, 순매출에서 수수료를 빼면 지급예정액이다. PG 수수료는 거래금액의 2%이며 취소는 동일 비율 음수 조정이다. 지급예정액은 실제 송금 완료액이 아니다.</w:t>
+      </w:r>
+    </w:p>
+    <w:p>
+      <w:pPr>
+        <w:pStyle w:val="Heading2"/>
+        <w:widowControl/>
+      </w:pPr>
+      <w:r>
+        <w:t>ADM 07 정산 다운로드</w:t>
+      </w:r>
+    </w:p>
+    <w:p>
+      <w:pPr>
+        <w:widowControl/>
+      </w:pPr>
+      <w:r>
+        <w:t>서비스 이용일·지역·부서·카드사·예약번호·상품명 조건을 화면과 엑셀에 동일하게 적용한다. 원장은 예약번호별 한 행, 펼친 이력은 승인·취소 원본 이벤트다. 엑셀은 매출 요약·결제 정산 원장·거래 이력 3개 시트이며 포트원 거래번호·취소 티켓 번호·사유는 거래 이력에 포함한다. 세금·면세·수수료 공급가액·부가세를 별도 표시하지 않는다. 자동 송금은 포함하지 않는다.</w:t>
+      </w:r>
+    </w:p>
+    <w:p>
+      <w:pPr>
+        <w:pStyle w:val="Heading2"/>
+        <w:widowControl/>
+      </w:pPr>
+      <w:r>
+        <w:t>OPS 01 운영 인프라</w:t>
+      </w:r>
+    </w:p>
+    <w:p>
+      <w:pPr>
+        <w:widowControl/>
+      </w:pPr>
+      <w:r>
+        <w:t>위이가 외부 서버·DB를 운영하고 신규 도메인을 적용하는 기존 구축 방향을 유지한다. 실제 인증·권한·감사 로그·백업·복구·모니터링은 연동·운영 요구다. 보안·개인정보 세부 기준과 비용은 담당자·계약 자료로 확인한다.</w:t>
+      </w:r>
+    </w:p>
+    <w:p>
+      <w:pPr>
+        <w:pStyle w:val="Heading2"/>
+        <w:widowControl/>
+      </w:pPr>
+      <w:r>
+        <w:t>OPS 02 오픈과 검수</w:t>
+      </w:r>
+    </w:p>
+    <w:p>
+      <w:pPr>
+        <w:widowControl/>
+      </w:pPr>
+      <w:r>
+        <w:t>부산경남·제주는 준비 중 안내다. 실제 지역·프로그램·CTA 오픈 대상과 일정을 별도 확정하고 실제 로그인·PG·서버 통합 검수 후 공개한다. 과거 회의의 목표 날짜를 확정 납기로 해석하지 않는다.</w:t>
+      </w:r>
+    </w:p>
+    <w:p>
+      <w:pPr>
+        <w:pStyle w:val="Heading1"/>
+        <w:widowControl/>
+      </w:pPr>
+      <w:r>
+        <w:t>09 주문과 데이터 보존 기준</w:t>
+      </w:r>
+    </w:p>
+    <w:p>
+      <w:pPr>
+        <w:widowControl/>
+      </w:pPr>
+      <w:r>
+        <w:t>회원 아래 예약, 예약 아래 하위 티켓과 결제·환불 거래를 연결한다. 인원별 티켓에는 결제 당시 상품·회차·지역·부서·할인·금액과 입장·취소 설정을 보존한다. 식별자는 예약번호, 인원별 티켓 번호, 결제 거래번호, 환불 요청 번호로 구분한다.</w:t>
+      </w:r>
+    </w:p>
+    <w:p>
+      <w:pPr>
+        <w:widowControl/>
+      </w:pPr>
+      <w:r>
+        <w:t>인원별 결제 배분액 합계는 원 구매액과 같아야 하고 환불 누계는 원 승인액을 넘을 수 없다. 취소 후 원 구매액은 유지하며 남은 결제액·유효 인원을 별도 계산한다. DB 테이블·트랜잭션·재시도 구현은 개발팀 설계 대상이다.</w:t>
+      </w:r>
+    </w:p>
+    <w:p>
+      <w:pPr>
+        <w:pStyle w:val="Heading1"/>
+        <w:widowControl/>
+      </w:pPr>
+      <w:r>
+        <w:t>10 예약과 환불 정책의 결정 현황</w:t>
+      </w:r>
+    </w:p>
+    <w:tbl>
+      <w:tblPr>
+        <w:tblW w:type="auto" w:w="0"/>
+        <w:tblLayout w:type="fixed"/>
+        <w:tblLook w:firstColumn="1" w:firstRow="1" w:lastColumn="0" w:lastRow="0" w:noHBand="0" w:noVBand="1" w:val="04A0"/>
+        <w:tblBorders>
+          <w:top w:val="single" w:sz="4" w:color="D9D9D9"/>
+          <w:left w:val="single" w:sz="4" w:color="D9D9D9"/>
+          <w:bottom w:val="single" w:sz="4" w:color="D9D9D9"/>
+          <w:right w:val="single" w:sz="4" w:color="D9D9D9"/>
+          <w:insideH w:val="single" w:sz="4" w:color="D9D9D9"/>
+          <w:insideV w:val="single" w:sz="4" w:color="D9D9D9"/>
+        </w:tblBorders>
+      </w:tblPr>
+      <w:tblGrid>
+        <w:gridCol w:w="1296"/>
+        <w:gridCol w:w="4288"/>
+        <w:gridCol w:w="4388"/>
+      </w:tblGrid>
+      <w:tr>
+        <w:trPr>
+          <w:cantSplit/>
+          <w:tblHeader/>
+        </w:trPr>
+        <w:tc>
+          <w:tcPr>
+            <w:tcW w:type="dxa" w:w="1296"/>
+            <w:tcMar>
+              <w:top w:w="100" w:type="dxa"/>
+              <w:left w:w="100" w:type="dxa"/>
+              <w:bottom w:w="100" w:type="dxa"/>
+              <w:right w:w="100" w:type="dxa"/>
+            </w:tcMar>
+            <w:shd w:fill="EDEDED"/>
+          </w:tcPr>
+          <w:p>
+            <w:pPr>
+              <w:keepNext/>
+              <w:spacing w:after="40"/>
+            </w:pPr>
+            <w:r>
+              <w:rPr>
+                <w:b/>
+                <w:sz w:val="20"/>
+              </w:rPr>
+              <w:t>ID</w:t>
             </w:r>
           </w:p>
         </w:tc>
         <w:tc>
           <w:tcPr>
-            <w:tcW w:type="dxa" w:w="4850"/>
-            <w:vAlign w:val="center"/>
+            <w:tcW w:type="dxa" w:w="4288"/>
             <w:tcMar>
-              <w:top w:w="80" w:type="dxa"/>
-              <w:bottom w:w="80" w:type="dxa"/>
-              <w:start w:w="120" w:type="dxa"/>
-              <w:end w:w="120" w:type="dxa"/>
+              <w:top w:w="100" w:type="dxa"/>
+              <w:left w:w="100" w:type="dxa"/>
+              <w:bottom w:w="100" w:type="dxa"/>
+              <w:right w:w="100" w:type="dxa"/>
             </w:tcMar>
+            <w:shd w:fill="EDEDED"/>
           </w:tcPr>
           <w:p>
             <w:pPr>
-              <w:pStyle w:val="TableBody"/>
+              <w:keepNext/>
+              <w:spacing w:after="40"/>
             </w:pPr>
             <w:r>
-              <w:t>중복 청구/발급 없음, 확인 가능한 처리 상태 유지</w:t>
+              <w:rPr>
+                <w:b/>
+                <w:sz w:val="20"/>
+              </w:rPr>
+              <w:t>현행 기준</w:t>
+            </w:r>
+          </w:p>
+        </w:tc>
+        <w:tc>
+          <w:tcPr>
+            <w:tcW w:type="dxa" w:w="4388"/>
+            <w:tcMar>
+              <w:top w:w="100" w:type="dxa"/>
+              <w:left w:w="100" w:type="dxa"/>
+              <w:bottom w:w="100" w:type="dxa"/>
+              <w:right w:w="100" w:type="dxa"/>
+            </w:tcMar>
+            <w:shd w:fill="EDEDED"/>
+          </w:tcPr>
+          <w:p>
+            <w:pPr>
+              <w:keepNext/>
+              <w:spacing w:after="40"/>
+            </w:pPr>
+            <w:r>
+              <w:rPr>
+                <w:b/>
+                <w:sz w:val="20"/>
+              </w:rPr>
+              <w:t>남은 확인</w:t>
             </w:r>
           </w:p>
         </w:tc>
@@ -4872,62 +1412,73 @@
         </w:trPr>
         <w:tc>
           <w:tcPr>
-            <w:tcW w:type="dxa" w:w="850"/>
-            <w:vAlign w:val="center"/>
+            <w:tcW w:type="dxa" w:w="1296"/>
             <w:tcMar>
-              <w:top w:w="80" w:type="dxa"/>
-              <w:bottom w:w="80" w:type="dxa"/>
-              <w:start w:w="120" w:type="dxa"/>
-              <w:end w:w="120" w:type="dxa"/>
+              <w:top w:w="100" w:type="dxa"/>
+              <w:left w:w="100" w:type="dxa"/>
+              <w:bottom w:w="100" w:type="dxa"/>
+              <w:right w:w="100" w:type="dxa"/>
             </w:tcMar>
           </w:tcPr>
           <w:p>
             <w:pPr>
-              <w:pStyle w:val="TableBody"/>
-              <w:jc w:val="center"/>
+              <w:keepNext w:val="0"/>
+              <w:spacing w:after="40"/>
             </w:pPr>
             <w:r>
-              <w:t>AT-09</w:t>
+              <w:rPr>
+                <w:b w:val="0"/>
+                <w:sz w:val="20"/>
+              </w:rPr>
+              <w:t>D-01</w:t>
             </w:r>
           </w:p>
         </w:tc>
         <w:tc>
           <w:tcPr>
-            <w:tcW w:type="dxa" w:w="3660"/>
-            <w:vAlign w:val="center"/>
+            <w:tcW w:type="dxa" w:w="4288"/>
             <w:tcMar>
-              <w:top w:w="80" w:type="dxa"/>
-              <w:bottom w:w="80" w:type="dxa"/>
-              <w:start w:w="120" w:type="dxa"/>
-              <w:end w:w="120" w:type="dxa"/>
+              <w:top w:w="100" w:type="dxa"/>
+              <w:left w:w="100" w:type="dxa"/>
+              <w:bottom w:w="100" w:type="dxa"/>
+              <w:right w:w="100" w:type="dxa"/>
             </w:tcMar>
           </w:tcPr>
           <w:p>
             <w:pPr>
-              <w:pStyle w:val="TableBody"/>
+              <w:keepNext w:val="0"/>
+              <w:spacing w:after="40"/>
             </w:pPr>
             <w:r>
-              <w:t>한 회차 3명 및 다른 회차 1명 결제</w:t>
+              <w:rPr>
+                <w:b w:val="0"/>
+                <w:sz w:val="20"/>
+              </w:rPr>
+              <w:t>포니 5000원·4000원, 기본 주말·N일 14, 하루 4매·과천 할인 2매</w:t>
             </w:r>
           </w:p>
         </w:tc>
         <w:tc>
           <w:tcPr>
-            <w:tcW w:type="dxa" w:w="4850"/>
-            <w:vAlign w:val="center"/>
+            <w:tcW w:type="dxa" w:w="4388"/>
             <w:tcMar>
-              <w:top w:w="80" w:type="dxa"/>
-              <w:bottom w:w="80" w:type="dxa"/>
-              <w:start w:w="120" w:type="dxa"/>
-              <w:end w:w="120" w:type="dxa"/>
+              <w:top w:w="100" w:type="dxa"/>
+              <w:left w:w="100" w:type="dxa"/>
+              <w:bottom w:w="100" w:type="dxa"/>
+              <w:right w:w="100" w:type="dxa"/>
             </w:tcMar>
           </w:tcPr>
           <w:p>
             <w:pPr>
-              <w:pStyle w:val="TableBody"/>
+              <w:keepNext w:val="0"/>
+              <w:spacing w:after="40"/>
             </w:pPr>
             <w:r>
-              <w:t>사용자 티켓 2장, 관리자 개별 티켓 총 4개</w:t>
+              <w:rPr>
+                <w:b w:val="0"/>
+                <w:sz w:val="20"/>
+              </w:rPr>
+              <w:t>신규 프로그램 운영값·오픈 대상</w:t>
             </w:r>
           </w:p>
         </w:tc>
@@ -4938,62 +1489,73 @@
         </w:trPr>
         <w:tc>
           <w:tcPr>
-            <w:tcW w:type="dxa" w:w="850"/>
-            <w:vAlign w:val="center"/>
+            <w:tcW w:type="dxa" w:w="1296"/>
             <w:tcMar>
-              <w:top w:w="80" w:type="dxa"/>
-              <w:bottom w:w="80" w:type="dxa"/>
-              <w:start w:w="120" w:type="dxa"/>
-              <w:end w:w="120" w:type="dxa"/>
+              <w:top w:w="100" w:type="dxa"/>
+              <w:left w:w="100" w:type="dxa"/>
+              <w:bottom w:w="100" w:type="dxa"/>
+              <w:right w:w="100" w:type="dxa"/>
             </w:tcMar>
           </w:tcPr>
           <w:p>
             <w:pPr>
-              <w:pStyle w:val="TableBody"/>
-              <w:jc w:val="center"/>
+              <w:keepNext w:val="0"/>
+              <w:spacing w:after="40"/>
             </w:pPr>
             <w:r>
-              <w:t>AT-10</w:t>
+              <w:rPr>
+                <w:b w:val="0"/>
+                <w:sz w:val="20"/>
+              </w:rPr>
+              <w:t>D-02</w:t>
             </w:r>
           </w:p>
         </w:tc>
         <w:tc>
           <w:tcPr>
-            <w:tcW w:type="dxa" w:w="3660"/>
-            <w:vAlign w:val="center"/>
+            <w:tcW w:type="dxa" w:w="4288"/>
             <w:tcMar>
-              <w:top w:w="80" w:type="dxa"/>
-              <w:bottom w:w="80" w:type="dxa"/>
-              <w:start w:w="120" w:type="dxa"/>
-              <w:end w:w="120" w:type="dxa"/>
+              <w:top w:w="100" w:type="dxa"/>
+              <w:left w:w="100" w:type="dxa"/>
+              <w:bottom w:w="100" w:type="dxa"/>
+              <w:right w:w="100" w:type="dxa"/>
             </w:tcMar>
           </w:tcPr>
           <w:p>
             <w:pPr>
-              <w:pStyle w:val="TableBody"/>
+              <w:keepNext w:val="0"/>
+              <w:spacing w:after="40"/>
             </w:pPr>
             <w:r>
-              <w:t>3명 중 1명 부분취소</w:t>
+              <w:rPr>
+                <w:b w:val="0"/>
+                <w:sz w:val="20"/>
+              </w:rPr>
+              <w:t>시간 겹침 허용, 이동·준비시간 차단 없음</w:t>
             </w:r>
           </w:p>
         </w:tc>
         <w:tc>
           <w:tcPr>
-            <w:tcW w:type="dxa" w:w="4850"/>
-            <w:vAlign w:val="center"/>
+            <w:tcW w:type="dxa" w:w="4388"/>
             <w:tcMar>
-              <w:top w:w="80" w:type="dxa"/>
-              <w:bottom w:w="80" w:type="dxa"/>
-              <w:start w:w="120" w:type="dxa"/>
-              <w:end w:w="120" w:type="dxa"/>
+              <w:top w:w="100" w:type="dxa"/>
+              <w:left w:w="100" w:type="dxa"/>
+              <w:bottom w:w="100" w:type="dxa"/>
+              <w:right w:w="100" w:type="dxa"/>
             </w:tcMar>
           </w:tcPr>
           <w:p>
             <w:pPr>
-              <w:pStyle w:val="TableBody"/>
+              <w:keepNext w:val="0"/>
+              <w:spacing w:after="40"/>
             </w:pPr>
             <w:r>
-              <w:t>해당 인원만 무효화·환불, 남은 인원 2명 표시</w:t>
+              <w:rPr>
+                <w:b w:val="0"/>
+                <w:sz w:val="20"/>
+              </w:rPr>
+              <w:t>현재 시간 중복 제한 없음</w:t>
             </w:r>
           </w:p>
         </w:tc>
@@ -5004,62 +1566,73 @@
         </w:trPr>
         <w:tc>
           <w:tcPr>
-            <w:tcW w:type="dxa" w:w="850"/>
-            <w:vAlign w:val="center"/>
+            <w:tcW w:type="dxa" w:w="1296"/>
             <w:tcMar>
-              <w:top w:w="80" w:type="dxa"/>
-              <w:bottom w:w="80" w:type="dxa"/>
-              <w:start w:w="120" w:type="dxa"/>
-              <w:end w:w="120" w:type="dxa"/>
+              <w:top w:w="100" w:type="dxa"/>
+              <w:left w:w="100" w:type="dxa"/>
+              <w:bottom w:w="100" w:type="dxa"/>
+              <w:right w:w="100" w:type="dxa"/>
             </w:tcMar>
           </w:tcPr>
           <w:p>
             <w:pPr>
-              <w:pStyle w:val="TableBody"/>
-              <w:jc w:val="center"/>
+              <w:keepNext w:val="0"/>
+              <w:spacing w:after="40"/>
             </w:pPr>
             <w:r>
-              <w:t>AT-11</w:t>
+              <w:rPr>
+                <w:b w:val="0"/>
+                <w:sz w:val="20"/>
+              </w:rPr>
+              <w:t>D-03</w:t>
             </w:r>
           </w:p>
         </w:tc>
         <w:tc>
           <w:tcPr>
-            <w:tcW w:type="dxa" w:w="3660"/>
-            <w:vAlign w:val="center"/>
+            <w:tcW w:type="dxa" w:w="4288"/>
             <w:tcMar>
-              <w:top w:w="80" w:type="dxa"/>
-              <w:bottom w:w="80" w:type="dxa"/>
-              <w:start w:w="120" w:type="dxa"/>
-              <w:end w:w="120" w:type="dxa"/>
+              <w:top w:w="100" w:type="dxa"/>
+              <w:left w:w="100" w:type="dxa"/>
+              <w:bottom w:w="100" w:type="dxa"/>
+              <w:right w:w="100" w:type="dxa"/>
             </w:tcMar>
           </w:tcPr>
           <w:p>
             <w:pPr>
-              <w:pStyle w:val="TableBody"/>
+              <w:keepNext w:val="0"/>
+              <w:spacing w:after="40"/>
             </w:pPr>
             <w:r>
-              <w:t>부분취소 후 동일 시간 새 예약</w:t>
+              <w:rPr>
+                <w:b w:val="0"/>
+                <w:sz w:val="20"/>
+              </w:rPr>
+              <w:t>사용자 인원 선택 부분취소 제공, 마감 기본 10분 설정</w:t>
             </w:r>
           </w:p>
         </w:tc>
         <w:tc>
           <w:tcPr>
-            <w:tcW w:type="dxa" w:w="4850"/>
-            <w:vAlign w:val="center"/>
+            <w:tcW w:type="dxa" w:w="4388"/>
             <w:tcMar>
-              <w:top w:w="80" w:type="dxa"/>
-              <w:bottom w:w="80" w:type="dxa"/>
-              <w:start w:w="120" w:type="dxa"/>
-              <w:end w:w="120" w:type="dxa"/>
+              <w:top w:w="100" w:type="dxa"/>
+              <w:left w:w="100" w:type="dxa"/>
+              <w:bottom w:w="100" w:type="dxa"/>
+              <w:right w:w="100" w:type="dxa"/>
             </w:tcMar>
           </w:tcPr>
           <w:p>
             <w:pPr>
-              <w:pStyle w:val="TableBody"/>
+              <w:keepNext w:val="0"/>
+              <w:spacing w:after="40"/>
             </w:pPr>
             <w:r>
-              <w:t>남은 유효 인원이 있으면 계속 중복 차단</w:t>
+              <w:rPr>
+                <w:b w:val="0"/>
+                <w:sz w:val="20"/>
+              </w:rPr>
+              <w:t>S-01 안내와 활성 조건 차이</w:t>
             </w:r>
           </w:p>
         </w:tc>
@@ -5070,62 +1643,73 @@
         </w:trPr>
         <w:tc>
           <w:tcPr>
-            <w:tcW w:type="dxa" w:w="850"/>
-            <w:vAlign w:val="center"/>
+            <w:tcW w:type="dxa" w:w="1296"/>
             <w:tcMar>
-              <w:top w:w="80" w:type="dxa"/>
-              <w:bottom w:w="80" w:type="dxa"/>
-              <w:start w:w="120" w:type="dxa"/>
-              <w:end w:w="120" w:type="dxa"/>
+              <w:top w:w="100" w:type="dxa"/>
+              <w:left w:w="100" w:type="dxa"/>
+              <w:bottom w:w="100" w:type="dxa"/>
+              <w:right w:w="100" w:type="dxa"/>
             </w:tcMar>
           </w:tcPr>
           <w:p>
             <w:pPr>
-              <w:pStyle w:val="TableBody"/>
-              <w:jc w:val="center"/>
+              <w:keepNext w:val="0"/>
+              <w:spacing w:after="40"/>
             </w:pPr>
             <w:r>
-              <w:t>AT-12</w:t>
+              <w:rPr>
+                <w:b w:val="0"/>
+                <w:sz w:val="20"/>
+              </w:rPr>
+              <w:t>D-04</w:t>
             </w:r>
           </w:p>
         </w:tc>
         <w:tc>
           <w:tcPr>
-            <w:tcW w:type="dxa" w:w="3660"/>
-            <w:vAlign w:val="center"/>
+            <w:tcW w:type="dxa" w:w="4288"/>
             <w:tcMar>
-              <w:top w:w="80" w:type="dxa"/>
-              <w:bottom w:w="80" w:type="dxa"/>
-              <w:start w:w="120" w:type="dxa"/>
-              <w:end w:w="120" w:type="dxa"/>
+              <w:top w:w="100" w:type="dxa"/>
+              <w:left w:w="100" w:type="dxa"/>
+              <w:bottom w:w="100" w:type="dxa"/>
+              <w:right w:w="100" w:type="dxa"/>
             </w:tcMar>
           </w:tcPr>
           <w:p>
             <w:pPr>
-              <w:pStyle w:val="TableBody"/>
+              <w:keepNext w:val="0"/>
+              <w:spacing w:after="40"/>
             </w:pPr>
             <w:r>
-              <w:t>취소 마감 후 사용자/관리자 취소</w:t>
+              <w:rPr>
+                <w:b w:val="0"/>
+                <w:sz w:val="20"/>
+              </w:rPr>
+              <w:t>선택 티켓의 원 결제 배분액 환불, 남은 할인 유지</w:t>
             </w:r>
           </w:p>
         </w:tc>
         <w:tc>
           <w:tcPr>
-            <w:tcW w:type="dxa" w:w="4850"/>
-            <w:vAlign w:val="center"/>
+            <w:tcW w:type="dxa" w:w="4388"/>
             <w:tcMar>
-              <w:top w:w="80" w:type="dxa"/>
-              <w:bottom w:w="80" w:type="dxa"/>
-              <w:start w:w="120" w:type="dxa"/>
-              <w:end w:w="120" w:type="dxa"/>
+              <w:top w:w="100" w:type="dxa"/>
+              <w:left w:w="100" w:type="dxa"/>
+              <w:bottom w:w="100" w:type="dxa"/>
+              <w:right w:w="100" w:type="dxa"/>
             </w:tcMar>
           </w:tcPr>
           <w:p>
             <w:pPr>
-              <w:pStyle w:val="TableBody"/>
+              <w:keepNext w:val="0"/>
+              <w:spacing w:after="40"/>
             </w:pPr>
             <w:r>
-              <w:t>사용자 제한, 운영사 사유의 권한 있는 관리자 취소 허용</w:t>
+              <w:rPr>
+                <w:b w:val="0"/>
+                <w:sz w:val="20"/>
+              </w:rPr>
+              <w:t>실제 PG 제약·증빙 실패·완료 후 예외 환불</w:t>
             </w:r>
           </w:p>
         </w:tc>
@@ -5136,62 +1720,73 @@
         </w:trPr>
         <w:tc>
           <w:tcPr>
-            <w:tcW w:type="dxa" w:w="850"/>
-            <w:vAlign w:val="center"/>
+            <w:tcW w:type="dxa" w:w="1296"/>
             <w:tcMar>
-              <w:top w:w="80" w:type="dxa"/>
-              <w:bottom w:w="80" w:type="dxa"/>
-              <w:start w:w="120" w:type="dxa"/>
-              <w:end w:w="120" w:type="dxa"/>
+              <w:top w:w="100" w:type="dxa"/>
+              <w:left w:w="100" w:type="dxa"/>
+              <w:bottom w:w="100" w:type="dxa"/>
+              <w:right w:w="100" w:type="dxa"/>
             </w:tcMar>
           </w:tcPr>
           <w:p>
             <w:pPr>
-              <w:pStyle w:val="TableBody"/>
-              <w:jc w:val="center"/>
+              <w:keepNext w:val="0"/>
+              <w:spacing w:after="40"/>
             </w:pPr>
             <w:r>
-              <w:t>AT-13</w:t>
+              <w:rPr>
+                <w:b w:val="0"/>
+                <w:sz w:val="20"/>
+              </w:rPr>
+              <w:t>D-05</w:t>
             </w:r>
           </w:p>
         </w:tc>
         <w:tc>
           <w:tcPr>
-            <w:tcW w:type="dxa" w:w="3660"/>
-            <w:vAlign w:val="center"/>
+            <w:tcW w:type="dxa" w:w="4288"/>
             <w:tcMar>
-              <w:top w:w="80" w:type="dxa"/>
-              <w:bottom w:w="80" w:type="dxa"/>
-              <w:start w:w="120" w:type="dxa"/>
-              <w:end w:w="120" w:type="dxa"/>
+              <w:top w:w="100" w:type="dxa"/>
+              <w:left w:w="100" w:type="dxa"/>
+              <w:bottom w:w="100" w:type="dxa"/>
+              <w:right w:w="100" w:type="dxa"/>
             </w:tcMar>
           </w:tcPr>
           <w:p>
             <w:pPr>
-              <w:pStyle w:val="TableBody"/>
+              <w:keepNext w:val="0"/>
+              <w:spacing w:after="40"/>
             </w:pPr>
             <w:r>
-              <w:t>타 부서 관리자 수정·취소 요청</w:t>
+              <w:rPr>
+                <w:b w:val="0"/>
+                <w:sz w:val="20"/>
+              </w:rPr>
+              <w:t>시간 기반 입장 표시, 기본 20분 전 활성</w:t>
             </w:r>
           </w:p>
         </w:tc>
         <w:tc>
           <w:tcPr>
-            <w:tcW w:type="dxa" w:w="4850"/>
-            <w:vAlign w:val="center"/>
+            <w:tcW w:type="dxa" w:w="4388"/>
             <w:tcMar>
-              <w:top w:w="80" w:type="dxa"/>
-              <w:bottom w:w="80" w:type="dxa"/>
-              <w:start w:w="120" w:type="dxa"/>
-              <w:end w:w="120" w:type="dxa"/>
+              <w:top w:w="100" w:type="dxa"/>
+              <w:left w:w="100" w:type="dxa"/>
+              <w:bottom w:w="100" w:type="dxa"/>
+              <w:right w:w="100" w:type="dxa"/>
             </w:tcMar>
           </w:tcPr>
           <w:p>
             <w:pPr>
-              <w:pStyle w:val="TableBody"/>
+              <w:keepNext w:val="0"/>
+              <w:spacing w:after="40"/>
             </w:pPr>
             <w:r>
-              <w:t>화면뿐 아니라 서버에서도 권한 차단</w:t>
+              <w:rPr>
+                <w:b w:val="0"/>
+                <w:sz w:val="20"/>
+              </w:rPr>
+              <w:t>QR·직원 검표·사용 완료·부분 입장·장애 절차</w:t>
             </w:r>
           </w:p>
         </w:tc>
@@ -5202,173 +1797,73 @@
         </w:trPr>
         <w:tc>
           <w:tcPr>
-            <w:tcW w:type="dxa" w:w="850"/>
-            <w:vAlign w:val="center"/>
+            <w:tcW w:type="dxa" w:w="1296"/>
             <w:tcMar>
-              <w:top w:w="80" w:type="dxa"/>
-              <w:bottom w:w="80" w:type="dxa"/>
-              <w:start w:w="120" w:type="dxa"/>
-              <w:end w:w="120" w:type="dxa"/>
+              <w:top w:w="100" w:type="dxa"/>
+              <w:left w:w="100" w:type="dxa"/>
+              <w:bottom w:w="100" w:type="dxa"/>
+              <w:right w:w="100" w:type="dxa"/>
             </w:tcMar>
           </w:tcPr>
           <w:p>
             <w:pPr>
-              <w:pStyle w:val="TableBody"/>
-              <w:jc w:val="center"/>
+              <w:keepNext w:val="0"/>
+              <w:spacing w:after="40"/>
             </w:pPr>
             <w:r>
-              <w:t>AT-14</w:t>
+              <w:rPr>
+                <w:b w:val="0"/>
+                <w:sz w:val="20"/>
+              </w:rPr>
+              <w:t>D-06</w:t>
             </w:r>
           </w:p>
         </w:tc>
         <w:tc>
           <w:tcPr>
-            <w:tcW w:type="dxa" w:w="3660"/>
-            <w:vAlign w:val="center"/>
+            <w:tcW w:type="dxa" w:w="4288"/>
             <w:tcMar>
-              <w:top w:w="80" w:type="dxa"/>
-              <w:bottom w:w="80" w:type="dxa"/>
-              <w:start w:w="120" w:type="dxa"/>
-              <w:end w:w="120" w:type="dxa"/>
+              <w:top w:w="100" w:type="dxa"/>
+              <w:left w:w="100" w:type="dxa"/>
+              <w:bottom w:w="100" w:type="dxa"/>
+              <w:right w:w="100" w:type="dxa"/>
             </w:tcMar>
           </w:tcPr>
           <w:p>
             <w:pPr>
-              <w:pStyle w:val="TableBody"/>
+              <w:keepNext w:val="0"/>
+              <w:spacing w:after="40"/>
             </w:pPr>
             <w:r>
-              <w:t>환불 실패·재요청 및 정산 다운로드</w:t>
+              <w:rPr>
+                <w:b w:val="0"/>
+                <w:sz w:val="20"/>
+              </w:rPr>
+              <w:t>사전 선점 없음, 결제 확정 재고 검사, 프로그램별 독립 수량</w:t>
             </w:r>
           </w:p>
         </w:tc>
         <w:tc>
           <w:tcPr>
-            <w:tcW w:type="dxa" w:w="4850"/>
-            <w:vAlign w:val="center"/>
+            <w:tcW w:type="dxa" w:w="4388"/>
             <w:tcMar>
-              <w:top w:w="80" w:type="dxa"/>
-              <w:bottom w:w="80" w:type="dxa"/>
-              <w:start w:w="120" w:type="dxa"/>
-              <w:end w:w="120" w:type="dxa"/>
+              <w:top w:w="100" w:type="dxa"/>
+              <w:left w:w="100" w:type="dxa"/>
+              <w:bottom w:w="100" w:type="dxa"/>
+              <w:right w:w="100" w:type="dxa"/>
             </w:tcMar>
           </w:tcPr>
           <w:p>
             <w:pPr>
-              <w:pStyle w:val="TableBody"/>
+              <w:keepNext w:val="0"/>
+              <w:spacing w:after="40"/>
             </w:pPr>
             <w:r>
-              <w:t>중복환불 방지, 상태/이력 보존, 집계와 자료 일치</w:t>
-            </w:r>
-          </w:p>
-        </w:tc>
-      </w:tr>
-    </w:tbl>
-    <w:p>
-      <w:pPr>
-        <w:pStyle w:val="Heading1"/>
-        <w:pageBreakBefore/>
-      </w:pPr>
-      <w:r>
-        <w:t>13. 현재 구현 현황과 후속 작업</w:t>
-      </w:r>
-    </w:p>
-    <w:p>
-      <w:pPr>
-        <w:pStyle w:val="Heading2"/>
-      </w:pPr>
-      <w:r>
-        <w:t>현재 화면에서 확인 가능한 범위</w:t>
-      </w:r>
-    </w:p>
-    <w:tbl>
-      <w:tblPr>
-        <w:tblW w:type="dxa" w:w="9360"/>
-        <w:tblLayout w:type="fixed"/>
-        <w:tblLook w:firstColumn="1" w:firstRow="1" w:lastColumn="0" w:lastRow="0" w:noHBand="0" w:noVBand="1" w:val="04A0"/>
-        <w:jc w:val="left"/>
-        <w:tblBorders>
-          <w:top w:val="single" w:sz="4" w:color="CFD7DF"/>
-          <w:left w:val="single" w:sz="4" w:color="CFD7DF"/>
-          <w:bottom w:val="single" w:sz="4" w:color="CFD7DF"/>
-          <w:right w:val="single" w:sz="4" w:color="CFD7DF"/>
-          <w:insideH w:val="single" w:sz="4" w:color="CFD7DF"/>
-          <w:insideV w:val="single" w:sz="4" w:color="CFD7DF"/>
-        </w:tblBorders>
-        <w:tblInd w:type="dxa" w:w="120"/>
-      </w:tblPr>
-      <w:tblGrid>
-        <w:gridCol w:w="2950"/>
-        <w:gridCol w:w="2160"/>
-        <w:gridCol w:w="4250"/>
-      </w:tblGrid>
-      <w:tr>
-        <w:trPr>
-          <w:cantSplit/>
-          <w:tblHeader/>
-        </w:trPr>
-        <w:tc>
-          <w:tcPr>
-            <w:tcW w:type="dxa" w:w="2950"/>
-            <w:vAlign w:val="center"/>
-            <w:shd w:fill="E8EEF5"/>
-            <w:tcMar>
-              <w:top w:w="80" w:type="dxa"/>
-              <w:bottom w:w="80" w:type="dxa"/>
-              <w:start w:w="120" w:type="dxa"/>
-              <w:end w:w="120" w:type="dxa"/>
-            </w:tcMar>
-          </w:tcPr>
-          <w:p>
-            <w:pPr>
-              <w:pStyle w:val="TableHeader"/>
-              <w:keepNext/>
-            </w:pPr>
-            <w:r>
-              <w:t>구분</w:t>
-            </w:r>
-          </w:p>
-        </w:tc>
-        <w:tc>
-          <w:tcPr>
-            <w:tcW w:type="dxa" w:w="2160"/>
-            <w:vAlign w:val="center"/>
-            <w:shd w:fill="E8EEF5"/>
-            <w:tcMar>
-              <w:top w:w="80" w:type="dxa"/>
-              <w:bottom w:w="80" w:type="dxa"/>
-              <w:start w:w="120" w:type="dxa"/>
-              <w:end w:w="120" w:type="dxa"/>
-            </w:tcMar>
-          </w:tcPr>
-          <w:p>
-            <w:pPr>
-              <w:pStyle w:val="TableHeader"/>
-              <w:keepNext/>
-            </w:pPr>
-            <w:r>
-              <w:t>현황</w:t>
-            </w:r>
-          </w:p>
-        </w:tc>
-        <w:tc>
-          <w:tcPr>
-            <w:tcW w:type="dxa" w:w="4250"/>
-            <w:vAlign w:val="center"/>
-            <w:shd w:fill="E8EEF5"/>
-            <w:tcMar>
-              <w:top w:w="80" w:type="dxa"/>
-              <w:bottom w:w="80" w:type="dxa"/>
-              <w:start w:w="120" w:type="dxa"/>
-              <w:end w:w="120" w:type="dxa"/>
-            </w:tcMar>
-          </w:tcPr>
-          <w:p>
-            <w:pPr>
-              <w:pStyle w:val="TableHeader"/>
-              <w:keepNext/>
-            </w:pPr>
-            <w:r>
-              <w:t>실서비스 적용 시 필요한 작업</w:t>
+              <w:rPr>
+                <w:b w:val="0"/>
+                <w:sz w:val="20"/>
+              </w:rPr>
+              <w:t>서버 경쟁 처리·승인 후 저장 실패·환불 결과 불명확 시 복구</w:t>
             </w:r>
           </w:p>
         </w:tc>
@@ -5379,61 +1874,188 @@
         </w:trPr>
         <w:tc>
           <w:tcPr>
-            <w:tcW w:type="dxa" w:w="2950"/>
-            <w:vAlign w:val="center"/>
+            <w:tcW w:type="dxa" w:w="1296"/>
             <w:tcMar>
-              <w:top w:w="80" w:type="dxa"/>
-              <w:bottom w:w="80" w:type="dxa"/>
-              <w:start w:w="120" w:type="dxa"/>
-              <w:end w:w="120" w:type="dxa"/>
+              <w:top w:w="100" w:type="dxa"/>
+              <w:left w:w="100" w:type="dxa"/>
+              <w:bottom w:w="100" w:type="dxa"/>
+              <w:right w:w="100" w:type="dxa"/>
             </w:tcMar>
           </w:tcPr>
           <w:p>
             <w:pPr>
-              <w:pStyle w:val="TableBody"/>
+              <w:keepNext w:val="0"/>
+              <w:spacing w:after="40"/>
             </w:pPr>
             <w:r>
-              <w:t>두 상품 목록·상세·장바구니</w:t>
+              <w:rPr>
+                <w:b w:val="0"/>
+                <w:sz w:val="20"/>
+              </w:rPr>
+              <w:t>D-07</w:t>
             </w:r>
           </w:p>
         </w:tc>
         <w:tc>
           <w:tcPr>
-            <w:tcW w:type="dxa" w:w="2160"/>
-            <w:vAlign w:val="center"/>
+            <w:tcW w:type="dxa" w:w="4288"/>
             <w:tcMar>
-              <w:top w:w="80" w:type="dxa"/>
-              <w:bottom w:w="80" w:type="dxa"/>
-              <w:start w:w="120" w:type="dxa"/>
-              <w:end w:w="120" w:type="dxa"/>
+              <w:top w:w="100" w:type="dxa"/>
+              <w:left w:w="100" w:type="dxa"/>
+              <w:bottom w:w="100" w:type="dxa"/>
+              <w:right w:w="100" w:type="dxa"/>
             </w:tcMar>
           </w:tcPr>
           <w:p>
             <w:pPr>
-              <w:pStyle w:val="TableBody"/>
+              <w:keepNext w:val="0"/>
+              <w:spacing w:after="40"/>
             </w:pPr>
             <w:r>
-              <w:t>시연 구현</w:t>
+              <w:rPr>
+                <w:b w:val="0"/>
+                <w:sz w:val="20"/>
+              </w:rPr>
+              <w:t>동일 이용일·지역·부서만 한 주문</w:t>
             </w:r>
           </w:p>
         </w:tc>
         <w:tc>
           <w:tcPr>
-            <w:tcW w:type="dxa" w:w="4250"/>
-            <w:vAlign w:val="center"/>
+            <w:tcW w:type="dxa" w:w="4388"/>
             <w:tcMar>
-              <w:top w:w="80" w:type="dxa"/>
-              <w:bottom w:w="80" w:type="dxa"/>
-              <w:start w:w="120" w:type="dxa"/>
-              <w:end w:w="120" w:type="dxa"/>
+              <w:top w:w="100" w:type="dxa"/>
+              <w:left w:w="100" w:type="dxa"/>
+              <w:bottom w:w="100" w:type="dxa"/>
+              <w:right w:w="100" w:type="dxa"/>
             </w:tcMar>
           </w:tcPr>
           <w:p>
             <w:pPr>
-              <w:pStyle w:val="TableBody"/>
+              <w:keepNext w:val="0"/>
+              <w:spacing w:after="40"/>
             </w:pPr>
             <w:r>
-              <w:t>운영 데이터·API 연결</w:t>
+              <w:rPr>
+                <w:b w:val="0"/>
+                <w:sz w:val="20"/>
+              </w:rPr>
+              <w:t>부서별 PG 전환 때 계약·과거 거래 처리</w:t>
+            </w:r>
+          </w:p>
+        </w:tc>
+      </w:tr>
+    </w:tbl>
+    <w:p>
+      <w:pPr>
+        <w:spacing w:after="40"/>
+      </w:pPr>
+    </w:p>
+    <w:p>
+      <w:pPr>
+        <w:pStyle w:val="Heading1"/>
+        <w:widowControl/>
+      </w:pPr>
+      <w:r>
+        <w:t>11 권한과 정산 및 오픈 조건</w:t>
+      </w:r>
+    </w:p>
+    <w:tbl>
+      <w:tblPr>
+        <w:tblW w:type="auto" w:w="0"/>
+        <w:tblLayout w:type="fixed"/>
+        <w:tblLook w:firstColumn="1" w:firstRow="1" w:lastColumn="0" w:lastRow="0" w:noHBand="0" w:noVBand="1" w:val="04A0"/>
+        <w:tblBorders>
+          <w:top w:val="single" w:sz="4" w:color="D9D9D9"/>
+          <w:left w:val="single" w:sz="4" w:color="D9D9D9"/>
+          <w:bottom w:val="single" w:sz="4" w:color="D9D9D9"/>
+          <w:right w:val="single" w:sz="4" w:color="D9D9D9"/>
+          <w:insideH w:val="single" w:sz="4" w:color="D9D9D9"/>
+          <w:insideV w:val="single" w:sz="4" w:color="D9D9D9"/>
+        </w:tblBorders>
+      </w:tblPr>
+      <w:tblGrid>
+        <w:gridCol w:w="1296"/>
+        <w:gridCol w:w="4288"/>
+        <w:gridCol w:w="4388"/>
+      </w:tblGrid>
+      <w:tr>
+        <w:trPr>
+          <w:cantSplit/>
+          <w:tblHeader/>
+        </w:trPr>
+        <w:tc>
+          <w:tcPr>
+            <w:tcW w:type="dxa" w:w="1296"/>
+            <w:tcMar>
+              <w:top w:w="100" w:type="dxa"/>
+              <w:left w:w="100" w:type="dxa"/>
+              <w:bottom w:w="100" w:type="dxa"/>
+              <w:right w:w="100" w:type="dxa"/>
+            </w:tcMar>
+            <w:shd w:fill="EDEDED"/>
+          </w:tcPr>
+          <w:p>
+            <w:pPr>
+              <w:keepNext/>
+              <w:spacing w:after="40"/>
+            </w:pPr>
+            <w:r>
+              <w:rPr>
+                <w:b/>
+                <w:sz w:val="20"/>
+              </w:rPr>
+              <w:t>ID</w:t>
+            </w:r>
+          </w:p>
+        </w:tc>
+        <w:tc>
+          <w:tcPr>
+            <w:tcW w:type="dxa" w:w="4288"/>
+            <w:tcMar>
+              <w:top w:w="100" w:type="dxa"/>
+              <w:left w:w="100" w:type="dxa"/>
+              <w:bottom w:w="100" w:type="dxa"/>
+              <w:right w:w="100" w:type="dxa"/>
+            </w:tcMar>
+            <w:shd w:fill="EDEDED"/>
+          </w:tcPr>
+          <w:p>
+            <w:pPr>
+              <w:keepNext/>
+              <w:spacing w:after="40"/>
+            </w:pPr>
+            <w:r>
+              <w:rPr>
+                <w:b/>
+                <w:sz w:val="20"/>
+              </w:rPr>
+              <w:t>현행 기준</w:t>
+            </w:r>
+          </w:p>
+        </w:tc>
+        <w:tc>
+          <w:tcPr>
+            <w:tcW w:type="dxa" w:w="4388"/>
+            <w:tcMar>
+              <w:top w:w="100" w:type="dxa"/>
+              <w:left w:w="100" w:type="dxa"/>
+              <w:bottom w:w="100" w:type="dxa"/>
+              <w:right w:w="100" w:type="dxa"/>
+            </w:tcMar>
+            <w:shd w:fill="EDEDED"/>
+          </w:tcPr>
+          <w:p>
+            <w:pPr>
+              <w:keepNext/>
+              <w:spacing w:after="40"/>
+            </w:pPr>
+            <w:r>
+              <w:rPr>
+                <w:b/>
+                <w:sz w:val="20"/>
+              </w:rPr>
+              <w:t>남은 확인</w:t>
             </w:r>
           </w:p>
         </w:tc>
@@ -5444,61 +2066,73 @@
         </w:trPr>
         <w:tc>
           <w:tcPr>
-            <w:tcW w:type="dxa" w:w="2950"/>
-            <w:vAlign w:val="center"/>
+            <w:tcW w:type="dxa" w:w="1296"/>
             <w:tcMar>
-              <w:top w:w="80" w:type="dxa"/>
-              <w:bottom w:w="80" w:type="dxa"/>
-              <w:start w:w="120" w:type="dxa"/>
-              <w:end w:w="120" w:type="dxa"/>
+              <w:top w:w="100" w:type="dxa"/>
+              <w:left w:w="100" w:type="dxa"/>
+              <w:bottom w:w="100" w:type="dxa"/>
+              <w:right w:w="100" w:type="dxa"/>
             </w:tcMar>
           </w:tcPr>
           <w:p>
             <w:pPr>
-              <w:pStyle w:val="TableBody"/>
+              <w:keepNext w:val="0"/>
+              <w:spacing w:after="40"/>
             </w:pPr>
             <w:r>
-              <w:t>날짜·시간·인원·할인 선택</w:t>
+              <w:rPr>
+                <w:b w:val="0"/>
+                <w:sz w:val="20"/>
+              </w:rPr>
+              <w:t>D-08</w:t>
             </w:r>
           </w:p>
         </w:tc>
         <w:tc>
           <w:tcPr>
-            <w:tcW w:type="dxa" w:w="2160"/>
-            <w:vAlign w:val="center"/>
+            <w:tcW w:type="dxa" w:w="4288"/>
             <w:tcMar>
-              <w:top w:w="80" w:type="dxa"/>
-              <w:bottom w:w="80" w:type="dxa"/>
-              <w:start w:w="120" w:type="dxa"/>
-              <w:end w:w="120" w:type="dxa"/>
+              <w:top w:w="100" w:type="dxa"/>
+              <w:left w:w="100" w:type="dxa"/>
+              <w:bottom w:w="100" w:type="dxa"/>
+              <w:right w:w="100" w:type="dxa"/>
             </w:tcMar>
           </w:tcPr>
           <w:p>
             <w:pPr>
-              <w:pStyle w:val="TableBody"/>
+              <w:keepNext w:val="0"/>
+              <w:spacing w:after="40"/>
             </w:pPr>
             <w:r>
-              <w:t>시연 구현</w:t>
+              <w:rPr>
+                <w:b w:val="0"/>
+                <w:sz w:val="20"/>
+              </w:rPr>
+              <w:t>통합·부서 관리자 고정 권한</w:t>
             </w:r>
           </w:p>
         </w:tc>
         <w:tc>
           <w:tcPr>
-            <w:tcW w:type="dxa" w:w="4250"/>
-            <w:vAlign w:val="center"/>
+            <w:tcW w:type="dxa" w:w="4388"/>
             <w:tcMar>
-              <w:top w:w="80" w:type="dxa"/>
-              <w:bottom w:w="80" w:type="dxa"/>
-              <w:start w:w="120" w:type="dxa"/>
-              <w:end w:w="120" w:type="dxa"/>
+              <w:top w:w="100" w:type="dxa"/>
+              <w:left w:w="100" w:type="dxa"/>
+              <w:bottom w:w="100" w:type="dxa"/>
+              <w:right w:w="100" w:type="dxa"/>
             </w:tcMar>
           </w:tcPr>
           <w:p>
             <w:pPr>
-              <w:pStyle w:val="TableBody"/>
+              <w:keepNext w:val="0"/>
+              <w:spacing w:after="40"/>
             </w:pPr>
             <w:r>
-              <w:t>관리자 설정·실제 정원 연결</w:t>
+              <w:rPr>
+                <w:b w:val="0"/>
+                <w:sz w:val="20"/>
+              </w:rPr>
+              <w:t>실제 서버 세션·감사·개인정보 마스킹 검증</w:t>
             </w:r>
           </w:p>
         </w:tc>
@@ -5509,61 +2143,73 @@
         </w:trPr>
         <w:tc>
           <w:tcPr>
-            <w:tcW w:type="dxa" w:w="2950"/>
-            <w:vAlign w:val="center"/>
+            <w:tcW w:type="dxa" w:w="1296"/>
             <w:tcMar>
-              <w:top w:w="80" w:type="dxa"/>
-              <w:bottom w:w="80" w:type="dxa"/>
-              <w:start w:w="120" w:type="dxa"/>
-              <w:end w:w="120" w:type="dxa"/>
+              <w:top w:w="100" w:type="dxa"/>
+              <w:left w:w="100" w:type="dxa"/>
+              <w:bottom w:w="100" w:type="dxa"/>
+              <w:right w:w="100" w:type="dxa"/>
             </w:tcMar>
           </w:tcPr>
           <w:p>
             <w:pPr>
-              <w:pStyle w:val="TableBody"/>
+              <w:keepNext w:val="0"/>
+              <w:spacing w:after="40"/>
             </w:pPr>
             <w:r>
-              <w:t>계정별 중복 예약 검사</w:t>
+              <w:rPr>
+                <w:b w:val="0"/>
+                <w:sz w:val="20"/>
+              </w:rPr>
+              <w:t>D-09</w:t>
             </w:r>
           </w:p>
         </w:tc>
         <w:tc>
           <w:tcPr>
-            <w:tcW w:type="dxa" w:w="2160"/>
-            <w:vAlign w:val="center"/>
+            <w:tcW w:type="dxa" w:w="4288"/>
             <w:tcMar>
-              <w:top w:w="80" w:type="dxa"/>
-              <w:bottom w:w="80" w:type="dxa"/>
-              <w:start w:w="120" w:type="dxa"/>
-              <w:end w:w="120" w:type="dxa"/>
+              <w:top w:w="100" w:type="dxa"/>
+              <w:left w:w="100" w:type="dxa"/>
+              <w:bottom w:w="100" w:type="dxa"/>
+              <w:right w:w="100" w:type="dxa"/>
             </w:tcMar>
           </w:tcPr>
           <w:p>
             <w:pPr>
-              <w:pStyle w:val="TableBody"/>
+              <w:keepNext w:val="0"/>
+              <w:spacing w:after="40"/>
             </w:pPr>
             <w:r>
-              <w:t>브라우저 저장 기준 구현</w:t>
+              <w:rPr>
+                <w:b w:val="0"/>
+                <w:sz w:val="20"/>
+              </w:rPr>
+              <w:t>네이버·카카오 별도 회원</w:t>
             </w:r>
           </w:p>
         </w:tc>
         <w:tc>
           <w:tcPr>
-            <w:tcW w:type="dxa" w:w="4250"/>
-            <w:vAlign w:val="center"/>
+            <w:tcW w:type="dxa" w:w="4388"/>
             <w:tcMar>
-              <w:top w:w="80" w:type="dxa"/>
-              <w:bottom w:w="80" w:type="dxa"/>
-              <w:start w:w="120" w:type="dxa"/>
-              <w:end w:w="120" w:type="dxa"/>
+              <w:top w:w="100" w:type="dxa"/>
+              <w:left w:w="100" w:type="dxa"/>
+              <w:bottom w:w="100" w:type="dxa"/>
+              <w:right w:w="100" w:type="dxa"/>
             </w:tcMar>
           </w:tcPr>
           <w:p>
             <w:pPr>
-              <w:pStyle w:val="TableBody"/>
+              <w:keepNext w:val="0"/>
+              <w:spacing w:after="40"/>
             </w:pPr>
             <w:r>
-              <w:t>인증된 서버 회원·모든 기기 예약 기준 검사</w:t>
+              <w:rPr>
+                <w:b w:val="0"/>
+                <w:sz w:val="20"/>
+              </w:rPr>
+              <w:t>수집·동의·탈퇴·거래 보존 기준</w:t>
             </w:r>
           </w:p>
         </w:tc>
@@ -5574,61 +2220,73 @@
         </w:trPr>
         <w:tc>
           <w:tcPr>
-            <w:tcW w:type="dxa" w:w="2950"/>
-            <w:vAlign w:val="center"/>
+            <w:tcW w:type="dxa" w:w="1296"/>
             <w:tcMar>
-              <w:top w:w="80" w:type="dxa"/>
-              <w:bottom w:w="80" w:type="dxa"/>
-              <w:start w:w="120" w:type="dxa"/>
-              <w:end w:w="120" w:type="dxa"/>
+              <w:top w:w="100" w:type="dxa"/>
+              <w:left w:w="100" w:type="dxa"/>
+              <w:bottom w:w="100" w:type="dxa"/>
+              <w:right w:w="100" w:type="dxa"/>
             </w:tcMar>
           </w:tcPr>
           <w:p>
             <w:pPr>
-              <w:pStyle w:val="TableBody"/>
+              <w:keepNext w:val="0"/>
+              <w:spacing w:after="40"/>
             </w:pPr>
             <w:r>
-              <w:t>일괄 주문·결제·회차별 티켓</w:t>
+              <w:rPr>
+                <w:b w:val="0"/>
+                <w:sz w:val="20"/>
+              </w:rPr>
+              <w:t>D-10</w:t>
             </w:r>
           </w:p>
         </w:tc>
         <w:tc>
           <w:tcPr>
-            <w:tcW w:type="dxa" w:w="2160"/>
-            <w:vAlign w:val="center"/>
+            <w:tcW w:type="dxa" w:w="4288"/>
             <w:tcMar>
-              <w:top w:w="80" w:type="dxa"/>
-              <w:bottom w:w="80" w:type="dxa"/>
-              <w:start w:w="120" w:type="dxa"/>
-              <w:end w:w="120" w:type="dxa"/>
+              <w:top w:w="100" w:type="dxa"/>
+              <w:left w:w="100" w:type="dxa"/>
+              <w:bottom w:w="100" w:type="dxa"/>
+              <w:right w:w="100" w:type="dxa"/>
             </w:tcMar>
           </w:tcPr>
           <w:p>
             <w:pPr>
-              <w:pStyle w:val="TableBody"/>
+              <w:keepNext w:val="0"/>
+              <w:spacing w:after="40"/>
             </w:pPr>
             <w:r>
-              <w:t>시연 구현</w:t>
+              <w:rPr>
+                <w:b w:val="0"/>
+                <w:sz w:val="20"/>
+              </w:rPr>
+              <w:t>서비스 완료월·익월 8일·PG 2%</w:t>
             </w:r>
           </w:p>
         </w:tc>
         <w:tc>
           <w:tcPr>
-            <w:tcW w:type="dxa" w:w="4250"/>
-            <w:vAlign w:val="center"/>
+            <w:tcW w:type="dxa" w:w="4388"/>
             <w:tcMar>
-              <w:top w:w="80" w:type="dxa"/>
-              <w:bottom w:w="80" w:type="dxa"/>
-              <w:start w:w="120" w:type="dxa"/>
-              <w:end w:w="120" w:type="dxa"/>
+              <w:top w:w="100" w:type="dxa"/>
+              <w:left w:w="100" w:type="dxa"/>
+              <w:bottom w:w="100" w:type="dxa"/>
+              <w:right w:w="100" w:type="dxa"/>
             </w:tcMar>
           </w:tcPr>
           <w:p>
             <w:pPr>
-              <w:pStyle w:val="TableBody"/>
+              <w:keepNext w:val="0"/>
+              <w:spacing w:after="40"/>
             </w:pPr>
             <w:r>
-              <w:t>실제 PG 승인·DB 저장·발급 연결</w:t>
+              <w:rPr>
+                <w:b w:val="0"/>
+                <w:sz w:val="20"/>
+              </w:rPr>
+              <w:t>세금계산서·선지급·완료 후 예외 환불 귀속</w:t>
             </w:r>
           </w:p>
         </w:tc>
@@ -5639,61 +2297,73 @@
         </w:trPr>
         <w:tc>
           <w:tcPr>
-            <w:tcW w:type="dxa" w:w="2950"/>
-            <w:vAlign w:val="center"/>
+            <w:tcW w:type="dxa" w:w="1296"/>
             <w:tcMar>
-              <w:top w:w="80" w:type="dxa"/>
-              <w:bottom w:w="80" w:type="dxa"/>
-              <w:start w:w="120" w:type="dxa"/>
-              <w:end w:w="120" w:type="dxa"/>
+              <w:top w:w="100" w:type="dxa"/>
+              <w:left w:w="100" w:type="dxa"/>
+              <w:bottom w:w="100" w:type="dxa"/>
+              <w:right w:w="100" w:type="dxa"/>
             </w:tcMar>
           </w:tcPr>
           <w:p>
             <w:pPr>
-              <w:pStyle w:val="TableBody"/>
+              <w:keepNext w:val="0"/>
+              <w:spacing w:after="40"/>
             </w:pPr>
             <w:r>
-              <w:t>네이버·카카오 로그인</w:t>
+              <w:rPr>
+                <w:b w:val="0"/>
+                <w:sz w:val="20"/>
+              </w:rPr>
+              <w:t>D-11</w:t>
             </w:r>
           </w:p>
         </w:tc>
         <w:tc>
           <w:tcPr>
-            <w:tcW w:type="dxa" w:w="2160"/>
-            <w:vAlign w:val="center"/>
+            <w:tcW w:type="dxa" w:w="4288"/>
             <w:tcMar>
-              <w:top w:w="80" w:type="dxa"/>
-              <w:bottom w:w="80" w:type="dxa"/>
-              <w:start w:w="120" w:type="dxa"/>
-              <w:end w:w="120" w:type="dxa"/>
+              <w:top w:w="100" w:type="dxa"/>
+              <w:left w:w="100" w:type="dxa"/>
+              <w:bottom w:w="100" w:type="dxa"/>
+              <w:right w:w="100" w:type="dxa"/>
             </w:tcMar>
           </w:tcPr>
           <w:p>
             <w:pPr>
-              <w:pStyle w:val="TableBody"/>
+              <w:keepNext w:val="0"/>
+              <w:spacing w:after="40"/>
             </w:pPr>
             <w:r>
-              <w:t>시연 계정 선택만 제공</w:t>
+              <w:rPr>
+                <w:b w:val="0"/>
+                <w:sz w:val="20"/>
+              </w:rPr>
+              <w:t>위이 PG 우선, 카드 제공</w:t>
             </w:r>
           </w:p>
         </w:tc>
         <w:tc>
           <w:tcPr>
-            <w:tcW w:type="dxa" w:w="4250"/>
-            <w:vAlign w:val="center"/>
+            <w:tcW w:type="dxa" w:w="4388"/>
             <w:tcMar>
-              <w:top w:w="80" w:type="dxa"/>
-              <w:bottom w:w="80" w:type="dxa"/>
-              <w:start w:w="120" w:type="dxa"/>
-              <w:end w:w="120" w:type="dxa"/>
+              <w:top w:w="100" w:type="dxa"/>
+              <w:left w:w="100" w:type="dxa"/>
+              <w:bottom w:w="100" w:type="dxa"/>
+              <w:right w:w="100" w:type="dxa"/>
             </w:tcMar>
           </w:tcPr>
           <w:p>
             <w:pPr>
-              <w:pStyle w:val="TableBody"/>
+              <w:keepNext w:val="0"/>
+              <w:spacing w:after="40"/>
             </w:pPr>
             <w:r>
-              <w:t>실제 로그인 애플리케이션 연동</w:t>
+              <w:rPr>
+                <w:b w:val="0"/>
+                <w:sz w:val="20"/>
+              </w:rPr>
+              <w:t>실제 계약·장기 PG 전환·비용</w:t>
             </w:r>
           </w:p>
         </w:tc>
@@ -5704,61 +2374,73 @@
         </w:trPr>
         <w:tc>
           <w:tcPr>
-            <w:tcW w:type="dxa" w:w="2950"/>
-            <w:vAlign w:val="center"/>
+            <w:tcW w:type="dxa" w:w="1296"/>
             <w:tcMar>
-              <w:top w:w="80" w:type="dxa"/>
-              <w:bottom w:w="80" w:type="dxa"/>
-              <w:start w:w="120" w:type="dxa"/>
-              <w:end w:w="120" w:type="dxa"/>
+              <w:top w:w="100" w:type="dxa"/>
+              <w:left w:w="100" w:type="dxa"/>
+              <w:bottom w:w="100" w:type="dxa"/>
+              <w:right w:w="100" w:type="dxa"/>
             </w:tcMar>
           </w:tcPr>
           <w:p>
             <w:pPr>
-              <w:pStyle w:val="TableBody"/>
+              <w:keepNext w:val="0"/>
+              <w:spacing w:after="40"/>
             </w:pPr>
             <w:r>
-              <w:t>인원별 관리자 티켓·부분환불</w:t>
+              <w:rPr>
+                <w:b w:val="0"/>
+                <w:sz w:val="20"/>
+              </w:rPr>
+              <w:t>D-12</w:t>
             </w:r>
           </w:p>
         </w:tc>
         <w:tc>
           <w:tcPr>
-            <w:tcW w:type="dxa" w:w="2160"/>
-            <w:vAlign w:val="center"/>
+            <w:tcW w:type="dxa" w:w="4288"/>
             <w:tcMar>
-              <w:top w:w="80" w:type="dxa"/>
-              <w:bottom w:w="80" w:type="dxa"/>
-              <w:start w:w="120" w:type="dxa"/>
-              <w:end w:w="120" w:type="dxa"/>
+              <w:top w:w="100" w:type="dxa"/>
+              <w:left w:w="100" w:type="dxa"/>
+              <w:bottom w:w="100" w:type="dxa"/>
+              <w:right w:w="100" w:type="dxa"/>
             </w:tcMar>
           </w:tcPr>
           <w:p>
             <w:pPr>
-              <w:pStyle w:val="TableBody"/>
+              <w:keepNext w:val="0"/>
+              <w:spacing w:after="40"/>
             </w:pPr>
             <w:r>
-              <w:t>명세 반영·미구현</w:t>
+              <w:rPr>
+                <w:b w:val="0"/>
+                <w:sz w:val="20"/>
+              </w:rPr>
+              <w:t>고객 자동 알림 미발송</w:t>
             </w:r>
           </w:p>
         </w:tc>
         <w:tc>
           <w:tcPr>
-            <w:tcW w:type="dxa" w:w="4250"/>
-            <w:vAlign w:val="center"/>
+            <w:tcW w:type="dxa" w:w="4388"/>
             <w:tcMar>
-              <w:top w:w="80" w:type="dxa"/>
-              <w:bottom w:w="80" w:type="dxa"/>
-              <w:start w:w="120" w:type="dxa"/>
-              <w:end w:w="120" w:type="dxa"/>
+              <w:top w:w="100" w:type="dxa"/>
+              <w:left w:w="100" w:type="dxa"/>
+              <w:bottom w:w="100" w:type="dxa"/>
+              <w:right w:w="100" w:type="dxa"/>
             </w:tcMar>
           </w:tcPr>
           <w:p>
             <w:pPr>
-              <w:pStyle w:val="TableBody"/>
+              <w:keepNext w:val="0"/>
+              <w:spacing w:after="40"/>
             </w:pPr>
             <w:r>
-              <w:t>데이터 구조·관리 화면·PG 부분환불 구현</w:t>
+              <w:rPr>
+                <w:b w:val="0"/>
+                <w:sz w:val="20"/>
+              </w:rPr>
+              <w:t>현장 연락 절차·향후 발송 도입</w:t>
             </w:r>
           </w:p>
         </w:tc>
@@ -5769,61 +2451,73 @@
         </w:trPr>
         <w:tc>
           <w:tcPr>
-            <w:tcW w:type="dxa" w:w="2950"/>
-            <w:vAlign w:val="center"/>
+            <w:tcW w:type="dxa" w:w="1296"/>
             <w:tcMar>
-              <w:top w:w="80" w:type="dxa"/>
-              <w:bottom w:w="80" w:type="dxa"/>
-              <w:start w:w="120" w:type="dxa"/>
-              <w:end w:w="120" w:type="dxa"/>
+              <w:top w:w="100" w:type="dxa"/>
+              <w:left w:w="100" w:type="dxa"/>
+              <w:bottom w:w="100" w:type="dxa"/>
+              <w:right w:w="100" w:type="dxa"/>
             </w:tcMar>
           </w:tcPr>
           <w:p>
             <w:pPr>
-              <w:pStyle w:val="TableBody"/>
+              <w:keepNext w:val="0"/>
+              <w:spacing w:after="40"/>
             </w:pPr>
             <w:r>
-              <w:t>관리자·매출·정산·순차 오픈</w:t>
+              <w:rPr>
+                <w:b w:val="0"/>
+                <w:sz w:val="20"/>
+              </w:rPr>
+              <w:t>D-13</w:t>
             </w:r>
           </w:p>
         </w:tc>
         <w:tc>
           <w:tcPr>
-            <w:tcW w:type="dxa" w:w="2160"/>
-            <w:vAlign w:val="center"/>
+            <w:tcW w:type="dxa" w:w="4288"/>
             <w:tcMar>
-              <w:top w:w="80" w:type="dxa"/>
-              <w:bottom w:w="80" w:type="dxa"/>
-              <w:start w:w="120" w:type="dxa"/>
-              <w:end w:w="120" w:type="dxa"/>
+              <w:top w:w="100" w:type="dxa"/>
+              <w:left w:w="100" w:type="dxa"/>
+              <w:bottom w:w="100" w:type="dxa"/>
+              <w:right w:w="100" w:type="dxa"/>
             </w:tcMar>
           </w:tcPr>
           <w:p>
             <w:pPr>
-              <w:pStyle w:val="TableBody"/>
+              <w:keepNext w:val="0"/>
+              <w:spacing w:after="40"/>
             </w:pPr>
             <w:r>
-              <w:t>명세 반영·미구현</w:t>
+              <w:rPr>
+                <w:b w:val="0"/>
+                <w:sz w:val="20"/>
+              </w:rPr>
+              <w:t>접근통제·로그·백업·복구 필요</w:t>
             </w:r>
           </w:p>
         </w:tc>
         <w:tc>
           <w:tcPr>
-            <w:tcW w:type="dxa" w:w="4250"/>
-            <w:vAlign w:val="center"/>
+            <w:tcW w:type="dxa" w:w="4388"/>
             <w:tcMar>
-              <w:top w:w="80" w:type="dxa"/>
-              <w:bottom w:w="80" w:type="dxa"/>
-              <w:start w:w="120" w:type="dxa"/>
-              <w:end w:w="120" w:type="dxa"/>
+              <w:top w:w="100" w:type="dxa"/>
+              <w:left w:w="100" w:type="dxa"/>
+              <w:bottom w:w="100" w:type="dxa"/>
+              <w:right w:w="100" w:type="dxa"/>
             </w:tcMar>
           </w:tcPr>
           <w:p>
             <w:pPr>
-              <w:pStyle w:val="TableBody"/>
+              <w:keepNext w:val="0"/>
+              <w:spacing w:after="40"/>
             </w:pPr>
             <w:r>
-              <w:t>권한·운영 기능·정산 양식 구현</w:t>
+              <w:rPr>
+                <w:b w:val="0"/>
+                <w:sz w:val="20"/>
+              </w:rPr>
+              <w:t>보관 기간·보안 요구·장애 목표와 담당</w:t>
             </w:r>
           </w:p>
         </w:tc>
@@ -5834,61 +2528,73 @@
         </w:trPr>
         <w:tc>
           <w:tcPr>
-            <w:tcW w:type="dxa" w:w="2950"/>
-            <w:vAlign w:val="center"/>
+            <w:tcW w:type="dxa" w:w="1296"/>
             <w:tcMar>
-              <w:top w:w="80" w:type="dxa"/>
-              <w:bottom w:w="80" w:type="dxa"/>
-              <w:start w:w="120" w:type="dxa"/>
-              <w:end w:w="120" w:type="dxa"/>
+              <w:top w:w="100" w:type="dxa"/>
+              <w:left w:w="100" w:type="dxa"/>
+              <w:bottom w:w="100" w:type="dxa"/>
+              <w:right w:w="100" w:type="dxa"/>
             </w:tcMar>
           </w:tcPr>
           <w:p>
             <w:pPr>
-              <w:pStyle w:val="TableBody"/>
+              <w:keepNext w:val="0"/>
+              <w:spacing w:after="40"/>
             </w:pPr>
             <w:r>
-              <w:t>검증</w:t>
+              <w:rPr>
+                <w:b w:val="0"/>
+                <w:sz w:val="20"/>
+              </w:rPr>
+              <w:t>D-14</w:t>
             </w:r>
           </w:p>
         </w:tc>
         <w:tc>
           <w:tcPr>
-            <w:tcW w:type="dxa" w:w="2160"/>
-            <w:vAlign w:val="center"/>
+            <w:tcW w:type="dxa" w:w="4288"/>
             <w:tcMar>
-              <w:top w:w="80" w:type="dxa"/>
-              <w:bottom w:w="80" w:type="dxa"/>
-              <w:start w:w="120" w:type="dxa"/>
-              <w:end w:w="120" w:type="dxa"/>
+              <w:top w:w="100" w:type="dxa"/>
+              <w:left w:w="100" w:type="dxa"/>
+              <w:bottom w:w="100" w:type="dxa"/>
+              <w:right w:w="100" w:type="dxa"/>
             </w:tcMar>
           </w:tcPr>
           <w:p>
             <w:pPr>
-              <w:pStyle w:val="TableBody"/>
+              <w:keepNext w:val="0"/>
+              <w:spacing w:after="40"/>
             </w:pPr>
             <w:r>
-              <w:t>현재 자동 테스트 28개 통과</w:t>
+              <w:rPr>
+                <w:b w:val="0"/>
+                <w:sz w:val="20"/>
+              </w:rPr>
+              <w:t>서울 두 체험, 다른 지역 준비 중</w:t>
             </w:r>
           </w:p>
         </w:tc>
         <w:tc>
           <w:tcPr>
-            <w:tcW w:type="dxa" w:w="4250"/>
-            <w:vAlign w:val="center"/>
+            <w:tcW w:type="dxa" w:w="4388"/>
             <w:tcMar>
-              <w:top w:w="80" w:type="dxa"/>
-              <w:bottom w:w="80" w:type="dxa"/>
-              <w:start w:w="120" w:type="dxa"/>
-              <w:end w:w="120" w:type="dxa"/>
+              <w:top w:w="100" w:type="dxa"/>
+              <w:left w:w="100" w:type="dxa"/>
+              <w:bottom w:w="100" w:type="dxa"/>
+              <w:right w:w="100" w:type="dxa"/>
             </w:tcMar>
           </w:tcPr>
           <w:p>
             <w:pPr>
-              <w:pStyle w:val="TableBody"/>
+              <w:keepNext w:val="0"/>
+              <w:spacing w:after="40"/>
             </w:pPr>
             <w:r>
-              <w:t>관리자·PG·권한·동시성·환불 통합 검수 추가</w:t>
+              <w:rPr>
+                <w:b w:val="0"/>
+                <w:sz w:val="20"/>
+              </w:rPr>
+              <w:t>실제 오픈 대상·CTA·검수 일정·승인자</w:t>
             </w:r>
           </w:p>
         </w:tc>
@@ -5896,129 +2602,2064 @@
     </w:tbl>
     <w:p>
       <w:pPr>
+        <w:spacing w:after="40"/>
+      </w:pPr>
+    </w:p>
+    <w:p>
+      <w:pPr>
         <w:pStyle w:val="Heading2"/>
+        <w:widowControl/>
       </w:pPr>
       <w:r>
-        <w:t>착수·오픈을 위한 자료와 담당</w:t>
+        <w:t>화면 내부 차이</w:t>
+      </w:r>
+    </w:p>
+    <w:tbl>
+      <w:tblPr>
+        <w:tblW w:type="auto" w:w="0"/>
+        <w:tblLayout w:type="fixed"/>
+        <w:tblLook w:firstColumn="1" w:firstRow="1" w:lastColumn="0" w:lastRow="0" w:noHBand="0" w:noVBand="1" w:val="04A0"/>
+        <w:tblBorders>
+          <w:top w:val="single" w:sz="4" w:color="D9D9D9"/>
+          <w:left w:val="single" w:sz="4" w:color="D9D9D9"/>
+          <w:bottom w:val="single" w:sz="4" w:color="D9D9D9"/>
+          <w:right w:val="single" w:sz="4" w:color="D9D9D9"/>
+          <w:insideH w:val="single" w:sz="4" w:color="D9D9D9"/>
+          <w:insideV w:val="single" w:sz="4" w:color="D9D9D9"/>
+        </w:tblBorders>
+      </w:tblPr>
+      <w:tblGrid>
+        <w:gridCol w:w="1296"/>
+        <w:gridCol w:w="8676"/>
+      </w:tblGrid>
+      <w:tr>
+        <w:trPr>
+          <w:cantSplit/>
+          <w:tblHeader/>
+        </w:trPr>
+        <w:tc>
+          <w:tcPr>
+            <w:tcW w:type="dxa" w:w="1296"/>
+            <w:tcMar>
+              <w:top w:w="100" w:type="dxa"/>
+              <w:left w:w="100" w:type="dxa"/>
+              <w:bottom w:w="100" w:type="dxa"/>
+              <w:right w:w="100" w:type="dxa"/>
+            </w:tcMar>
+            <w:shd w:fill="EDEDED"/>
+          </w:tcPr>
+          <w:p>
+            <w:pPr>
+              <w:keepNext/>
+              <w:spacing w:after="40"/>
+            </w:pPr>
+            <w:r>
+              <w:rPr>
+                <w:b/>
+                <w:sz w:val="20"/>
+              </w:rPr>
+              <w:t>ID</w:t>
+            </w:r>
+          </w:p>
+        </w:tc>
+        <w:tc>
+          <w:tcPr>
+            <w:tcW w:type="dxa" w:w="8676"/>
+            <w:tcMar>
+              <w:top w:w="100" w:type="dxa"/>
+              <w:left w:w="100" w:type="dxa"/>
+              <w:bottom w:w="100" w:type="dxa"/>
+              <w:right w:w="100" w:type="dxa"/>
+            </w:tcMar>
+            <w:shd w:fill="EDEDED"/>
+          </w:tcPr>
+          <w:p>
+            <w:pPr>
+              <w:keepNext/>
+              <w:spacing w:after="40"/>
+            </w:pPr>
+            <w:r>
+              <w:rPr>
+                <w:b/>
+                <w:sz w:val="20"/>
+              </w:rPr>
+              <w:t>현재 동작과 설명의 차이</w:t>
+            </w:r>
+          </w:p>
+        </w:tc>
+      </w:tr>
+      <w:tr>
+        <w:trPr>
+          <w:cantSplit/>
+        </w:trPr>
+        <w:tc>
+          <w:tcPr>
+            <w:tcW w:type="dxa" w:w="1296"/>
+            <w:tcMar>
+              <w:top w:w="100" w:type="dxa"/>
+              <w:left w:w="100" w:type="dxa"/>
+              <w:bottom w:w="100" w:type="dxa"/>
+              <w:right w:w="100" w:type="dxa"/>
+            </w:tcMar>
+          </w:tcPr>
+          <w:p>
+            <w:pPr>
+              <w:keepNext w:val="0"/>
+              <w:spacing w:after="40"/>
+            </w:pPr>
+            <w:r>
+              <w:rPr>
+                <w:b w:val="0"/>
+                <w:sz w:val="20"/>
+              </w:rPr>
+              <w:t>S-01</w:t>
+            </w:r>
+          </w:p>
+        </w:tc>
+        <w:tc>
+          <w:tcPr>
+            <w:tcW w:type="dxa" w:w="8676"/>
+            <w:tcMar>
+              <w:top w:w="100" w:type="dxa"/>
+              <w:left w:w="100" w:type="dxa"/>
+              <w:bottom w:w="100" w:type="dxa"/>
+              <w:right w:w="100" w:type="dxa"/>
+            </w:tcMar>
+          </w:tcPr>
+          <w:p>
+            <w:pPr>
+              <w:keepNext w:val="0"/>
+              <w:spacing w:after="40"/>
+            </w:pPr>
+            <w:r>
+              <w:rPr>
+                <w:b w:val="0"/>
+                <w:sz w:val="20"/>
+              </w:rPr>
+              <w:t>취소 기본 10분 안내지만 입장 대기 조건 때문에 기본 20분 전부터 취소 불가</w:t>
+            </w:r>
+          </w:p>
+        </w:tc>
+      </w:tr>
+      <w:tr>
+        <w:trPr>
+          <w:cantSplit/>
+        </w:trPr>
+        <w:tc>
+          <w:tcPr>
+            <w:tcW w:type="dxa" w:w="1296"/>
+            <w:tcMar>
+              <w:top w:w="100" w:type="dxa"/>
+              <w:left w:w="100" w:type="dxa"/>
+              <w:bottom w:w="100" w:type="dxa"/>
+              <w:right w:w="100" w:type="dxa"/>
+            </w:tcMar>
+          </w:tcPr>
+          <w:p>
+            <w:pPr>
+              <w:keepNext w:val="0"/>
+              <w:spacing w:after="40"/>
+            </w:pPr>
+            <w:r>
+              <w:rPr>
+                <w:b w:val="0"/>
+                <w:sz w:val="20"/>
+              </w:rPr>
+              <w:t>S-02</w:t>
+            </w:r>
+          </w:p>
+        </w:tc>
+        <w:tc>
+          <w:tcPr>
+            <w:tcW w:type="dxa" w:w="8676"/>
+            <w:tcMar>
+              <w:top w:w="100" w:type="dxa"/>
+              <w:left w:w="100" w:type="dxa"/>
+              <w:bottom w:w="100" w:type="dxa"/>
+              <w:right w:w="100" w:type="dxa"/>
+            </w:tcMar>
+          </w:tcPr>
+          <w:p>
+            <w:pPr>
+              <w:keepNext w:val="0"/>
+              <w:spacing w:after="40"/>
+            </w:pPr>
+            <w:r>
+              <w:rPr>
+                <w:b w:val="0"/>
+                <w:sz w:val="20"/>
+              </w:rPr>
+              <w:t>신규 카드별 티켓 생성과 회차별 묶음 티켓 정책 설명이 다름</w:t>
+            </w:r>
+          </w:p>
+        </w:tc>
+      </w:tr>
+      <w:tr>
+        <w:trPr>
+          <w:cantSplit/>
+        </w:trPr>
+        <w:tc>
+          <w:tcPr>
+            <w:tcW w:type="dxa" w:w="1296"/>
+            <w:tcMar>
+              <w:top w:w="100" w:type="dxa"/>
+              <w:left w:w="100" w:type="dxa"/>
+              <w:bottom w:w="100" w:type="dxa"/>
+              <w:right w:w="100" w:type="dxa"/>
+            </w:tcMar>
+          </w:tcPr>
+          <w:p>
+            <w:pPr>
+              <w:keepNext w:val="0"/>
+              <w:spacing w:after="40"/>
+            </w:pPr>
+            <w:r>
+              <w:rPr>
+                <w:b w:val="0"/>
+                <w:sz w:val="20"/>
+              </w:rPr>
+              <w:t>S-03</w:t>
+            </w:r>
+          </w:p>
+        </w:tc>
+        <w:tc>
+          <w:tcPr>
+            <w:tcW w:type="dxa" w:w="8676"/>
+            <w:tcMar>
+              <w:top w:w="100" w:type="dxa"/>
+              <w:left w:w="100" w:type="dxa"/>
+              <w:bottom w:w="100" w:type="dxa"/>
+              <w:right w:w="100" w:type="dxa"/>
+            </w:tcMar>
+          </w:tcPr>
+          <w:p>
+            <w:pPr>
+              <w:keepNext w:val="0"/>
+              <w:spacing w:after="40"/>
+            </w:pPr>
+            <w:r>
+              <w:rPr>
+                <w:b w:val="0"/>
+                <w:sz w:val="20"/>
+              </w:rPr>
+              <w:t>할인 집계·복원 설정이 사용자 이용일별 계산에 모두 연결되지 않음</w:t>
+            </w:r>
+          </w:p>
+        </w:tc>
+      </w:tr>
+      <w:tr>
+        <w:trPr>
+          <w:cantSplit/>
+        </w:trPr>
+        <w:tc>
+          <w:tcPr>
+            <w:tcW w:type="dxa" w:w="1296"/>
+            <w:tcMar>
+              <w:top w:w="100" w:type="dxa"/>
+              <w:left w:w="100" w:type="dxa"/>
+              <w:bottom w:w="100" w:type="dxa"/>
+              <w:right w:w="100" w:type="dxa"/>
+            </w:tcMar>
+          </w:tcPr>
+          <w:p>
+            <w:pPr>
+              <w:keepNext w:val="0"/>
+              <w:spacing w:after="40"/>
+            </w:pPr>
+            <w:r>
+              <w:rPr>
+                <w:b w:val="0"/>
+                <w:sz w:val="20"/>
+              </w:rPr>
+              <w:t>S-04</w:t>
+            </w:r>
+          </w:p>
+        </w:tc>
+        <w:tc>
+          <w:tcPr>
+            <w:tcW w:type="dxa" w:w="8676"/>
+            <w:tcMar>
+              <w:top w:w="100" w:type="dxa"/>
+              <w:left w:w="100" w:type="dxa"/>
+              <w:bottom w:w="100" w:type="dxa"/>
+              <w:right w:w="100" w:type="dxa"/>
+            </w:tcMar>
+          </w:tcPr>
+          <w:p>
+            <w:pPr>
+              <w:keepNext w:val="0"/>
+              <w:spacing w:after="40"/>
+            </w:pPr>
+            <w:r>
+              <w:rPr>
+                <w:b w:val="0"/>
+                <w:sz w:val="20"/>
+              </w:rPr>
+              <w:t>확인 필수 설정값과 무관하게 확인사항 내용이 있으면 체크 필수</w:t>
+            </w:r>
+          </w:p>
+        </w:tc>
+      </w:tr>
+      <w:tr>
+        <w:trPr>
+          <w:cantSplit/>
+        </w:trPr>
+        <w:tc>
+          <w:tcPr>
+            <w:tcW w:type="dxa" w:w="1296"/>
+            <w:tcMar>
+              <w:top w:w="100" w:type="dxa"/>
+              <w:left w:w="100" w:type="dxa"/>
+              <w:bottom w:w="100" w:type="dxa"/>
+              <w:right w:w="100" w:type="dxa"/>
+            </w:tcMar>
+          </w:tcPr>
+          <w:p>
+            <w:pPr>
+              <w:keepNext w:val="0"/>
+              <w:spacing w:after="40"/>
+            </w:pPr>
+            <w:r>
+              <w:rPr>
+                <w:b w:val="0"/>
+                <w:sz w:val="20"/>
+              </w:rPr>
+              <w:t>S-05</w:t>
+            </w:r>
+          </w:p>
+        </w:tc>
+        <w:tc>
+          <w:tcPr>
+            <w:tcW w:type="dxa" w:w="8676"/>
+            <w:tcMar>
+              <w:top w:w="100" w:type="dxa"/>
+              <w:left w:w="100" w:type="dxa"/>
+              <w:bottom w:w="100" w:type="dxa"/>
+              <w:right w:w="100" w:type="dxa"/>
+            </w:tcMar>
+          </w:tcPr>
+          <w:p>
+            <w:pPr>
+              <w:keepNext w:val="0"/>
+              <w:spacing w:after="40"/>
+            </w:pPr>
+            <w:r>
+              <w:rPr>
+                <w:b w:val="0"/>
+                <w:sz w:val="20"/>
+              </w:rPr>
+              <w:t>예약 3종 배지와 외부 PG 처리 중·실패 상태 설계를 구분해야 함</w:t>
+            </w:r>
+          </w:p>
+        </w:tc>
+      </w:tr>
+    </w:tbl>
+    <w:p>
+      <w:pPr>
+        <w:spacing w:after="40"/>
+      </w:pPr>
+    </w:p>
+    <w:p>
+      <w:pPr>
+        <w:widowControl/>
+      </w:pPr>
+      <w:r>
+        <w:t>S 항목은 문서 개정으로 기능 해결 완료 처리하지 않는다. 변경 시 적용일과 기존 예약 영향을 함께 기록한다.</w:t>
       </w:r>
     </w:p>
     <w:p>
       <w:pPr>
-        <w:pStyle w:val="SpecBullet"/>
-        <w:numPr>
-          <w:ilvl w:val="0"/>
-          <w:numId w:val="10"/>
-        </w:numPr>
+        <w:pStyle w:val="Heading1"/>
+        <w:widowControl/>
       </w:pPr>
       <w:r>
-        <w:rPr>
-          <w:b/>
-        </w:rPr>
-        <w:t>마사회:</w:t>
+        <w:t>12 검수 시나리오</w:t>
       </w:r>
+    </w:p>
+    <w:tbl>
+      <w:tblPr>
+        <w:tblW w:type="auto" w:w="0"/>
+        <w:tblLayout w:type="fixed"/>
+        <w:tblLook w:firstColumn="1" w:firstRow="1" w:lastColumn="0" w:lastRow="0" w:noHBand="0" w:noVBand="1" w:val="04A0"/>
+        <w:tblBorders>
+          <w:top w:val="single" w:sz="4" w:color="D9D9D9"/>
+          <w:left w:val="single" w:sz="4" w:color="D9D9D9"/>
+          <w:bottom w:val="single" w:sz="4" w:color="D9D9D9"/>
+          <w:right w:val="single" w:sz="4" w:color="D9D9D9"/>
+          <w:insideH w:val="single" w:sz="4" w:color="D9D9D9"/>
+          <w:insideV w:val="single" w:sz="4" w:color="D9D9D9"/>
+        </w:tblBorders>
+      </w:tblPr>
+      <w:tblGrid>
+        <w:gridCol w:w="1296"/>
+        <w:gridCol w:w="4288"/>
+        <w:gridCol w:w="4388"/>
+      </w:tblGrid>
+      <w:tr>
+        <w:trPr>
+          <w:cantSplit/>
+          <w:tblHeader/>
+        </w:trPr>
+        <w:tc>
+          <w:tcPr>
+            <w:tcW w:type="dxa" w:w="1296"/>
+            <w:tcMar>
+              <w:top w:w="100" w:type="dxa"/>
+              <w:left w:w="100" w:type="dxa"/>
+              <w:bottom w:w="100" w:type="dxa"/>
+              <w:right w:w="100" w:type="dxa"/>
+            </w:tcMar>
+            <w:shd w:fill="EDEDED"/>
+          </w:tcPr>
+          <w:p>
+            <w:pPr>
+              <w:keepNext/>
+              <w:spacing w:after="40"/>
+            </w:pPr>
+            <w:r>
+              <w:rPr>
+                <w:b/>
+                <w:sz w:val="20"/>
+              </w:rPr>
+              <w:t>ID</w:t>
+            </w:r>
+          </w:p>
+        </w:tc>
+        <w:tc>
+          <w:tcPr>
+            <w:tcW w:type="dxa" w:w="4288"/>
+            <w:tcMar>
+              <w:top w:w="100" w:type="dxa"/>
+              <w:left w:w="100" w:type="dxa"/>
+              <w:bottom w:w="100" w:type="dxa"/>
+              <w:right w:w="100" w:type="dxa"/>
+            </w:tcMar>
+            <w:shd w:fill="EDEDED"/>
+          </w:tcPr>
+          <w:p>
+            <w:pPr>
+              <w:keepNext/>
+              <w:spacing w:after="40"/>
+            </w:pPr>
+            <w:r>
+              <w:rPr>
+                <w:b/>
+                <w:sz w:val="20"/>
+              </w:rPr>
+              <w:t>상황</w:t>
+            </w:r>
+          </w:p>
+        </w:tc>
+        <w:tc>
+          <w:tcPr>
+            <w:tcW w:type="dxa" w:w="4388"/>
+            <w:tcMar>
+              <w:top w:w="100" w:type="dxa"/>
+              <w:left w:w="100" w:type="dxa"/>
+              <w:bottom w:w="100" w:type="dxa"/>
+              <w:right w:w="100" w:type="dxa"/>
+            </w:tcMar>
+            <w:shd w:fill="EDEDED"/>
+          </w:tcPr>
+          <w:p>
+            <w:pPr>
+              <w:keepNext/>
+              <w:spacing w:after="40"/>
+            </w:pPr>
+            <w:r>
+              <w:rPr>
+                <w:b/>
+                <w:sz w:val="20"/>
+              </w:rPr>
+              <w:t>기대 결과</w:t>
+            </w:r>
+          </w:p>
+        </w:tc>
+      </w:tr>
+      <w:tr>
+        <w:trPr>
+          <w:cantSplit/>
+        </w:trPr>
+        <w:tc>
+          <w:tcPr>
+            <w:tcW w:type="dxa" w:w="1296"/>
+            <w:tcMar>
+              <w:top w:w="100" w:type="dxa"/>
+              <w:left w:w="100" w:type="dxa"/>
+              <w:bottom w:w="100" w:type="dxa"/>
+              <w:right w:w="100" w:type="dxa"/>
+            </w:tcMar>
+          </w:tcPr>
+          <w:p>
+            <w:pPr>
+              <w:keepNext w:val="0"/>
+              <w:spacing w:after="40"/>
+            </w:pPr>
+            <w:r>
+              <w:rPr>
+                <w:b w:val="0"/>
+                <w:sz w:val="20"/>
+              </w:rPr>
+              <w:t>AT-01</w:t>
+            </w:r>
+          </w:p>
+        </w:tc>
+        <w:tc>
+          <w:tcPr>
+            <w:tcW w:type="dxa" w:w="4288"/>
+            <w:tcMar>
+              <w:top w:w="100" w:type="dxa"/>
+              <w:left w:w="100" w:type="dxa"/>
+              <w:bottom w:w="100" w:type="dxa"/>
+              <w:right w:w="100" w:type="dxa"/>
+            </w:tcMar>
+          </w:tcPr>
+          <w:p>
+            <w:pPr>
+              <w:keepNext w:val="0"/>
+              <w:spacing w:after="40"/>
+            </w:pPr>
+            <w:r>
+              <w:rPr>
+                <w:b w:val="0"/>
+                <w:sz w:val="20"/>
+              </w:rPr>
+              <w:t>두 체험 중 선택</w:t>
+            </w:r>
+          </w:p>
+        </w:tc>
+        <w:tc>
+          <w:tcPr>
+            <w:tcW w:type="dxa" w:w="4388"/>
+            <w:tcMar>
+              <w:top w:w="100" w:type="dxa"/>
+              <w:left w:w="100" w:type="dxa"/>
+              <w:bottom w:w="100" w:type="dxa"/>
+              <w:right w:w="100" w:type="dxa"/>
+            </w:tcMar>
+          </w:tcPr>
+          <w:p>
+            <w:pPr>
+              <w:keepNext w:val="0"/>
+              <w:spacing w:after="40"/>
+            </w:pPr>
+            <w:r>
+              <w:rPr>
+                <w:b w:val="0"/>
+                <w:sz w:val="20"/>
+              </w:rPr>
+              <w:t>같은 예약 화면에서 상품·가격·옵션 전환</w:t>
+            </w:r>
+          </w:p>
+        </w:tc>
+      </w:tr>
+      <w:tr>
+        <w:trPr>
+          <w:cantSplit/>
+        </w:trPr>
+        <w:tc>
+          <w:tcPr>
+            <w:tcW w:type="dxa" w:w="1296"/>
+            <w:tcMar>
+              <w:top w:w="100" w:type="dxa"/>
+              <w:left w:w="100" w:type="dxa"/>
+              <w:bottom w:w="100" w:type="dxa"/>
+              <w:right w:w="100" w:type="dxa"/>
+            </w:tcMar>
+          </w:tcPr>
+          <w:p>
+            <w:pPr>
+              <w:keepNext w:val="0"/>
+              <w:spacing w:after="40"/>
+            </w:pPr>
+            <w:r>
+              <w:rPr>
+                <w:b w:val="0"/>
+                <w:sz w:val="20"/>
+              </w:rPr>
+              <w:t>AT-02</w:t>
+            </w:r>
+          </w:p>
+        </w:tc>
+        <w:tc>
+          <w:tcPr>
+            <w:tcW w:type="dxa" w:w="4288"/>
+            <w:tcMar>
+              <w:top w:w="100" w:type="dxa"/>
+              <w:left w:w="100" w:type="dxa"/>
+              <w:bottom w:w="100" w:type="dxa"/>
+              <w:right w:w="100" w:type="dxa"/>
+            </w:tcMar>
+          </w:tcPr>
+          <w:p>
+            <w:pPr>
+              <w:keepNext w:val="0"/>
+              <w:spacing w:after="40"/>
+            </w:pPr>
+            <w:r>
+              <w:rPr>
+                <w:b w:val="0"/>
+                <w:sz w:val="20"/>
+              </w:rPr>
+              <w:t>날짜·회차 미선택 또는 마감</w:t>
+            </w:r>
+          </w:p>
+        </w:tc>
+        <w:tc>
+          <w:tcPr>
+            <w:tcW w:type="dxa" w:w="4388"/>
+            <w:tcMar>
+              <w:top w:w="100" w:type="dxa"/>
+              <w:left w:w="100" w:type="dxa"/>
+              <w:bottom w:w="100" w:type="dxa"/>
+              <w:right w:w="100" w:type="dxa"/>
+            </w:tcMar>
+          </w:tcPr>
+          <w:p>
+            <w:pPr>
+              <w:keepNext w:val="0"/>
+              <w:spacing w:after="40"/>
+            </w:pPr>
+            <w:r>
+              <w:rPr>
+                <w:b w:val="0"/>
+                <w:sz w:val="20"/>
+              </w:rPr>
+              <w:t>진행 차단, 다른 회차 자동 선택 없음</w:t>
+            </w:r>
+          </w:p>
+        </w:tc>
+      </w:tr>
+      <w:tr>
+        <w:trPr>
+          <w:cantSplit/>
+        </w:trPr>
+        <w:tc>
+          <w:tcPr>
+            <w:tcW w:type="dxa" w:w="1296"/>
+            <w:tcMar>
+              <w:top w:w="100" w:type="dxa"/>
+              <w:left w:w="100" w:type="dxa"/>
+              <w:bottom w:w="100" w:type="dxa"/>
+              <w:right w:w="100" w:type="dxa"/>
+            </w:tcMar>
+          </w:tcPr>
+          <w:p>
+            <w:pPr>
+              <w:keepNext w:val="0"/>
+              <w:spacing w:after="40"/>
+            </w:pPr>
+            <w:r>
+              <w:rPr>
+                <w:b w:val="0"/>
+                <w:sz w:val="20"/>
+              </w:rPr>
+              <w:t>AT-03</w:t>
+            </w:r>
+          </w:p>
+        </w:tc>
+        <w:tc>
+          <w:tcPr>
+            <w:tcW w:type="dxa" w:w="4288"/>
+            <w:tcMar>
+              <w:top w:w="100" w:type="dxa"/>
+              <w:left w:w="100" w:type="dxa"/>
+              <w:bottom w:w="100" w:type="dxa"/>
+              <w:right w:w="100" w:type="dxa"/>
+            </w:tcMar>
+          </w:tcPr>
+          <w:p>
+            <w:pPr>
+              <w:keepNext w:val="0"/>
+              <w:spacing w:after="40"/>
+            </w:pPr>
+            <w:r>
+              <w:rPr>
+                <w:b w:val="0"/>
+                <w:sz w:val="20"/>
+              </w:rPr>
+              <w:t>같은 이용일·지역·부서의 여러 회차 담기</w:t>
+            </w:r>
+          </w:p>
+        </w:tc>
+        <w:tc>
+          <w:tcPr>
+            <w:tcW w:type="dxa" w:w="4388"/>
+            <w:tcMar>
+              <w:top w:w="100" w:type="dxa"/>
+              <w:left w:w="100" w:type="dxa"/>
+              <w:bottom w:w="100" w:type="dxa"/>
+              <w:right w:w="100" w:type="dxa"/>
+            </w:tcMar>
+          </w:tcPr>
+          <w:p>
+            <w:pPr>
+              <w:keepNext w:val="0"/>
+              <w:spacing w:after="40"/>
+            </w:pPr>
+            <w:r>
+              <w:rPr>
+                <w:b w:val="0"/>
+                <w:sz w:val="20"/>
+              </w:rPr>
+              <w:t>인원수만큼 1명 카드 추가, 시간 겹침 허용</w:t>
+            </w:r>
+          </w:p>
+        </w:tc>
+      </w:tr>
+      <w:tr>
+        <w:trPr>
+          <w:cantSplit/>
+        </w:trPr>
+        <w:tc>
+          <w:tcPr>
+            <w:tcW w:type="dxa" w:w="1296"/>
+            <w:tcMar>
+              <w:top w:w="100" w:type="dxa"/>
+              <w:left w:w="100" w:type="dxa"/>
+              <w:bottom w:w="100" w:type="dxa"/>
+              <w:right w:w="100" w:type="dxa"/>
+            </w:tcMar>
+          </w:tcPr>
+          <w:p>
+            <w:pPr>
+              <w:keepNext w:val="0"/>
+              <w:spacing w:after="40"/>
+            </w:pPr>
+            <w:r>
+              <w:rPr>
+                <w:b w:val="0"/>
+                <w:sz w:val="20"/>
+              </w:rPr>
+              <w:t>AT-03A</w:t>
+            </w:r>
+          </w:p>
+        </w:tc>
+        <w:tc>
+          <w:tcPr>
+            <w:tcW w:type="dxa" w:w="4288"/>
+            <w:tcMar>
+              <w:top w:w="100" w:type="dxa"/>
+              <w:left w:w="100" w:type="dxa"/>
+              <w:bottom w:w="100" w:type="dxa"/>
+              <w:right w:w="100" w:type="dxa"/>
+            </w:tcMar>
+          </w:tcPr>
+          <w:p>
+            <w:pPr>
+              <w:keepNext w:val="0"/>
+              <w:spacing w:after="40"/>
+            </w:pPr>
+            <w:r>
+              <w:rPr>
+                <w:b w:val="0"/>
+                <w:sz w:val="20"/>
+              </w:rPr>
+              <w:t>같은 이용일에 여러 할인 선택</w:t>
+            </w:r>
+          </w:p>
+        </w:tc>
+        <w:tc>
+          <w:tcPr>
+            <w:tcW w:type="dxa" w:w="4388"/>
+            <w:tcMar>
+              <w:top w:w="100" w:type="dxa"/>
+              <w:left w:w="100" w:type="dxa"/>
+              <w:bottom w:w="100" w:type="dxa"/>
+              <w:right w:w="100" w:type="dxa"/>
+            </w:tcMar>
+          </w:tcPr>
+          <w:p>
+            <w:pPr>
+              <w:keepNext w:val="0"/>
+              <w:spacing w:after="40"/>
+            </w:pPr>
+            <w:r>
+              <w:rPr>
+                <w:b w:val="0"/>
+                <w:sz w:val="20"/>
+              </w:rPr>
+              <w:t>하나의 정책만 허용, 기존 예약과 할인 수량 합산</w:t>
+            </w:r>
+          </w:p>
+        </w:tc>
+      </w:tr>
+      <w:tr>
+        <w:trPr>
+          <w:cantSplit/>
+        </w:trPr>
+        <w:tc>
+          <w:tcPr>
+            <w:tcW w:type="dxa" w:w="1296"/>
+            <w:tcMar>
+              <w:top w:w="100" w:type="dxa"/>
+              <w:left w:w="100" w:type="dxa"/>
+              <w:bottom w:w="100" w:type="dxa"/>
+              <w:right w:w="100" w:type="dxa"/>
+            </w:tcMar>
+          </w:tcPr>
+          <w:p>
+            <w:pPr>
+              <w:keepNext w:val="0"/>
+              <w:spacing w:after="40"/>
+            </w:pPr>
+            <w:r>
+              <w:rPr>
+                <w:b w:val="0"/>
+                <w:sz w:val="20"/>
+              </w:rPr>
+              <w:t>AT-04</w:t>
+            </w:r>
+          </w:p>
+        </w:tc>
+        <w:tc>
+          <w:tcPr>
+            <w:tcW w:type="dxa" w:w="4288"/>
+            <w:tcMar>
+              <w:top w:w="100" w:type="dxa"/>
+              <w:left w:w="100" w:type="dxa"/>
+              <w:bottom w:w="100" w:type="dxa"/>
+              <w:right w:w="100" w:type="dxa"/>
+            </w:tcMar>
+          </w:tcPr>
+          <w:p>
+            <w:pPr>
+              <w:keepNext w:val="0"/>
+              <w:spacing w:after="40"/>
+            </w:pPr>
+            <w:r>
+              <w:rPr>
+                <w:b w:val="0"/>
+                <w:sz w:val="20"/>
+              </w:rPr>
+              <w:t>기존 예약과 동일·부분 중복 시간</w:t>
+            </w:r>
+          </w:p>
+        </w:tc>
+        <w:tc>
+          <w:tcPr>
+            <w:tcW w:type="dxa" w:w="4388"/>
+            <w:tcMar>
+              <w:top w:w="100" w:type="dxa"/>
+              <w:left w:w="100" w:type="dxa"/>
+              <w:bottom w:w="100" w:type="dxa"/>
+              <w:right w:w="100" w:type="dxa"/>
+            </w:tcMar>
+          </w:tcPr>
+          <w:p>
+            <w:pPr>
+              <w:keepNext w:val="0"/>
+              <w:spacing w:after="40"/>
+            </w:pPr>
+            <w:r>
+              <w:rPr>
+                <w:b w:val="0"/>
+                <w:sz w:val="20"/>
+              </w:rPr>
+              <w:t>재고·구매 한도 내 허용</w:t>
+            </w:r>
+          </w:p>
+        </w:tc>
+      </w:tr>
+      <w:tr>
+        <w:trPr>
+          <w:cantSplit/>
+        </w:trPr>
+        <w:tc>
+          <w:tcPr>
+            <w:tcW w:type="dxa" w:w="1296"/>
+            <w:tcMar>
+              <w:top w:w="100" w:type="dxa"/>
+              <w:left w:w="100" w:type="dxa"/>
+              <w:bottom w:w="100" w:type="dxa"/>
+              <w:right w:w="100" w:type="dxa"/>
+            </w:tcMar>
+          </w:tcPr>
+          <w:p>
+            <w:pPr>
+              <w:keepNext w:val="0"/>
+              <w:spacing w:after="40"/>
+            </w:pPr>
+            <w:r>
+              <w:rPr>
+                <w:b w:val="0"/>
+                <w:sz w:val="20"/>
+              </w:rPr>
+              <w:t>AT-05</w:t>
+            </w:r>
+          </w:p>
+        </w:tc>
+        <w:tc>
+          <w:tcPr>
+            <w:tcW w:type="dxa" w:w="4288"/>
+            <w:tcMar>
+              <w:top w:w="100" w:type="dxa"/>
+              <w:left w:w="100" w:type="dxa"/>
+              <w:bottom w:w="100" w:type="dxa"/>
+              <w:right w:w="100" w:type="dxa"/>
+            </w:tcMar>
+          </w:tcPr>
+          <w:p>
+            <w:pPr>
+              <w:keepNext w:val="0"/>
+              <w:spacing w:after="40"/>
+            </w:pPr>
+            <w:r>
+              <w:rPr>
+                <w:b w:val="0"/>
+                <w:sz w:val="20"/>
+              </w:rPr>
+              <w:t>선택 후 로그인</w:t>
+            </w:r>
+          </w:p>
+        </w:tc>
+        <w:tc>
+          <w:tcPr>
+            <w:tcW w:type="dxa" w:w="4388"/>
+            <w:tcMar>
+              <w:top w:w="100" w:type="dxa"/>
+              <w:left w:w="100" w:type="dxa"/>
+              <w:bottom w:w="100" w:type="dxa"/>
+              <w:right w:w="100" w:type="dxa"/>
+            </w:tcMar>
+          </w:tcPr>
+          <w:p>
+            <w:pPr>
+              <w:keepNext w:val="0"/>
+              <w:spacing w:after="40"/>
+            </w:pPr>
+            <w:r>
+              <w:rPr>
+                <w:b w:val="0"/>
+                <w:sz w:val="20"/>
+              </w:rPr>
+              <w:t>해당 계정의 기존 구매·할인 수량 재검사</w:t>
+            </w:r>
+          </w:p>
+        </w:tc>
+      </w:tr>
+      <w:tr>
+        <w:trPr>
+          <w:cantSplit/>
+        </w:trPr>
+        <w:tc>
+          <w:tcPr>
+            <w:tcW w:type="dxa" w:w="1296"/>
+            <w:tcMar>
+              <w:top w:w="100" w:type="dxa"/>
+              <w:left w:w="100" w:type="dxa"/>
+              <w:bottom w:w="100" w:type="dxa"/>
+              <w:right w:w="100" w:type="dxa"/>
+            </w:tcMar>
+          </w:tcPr>
+          <w:p>
+            <w:pPr>
+              <w:keepNext w:val="0"/>
+              <w:spacing w:after="40"/>
+            </w:pPr>
+            <w:r>
+              <w:rPr>
+                <w:b w:val="0"/>
+                <w:sz w:val="20"/>
+              </w:rPr>
+              <w:t>AT-06</w:t>
+            </w:r>
+          </w:p>
+        </w:tc>
+        <w:tc>
+          <w:tcPr>
+            <w:tcW w:type="dxa" w:w="4288"/>
+            <w:tcMar>
+              <w:top w:w="100" w:type="dxa"/>
+              <w:left w:w="100" w:type="dxa"/>
+              <w:bottom w:w="100" w:type="dxa"/>
+              <w:right w:w="100" w:type="dxa"/>
+            </w:tcMar>
+          </w:tcPr>
+          <w:p>
+            <w:pPr>
+              <w:keepNext w:val="0"/>
+              <w:spacing w:after="40"/>
+            </w:pPr>
+            <w:r>
+              <w:rPr>
+                <w:b w:val="0"/>
+                <w:sz w:val="20"/>
+              </w:rPr>
+              <w:t>계정 변경</w:t>
+            </w:r>
+          </w:p>
+        </w:tc>
+        <w:tc>
+          <w:tcPr>
+            <w:tcW w:type="dxa" w:w="4388"/>
+            <w:tcMar>
+              <w:top w:w="100" w:type="dxa"/>
+              <w:left w:w="100" w:type="dxa"/>
+              <w:bottom w:w="100" w:type="dxa"/>
+              <w:right w:w="100" w:type="dxa"/>
+            </w:tcMar>
+          </w:tcPr>
+          <w:p>
+            <w:pPr>
+              <w:keepNext w:val="0"/>
+              <w:spacing w:after="40"/>
+            </w:pPr>
+            <w:r>
+              <w:rPr>
+                <w:b w:val="0"/>
+                <w:sz w:val="20"/>
+              </w:rPr>
+              <w:t>장바구니·예약 분리, 타인 정보 차단</w:t>
+            </w:r>
+          </w:p>
+        </w:tc>
+      </w:tr>
+      <w:tr>
+        <w:trPr>
+          <w:cantSplit/>
+        </w:trPr>
+        <w:tc>
+          <w:tcPr>
+            <w:tcW w:type="dxa" w:w="1296"/>
+            <w:tcMar>
+              <w:top w:w="100" w:type="dxa"/>
+              <w:left w:w="100" w:type="dxa"/>
+              <w:bottom w:w="100" w:type="dxa"/>
+              <w:right w:w="100" w:type="dxa"/>
+            </w:tcMar>
+          </w:tcPr>
+          <w:p>
+            <w:pPr>
+              <w:keepNext w:val="0"/>
+              <w:spacing w:after="40"/>
+            </w:pPr>
+            <w:r>
+              <w:rPr>
+                <w:b w:val="0"/>
+                <w:sz w:val="20"/>
+              </w:rPr>
+              <w:t>AT-07</w:t>
+            </w:r>
+          </w:p>
+        </w:tc>
+        <w:tc>
+          <w:tcPr>
+            <w:tcW w:type="dxa" w:w="4288"/>
+            <w:tcMar>
+              <w:top w:w="100" w:type="dxa"/>
+              <w:left w:w="100" w:type="dxa"/>
+              <w:bottom w:w="100" w:type="dxa"/>
+              <w:right w:w="100" w:type="dxa"/>
+            </w:tcMar>
+          </w:tcPr>
+          <w:p>
+            <w:pPr>
+              <w:keepNext w:val="0"/>
+              <w:spacing w:after="40"/>
+            </w:pPr>
+            <w:r>
+              <w:rPr>
+                <w:b w:val="0"/>
+                <w:sz w:val="20"/>
+              </w:rPr>
+              <w:t>결제 중 재고·금액 변경</w:t>
+            </w:r>
+          </w:p>
+        </w:tc>
+        <w:tc>
+          <w:tcPr>
+            <w:tcW w:type="dxa" w:w="4388"/>
+            <w:tcMar>
+              <w:top w:w="100" w:type="dxa"/>
+              <w:left w:w="100" w:type="dxa"/>
+              <w:bottom w:w="100" w:type="dxa"/>
+              <w:right w:w="100" w:type="dxa"/>
+            </w:tcMar>
+          </w:tcPr>
+          <w:p>
+            <w:pPr>
+              <w:keepNext w:val="0"/>
+              <w:spacing w:after="40"/>
+            </w:pPr>
+            <w:r>
+              <w:rPr>
+                <w:b w:val="0"/>
+                <w:sz w:val="20"/>
+              </w:rPr>
+              <w:t>최신 값 검증, 초과 판매·무단 금액 변경 방지</w:t>
+            </w:r>
+          </w:p>
+        </w:tc>
+      </w:tr>
+      <w:tr>
+        <w:trPr>
+          <w:cantSplit/>
+        </w:trPr>
+        <w:tc>
+          <w:tcPr>
+            <w:tcW w:type="dxa" w:w="1296"/>
+            <w:tcMar>
+              <w:top w:w="100" w:type="dxa"/>
+              <w:left w:w="100" w:type="dxa"/>
+              <w:bottom w:w="100" w:type="dxa"/>
+              <w:right w:w="100" w:type="dxa"/>
+            </w:tcMar>
+          </w:tcPr>
+          <w:p>
+            <w:pPr>
+              <w:keepNext w:val="0"/>
+              <w:spacing w:after="40"/>
+            </w:pPr>
+            <w:r>
+              <w:rPr>
+                <w:b w:val="0"/>
+                <w:sz w:val="20"/>
+              </w:rPr>
+              <w:t>AT-08</w:t>
+            </w:r>
+          </w:p>
+        </w:tc>
+        <w:tc>
+          <w:tcPr>
+            <w:tcW w:type="dxa" w:w="4288"/>
+            <w:tcMar>
+              <w:top w:w="100" w:type="dxa"/>
+              <w:left w:w="100" w:type="dxa"/>
+              <w:bottom w:w="100" w:type="dxa"/>
+              <w:right w:w="100" w:type="dxa"/>
+            </w:tcMar>
+          </w:tcPr>
+          <w:p>
+            <w:pPr>
+              <w:keepNext w:val="0"/>
+              <w:spacing w:after="40"/>
+            </w:pPr>
+            <w:r>
+              <w:rPr>
+                <w:b w:val="0"/>
+                <w:sz w:val="20"/>
+              </w:rPr>
+              <w:t>결제 실패·중복 요청·응답 지연</w:t>
+            </w:r>
+          </w:p>
+        </w:tc>
+        <w:tc>
+          <w:tcPr>
+            <w:tcW w:type="dxa" w:w="4388"/>
+            <w:tcMar>
+              <w:top w:w="100" w:type="dxa"/>
+              <w:left w:w="100" w:type="dxa"/>
+              <w:bottom w:w="100" w:type="dxa"/>
+              <w:right w:w="100" w:type="dxa"/>
+            </w:tcMar>
+          </w:tcPr>
+          <w:p>
+            <w:pPr>
+              <w:keepNext w:val="0"/>
+              <w:spacing w:after="40"/>
+            </w:pPr>
+            <w:r>
+              <w:rPr>
+                <w:b w:val="0"/>
+                <w:sz w:val="20"/>
+              </w:rPr>
+              <w:t>중복 청구·발급 방지, 조회·복구 가능</w:t>
+            </w:r>
+          </w:p>
+        </w:tc>
+      </w:tr>
+      <w:tr>
+        <w:trPr>
+          <w:cantSplit/>
+        </w:trPr>
+        <w:tc>
+          <w:tcPr>
+            <w:tcW w:type="dxa" w:w="1296"/>
+            <w:tcMar>
+              <w:top w:w="100" w:type="dxa"/>
+              <w:left w:w="100" w:type="dxa"/>
+              <w:bottom w:w="100" w:type="dxa"/>
+              <w:right w:w="100" w:type="dxa"/>
+            </w:tcMar>
+          </w:tcPr>
+          <w:p>
+            <w:pPr>
+              <w:keepNext w:val="0"/>
+              <w:spacing w:after="40"/>
+            </w:pPr>
+            <w:r>
+              <w:rPr>
+                <w:b w:val="0"/>
+                <w:sz w:val="20"/>
+              </w:rPr>
+              <w:t>AT-09</w:t>
+            </w:r>
+          </w:p>
+        </w:tc>
+        <w:tc>
+          <w:tcPr>
+            <w:tcW w:type="dxa" w:w="4288"/>
+            <w:tcMar>
+              <w:top w:w="100" w:type="dxa"/>
+              <w:left w:w="100" w:type="dxa"/>
+              <w:bottom w:w="100" w:type="dxa"/>
+              <w:right w:w="100" w:type="dxa"/>
+            </w:tcMar>
+          </w:tcPr>
+          <w:p>
+            <w:pPr>
+              <w:keepNext w:val="0"/>
+              <w:spacing w:after="40"/>
+            </w:pPr>
+            <w:r>
+              <w:rPr>
+                <w:b w:val="0"/>
+                <w:sz w:val="20"/>
+              </w:rPr>
+              <w:t>한 회차 3명과 다른 회차 1명 신규 결제</w:t>
+            </w:r>
+          </w:p>
+        </w:tc>
+        <w:tc>
+          <w:tcPr>
+            <w:tcW w:type="dxa" w:w="4388"/>
+            <w:tcMar>
+              <w:top w:w="100" w:type="dxa"/>
+              <w:left w:w="100" w:type="dxa"/>
+              <w:bottom w:w="100" w:type="dxa"/>
+              <w:right w:w="100" w:type="dxa"/>
+            </w:tcMar>
+          </w:tcPr>
+          <w:p>
+            <w:pPr>
+              <w:keepNext w:val="0"/>
+              <w:spacing w:after="40"/>
+            </w:pPr>
+            <w:r>
+              <w:rPr>
+                <w:b w:val="0"/>
+                <w:sz w:val="20"/>
+              </w:rPr>
+              <w:t>예약번호 1개, 인원 식별자 4개, 현행 카드별 하위 티켓</w:t>
+            </w:r>
+          </w:p>
+        </w:tc>
+      </w:tr>
+      <w:tr>
+        <w:trPr>
+          <w:cantSplit/>
+        </w:trPr>
+        <w:tc>
+          <w:tcPr>
+            <w:tcW w:type="dxa" w:w="1296"/>
+            <w:tcMar>
+              <w:top w:w="100" w:type="dxa"/>
+              <w:left w:w="100" w:type="dxa"/>
+              <w:bottom w:w="100" w:type="dxa"/>
+              <w:right w:w="100" w:type="dxa"/>
+            </w:tcMar>
+          </w:tcPr>
+          <w:p>
+            <w:pPr>
+              <w:keepNext w:val="0"/>
+              <w:spacing w:after="40"/>
+            </w:pPr>
+            <w:r>
+              <w:rPr>
+                <w:b w:val="0"/>
+                <w:sz w:val="20"/>
+              </w:rPr>
+              <w:t>AT-10</w:t>
+            </w:r>
+          </w:p>
+        </w:tc>
+        <w:tc>
+          <w:tcPr>
+            <w:tcW w:type="dxa" w:w="4288"/>
+            <w:tcMar>
+              <w:top w:w="100" w:type="dxa"/>
+              <w:left w:w="100" w:type="dxa"/>
+              <w:bottom w:w="100" w:type="dxa"/>
+              <w:right w:w="100" w:type="dxa"/>
+            </w:tcMar>
+          </w:tcPr>
+          <w:p>
+            <w:pPr>
+              <w:keepNext w:val="0"/>
+              <w:spacing w:after="40"/>
+            </w:pPr>
+            <w:r>
+              <w:rPr>
+                <w:b w:val="0"/>
+                <w:sz w:val="20"/>
+              </w:rPr>
+              <w:t>복수 인원 티켓의 1명 또는 신규 카드 1개 취소</w:t>
+            </w:r>
+          </w:p>
+        </w:tc>
+        <w:tc>
+          <w:tcPr>
+            <w:tcW w:type="dxa" w:w="4388"/>
+            <w:tcMar>
+              <w:top w:w="100" w:type="dxa"/>
+              <w:left w:w="100" w:type="dxa"/>
+              <w:bottom w:w="100" w:type="dxa"/>
+              <w:right w:w="100" w:type="dxa"/>
+            </w:tcMar>
+          </w:tcPr>
+          <w:p>
+            <w:pPr>
+              <w:keepNext w:val="0"/>
+              <w:spacing w:after="40"/>
+            </w:pPr>
+            <w:r>
+              <w:rPr>
+                <w:b w:val="0"/>
+                <w:sz w:val="20"/>
+              </w:rPr>
+              <w:t>해당 배분액만 환불, 나머지 유지</w:t>
+            </w:r>
+          </w:p>
+        </w:tc>
+      </w:tr>
+      <w:tr>
+        <w:trPr>
+          <w:cantSplit/>
+        </w:trPr>
+        <w:tc>
+          <w:tcPr>
+            <w:tcW w:type="dxa" w:w="1296"/>
+            <w:tcMar>
+              <w:top w:w="100" w:type="dxa"/>
+              <w:left w:w="100" w:type="dxa"/>
+              <w:bottom w:w="100" w:type="dxa"/>
+              <w:right w:w="100" w:type="dxa"/>
+            </w:tcMar>
+          </w:tcPr>
+          <w:p>
+            <w:pPr>
+              <w:keepNext w:val="0"/>
+              <w:spacing w:after="40"/>
+            </w:pPr>
+            <w:r>
+              <w:rPr>
+                <w:b w:val="0"/>
+                <w:sz w:val="20"/>
+              </w:rPr>
+              <w:t>AT-11</w:t>
+            </w:r>
+          </w:p>
+        </w:tc>
+        <w:tc>
+          <w:tcPr>
+            <w:tcW w:type="dxa" w:w="4288"/>
+            <w:tcMar>
+              <w:top w:w="100" w:type="dxa"/>
+              <w:left w:w="100" w:type="dxa"/>
+              <w:bottom w:w="100" w:type="dxa"/>
+              <w:right w:w="100" w:type="dxa"/>
+            </w:tcMar>
+          </w:tcPr>
+          <w:p>
+            <w:pPr>
+              <w:keepNext w:val="0"/>
+              <w:spacing w:after="40"/>
+            </w:pPr>
+            <w:r>
+              <w:rPr>
+                <w:b w:val="0"/>
+                <w:sz w:val="20"/>
+              </w:rPr>
+              <w:t>부분취소 후 같은 시간 추가 구매</w:t>
+            </w:r>
+          </w:p>
+        </w:tc>
+        <w:tc>
+          <w:tcPr>
+            <w:tcW w:type="dxa" w:w="4388"/>
+            <w:tcMar>
+              <w:top w:w="100" w:type="dxa"/>
+              <w:left w:w="100" w:type="dxa"/>
+              <w:bottom w:w="100" w:type="dxa"/>
+              <w:right w:w="100" w:type="dxa"/>
+            </w:tcMar>
+          </w:tcPr>
+          <w:p>
+            <w:pPr>
+              <w:keepNext w:val="0"/>
+              <w:spacing w:after="40"/>
+            </w:pPr>
+            <w:r>
+              <w:rPr>
+                <w:b w:val="0"/>
+                <w:sz w:val="20"/>
+              </w:rPr>
+              <w:t>복원된 구매 한도와 재고 범위에서 허용</w:t>
+            </w:r>
+          </w:p>
+        </w:tc>
+      </w:tr>
+      <w:tr>
+        <w:trPr>
+          <w:cantSplit/>
+        </w:trPr>
+        <w:tc>
+          <w:tcPr>
+            <w:tcW w:type="dxa" w:w="1296"/>
+            <w:tcMar>
+              <w:top w:w="100" w:type="dxa"/>
+              <w:left w:w="100" w:type="dxa"/>
+              <w:bottom w:w="100" w:type="dxa"/>
+              <w:right w:w="100" w:type="dxa"/>
+            </w:tcMar>
+          </w:tcPr>
+          <w:p>
+            <w:pPr>
+              <w:keepNext w:val="0"/>
+              <w:spacing w:after="40"/>
+            </w:pPr>
+            <w:r>
+              <w:rPr>
+                <w:b w:val="0"/>
+                <w:sz w:val="20"/>
+              </w:rPr>
+              <w:t>AT-12</w:t>
+            </w:r>
+          </w:p>
+        </w:tc>
+        <w:tc>
+          <w:tcPr>
+            <w:tcW w:type="dxa" w:w="4288"/>
+            <w:tcMar>
+              <w:top w:w="100" w:type="dxa"/>
+              <w:left w:w="100" w:type="dxa"/>
+              <w:bottom w:w="100" w:type="dxa"/>
+              <w:right w:w="100" w:type="dxa"/>
+            </w:tcMar>
+          </w:tcPr>
+          <w:p>
+            <w:pPr>
+              <w:keepNext w:val="0"/>
+              <w:spacing w:after="40"/>
+            </w:pPr>
+            <w:r>
+              <w:rPr>
+                <w:b w:val="0"/>
+                <w:sz w:val="20"/>
+              </w:rPr>
+              <w:t>취소 마감·입장 가능 경계</w:t>
+            </w:r>
+          </w:p>
+        </w:tc>
+        <w:tc>
+          <w:tcPr>
+            <w:tcW w:type="dxa" w:w="4388"/>
+            <w:tcMar>
+              <w:top w:w="100" w:type="dxa"/>
+              <w:left w:w="100" w:type="dxa"/>
+              <w:bottom w:w="100" w:type="dxa"/>
+              <w:right w:w="100" w:type="dxa"/>
+            </w:tcMar>
+          </w:tcPr>
+          <w:p>
+            <w:pPr>
+              <w:keepNext w:val="0"/>
+              <w:spacing w:after="40"/>
+            </w:pPr>
+            <w:r>
+              <w:rPr>
+                <w:b w:val="0"/>
+                <w:sz w:val="20"/>
+              </w:rPr>
+              <w:t>현재 두 조건을 함께 확인하고 S-01 차이 기록</w:t>
+            </w:r>
+          </w:p>
+        </w:tc>
+      </w:tr>
+      <w:tr>
+        <w:trPr>
+          <w:cantSplit/>
+        </w:trPr>
+        <w:tc>
+          <w:tcPr>
+            <w:tcW w:type="dxa" w:w="1296"/>
+            <w:tcMar>
+              <w:top w:w="100" w:type="dxa"/>
+              <w:left w:w="100" w:type="dxa"/>
+              <w:bottom w:w="100" w:type="dxa"/>
+              <w:right w:w="100" w:type="dxa"/>
+            </w:tcMar>
+          </w:tcPr>
+          <w:p>
+            <w:pPr>
+              <w:keepNext w:val="0"/>
+              <w:spacing w:after="40"/>
+            </w:pPr>
+            <w:r>
+              <w:rPr>
+                <w:b w:val="0"/>
+                <w:sz w:val="20"/>
+              </w:rPr>
+              <w:t>AT-13</w:t>
+            </w:r>
+          </w:p>
+        </w:tc>
+        <w:tc>
+          <w:tcPr>
+            <w:tcW w:type="dxa" w:w="4288"/>
+            <w:tcMar>
+              <w:top w:w="100" w:type="dxa"/>
+              <w:left w:w="100" w:type="dxa"/>
+              <w:bottom w:w="100" w:type="dxa"/>
+              <w:right w:w="100" w:type="dxa"/>
+            </w:tcMar>
+          </w:tcPr>
+          <w:p>
+            <w:pPr>
+              <w:keepNext w:val="0"/>
+              <w:spacing w:after="40"/>
+            </w:pPr>
+            <w:r>
+              <w:rPr>
+                <w:b w:val="0"/>
+                <w:sz w:val="20"/>
+              </w:rPr>
+              <w:t>타 부서 수정·취소·다운로드 요청</w:t>
+            </w:r>
+          </w:p>
+        </w:tc>
+        <w:tc>
+          <w:tcPr>
+            <w:tcW w:type="dxa" w:w="4388"/>
+            <w:tcMar>
+              <w:top w:w="100" w:type="dxa"/>
+              <w:left w:w="100" w:type="dxa"/>
+              <w:bottom w:w="100" w:type="dxa"/>
+              <w:right w:w="100" w:type="dxa"/>
+            </w:tcMar>
+          </w:tcPr>
+          <w:p>
+            <w:pPr>
+              <w:keepNext w:val="0"/>
+              <w:spacing w:after="40"/>
+            </w:pPr>
+            <w:r>
+              <w:rPr>
+                <w:b w:val="0"/>
+                <w:sz w:val="20"/>
+              </w:rPr>
+              <w:t>서버에서도 범위 초과 차단</w:t>
+            </w:r>
+          </w:p>
+        </w:tc>
+      </w:tr>
+      <w:tr>
+        <w:trPr>
+          <w:cantSplit/>
+        </w:trPr>
+        <w:tc>
+          <w:tcPr>
+            <w:tcW w:type="dxa" w:w="1296"/>
+            <w:tcMar>
+              <w:top w:w="100" w:type="dxa"/>
+              <w:left w:w="100" w:type="dxa"/>
+              <w:bottom w:w="100" w:type="dxa"/>
+              <w:right w:w="100" w:type="dxa"/>
+            </w:tcMar>
+          </w:tcPr>
+          <w:p>
+            <w:pPr>
+              <w:keepNext w:val="0"/>
+              <w:spacing w:after="40"/>
+            </w:pPr>
+            <w:r>
+              <w:rPr>
+                <w:b w:val="0"/>
+                <w:sz w:val="20"/>
+              </w:rPr>
+              <w:t>AT-14</w:t>
+            </w:r>
+          </w:p>
+        </w:tc>
+        <w:tc>
+          <w:tcPr>
+            <w:tcW w:type="dxa" w:w="4288"/>
+            <w:tcMar>
+              <w:top w:w="100" w:type="dxa"/>
+              <w:left w:w="100" w:type="dxa"/>
+              <w:bottom w:w="100" w:type="dxa"/>
+              <w:right w:w="100" w:type="dxa"/>
+            </w:tcMar>
+          </w:tcPr>
+          <w:p>
+            <w:pPr>
+              <w:keepNext w:val="0"/>
+              <w:spacing w:after="40"/>
+            </w:pPr>
+            <w:r>
+              <w:rPr>
+                <w:b w:val="0"/>
+                <w:sz w:val="20"/>
+              </w:rPr>
+              <w:t>환불 실패·재요청·정산 다운로드</w:t>
+            </w:r>
+          </w:p>
+        </w:tc>
+        <w:tc>
+          <w:tcPr>
+            <w:tcW w:type="dxa" w:w="4388"/>
+            <w:tcMar>
+              <w:top w:w="100" w:type="dxa"/>
+              <w:left w:w="100" w:type="dxa"/>
+              <w:bottom w:w="100" w:type="dxa"/>
+              <w:right w:w="100" w:type="dxa"/>
+            </w:tcMar>
+          </w:tcPr>
+          <w:p>
+            <w:pPr>
+              <w:keepNext w:val="0"/>
+              <w:spacing w:after="40"/>
+            </w:pPr>
+            <w:r>
+              <w:rPr>
+                <w:b w:val="0"/>
+                <w:sz w:val="20"/>
+              </w:rPr>
+              <w:t>중복환불 방지, 이력·집계·엑셀 정합성</w:t>
+            </w:r>
+          </w:p>
+        </w:tc>
+      </w:tr>
+      <w:tr>
+        <w:trPr>
+          <w:cantSplit/>
+        </w:trPr>
+        <w:tc>
+          <w:tcPr>
+            <w:tcW w:type="dxa" w:w="1296"/>
+            <w:tcMar>
+              <w:top w:w="100" w:type="dxa"/>
+              <w:left w:w="100" w:type="dxa"/>
+              <w:bottom w:w="100" w:type="dxa"/>
+              <w:right w:w="100" w:type="dxa"/>
+            </w:tcMar>
+          </w:tcPr>
+          <w:p>
+            <w:pPr>
+              <w:keepNext w:val="0"/>
+              <w:spacing w:after="40"/>
+            </w:pPr>
+            <w:r>
+              <w:rPr>
+                <w:b w:val="0"/>
+                <w:sz w:val="20"/>
+              </w:rPr>
+              <w:t>AT-15</w:t>
+            </w:r>
+          </w:p>
+        </w:tc>
+        <w:tc>
+          <w:tcPr>
+            <w:tcW w:type="dxa" w:w="4288"/>
+            <w:tcMar>
+              <w:top w:w="100" w:type="dxa"/>
+              <w:left w:w="100" w:type="dxa"/>
+              <w:bottom w:w="100" w:type="dxa"/>
+              <w:right w:w="100" w:type="dxa"/>
+            </w:tcMar>
+          </w:tcPr>
+          <w:p>
+            <w:pPr>
+              <w:keepNext w:val="0"/>
+              <w:spacing w:after="40"/>
+            </w:pPr>
+            <w:r>
+              <w:rPr>
+                <w:b w:val="0"/>
+                <w:sz w:val="20"/>
+              </w:rPr>
+              <w:t>다른 이용일·지역·부서 담기</w:t>
+            </w:r>
+          </w:p>
+        </w:tc>
+        <w:tc>
+          <w:tcPr>
+            <w:tcW w:type="dxa" w:w="4388"/>
+            <w:tcMar>
+              <w:top w:w="100" w:type="dxa"/>
+              <w:left w:w="100" w:type="dxa"/>
+              <w:bottom w:w="100" w:type="dxa"/>
+              <w:right w:w="100" w:type="dxa"/>
+            </w:tcMar>
+          </w:tcPr>
+          <w:p>
+            <w:pPr>
+              <w:keepNext w:val="0"/>
+              <w:spacing w:after="40"/>
+            </w:pPr>
+            <w:r>
+              <w:rPr>
+                <w:b w:val="0"/>
+                <w:sz w:val="20"/>
+              </w:rPr>
+              <w:t>기존 카드 유지, 혼합 담기 차단</w:t>
+            </w:r>
+          </w:p>
+        </w:tc>
+      </w:tr>
+      <w:tr>
+        <w:trPr>
+          <w:cantSplit/>
+        </w:trPr>
+        <w:tc>
+          <w:tcPr>
+            <w:tcW w:type="dxa" w:w="1296"/>
+            <w:tcMar>
+              <w:top w:w="100" w:type="dxa"/>
+              <w:left w:w="100" w:type="dxa"/>
+              <w:bottom w:w="100" w:type="dxa"/>
+              <w:right w:w="100" w:type="dxa"/>
+            </w:tcMar>
+          </w:tcPr>
+          <w:p>
+            <w:pPr>
+              <w:keepNext w:val="0"/>
+              <w:spacing w:after="40"/>
+            </w:pPr>
+            <w:r>
+              <w:rPr>
+                <w:b w:val="0"/>
+                <w:sz w:val="20"/>
+              </w:rPr>
+              <w:t>AT-16</w:t>
+            </w:r>
+          </w:p>
+        </w:tc>
+        <w:tc>
+          <w:tcPr>
+            <w:tcW w:type="dxa" w:w="4288"/>
+            <w:tcMar>
+              <w:top w:w="100" w:type="dxa"/>
+              <w:left w:w="100" w:type="dxa"/>
+              <w:bottom w:w="100" w:type="dxa"/>
+              <w:right w:w="100" w:type="dxa"/>
+            </w:tcMar>
+          </w:tcPr>
+          <w:p>
+            <w:pPr>
+              <w:keepNext w:val="0"/>
+              <w:spacing w:after="40"/>
+            </w:pPr>
+            <w:r>
+              <w:rPr>
+                <w:b w:val="0"/>
+                <w:sz w:val="20"/>
+              </w:rPr>
+              <w:t>동일 회차 반복 담기·삭제</w:t>
+            </w:r>
+          </w:p>
+        </w:tc>
+        <w:tc>
+          <w:tcPr>
+            <w:tcW w:type="dxa" w:w="4388"/>
+            <w:tcMar>
+              <w:top w:w="100" w:type="dxa"/>
+              <w:left w:w="100" w:type="dxa"/>
+              <w:bottom w:w="100" w:type="dxa"/>
+              <w:right w:w="100" w:type="dxa"/>
+            </w:tcMar>
+          </w:tcPr>
+          <w:p>
+            <w:pPr>
+              <w:keepNext w:val="0"/>
+              <w:spacing w:after="40"/>
+            </w:pPr>
+            <w:r>
+              <w:rPr>
+                <w:b w:val="0"/>
+                <w:sz w:val="20"/>
+              </w:rPr>
+              <w:t>1명 카드 추가·삭제, 수량 증감이나 자동 병합 없음</w:t>
+            </w:r>
+          </w:p>
+        </w:tc>
+      </w:tr>
+      <w:tr>
+        <w:trPr>
+          <w:cantSplit/>
+        </w:trPr>
+        <w:tc>
+          <w:tcPr>
+            <w:tcW w:type="dxa" w:w="1296"/>
+            <w:tcMar>
+              <w:top w:w="100" w:type="dxa"/>
+              <w:left w:w="100" w:type="dxa"/>
+              <w:bottom w:w="100" w:type="dxa"/>
+              <w:right w:w="100" w:type="dxa"/>
+            </w:tcMar>
+          </w:tcPr>
+          <w:p>
+            <w:pPr>
+              <w:keepNext w:val="0"/>
+              <w:spacing w:after="40"/>
+            </w:pPr>
+            <w:r>
+              <w:rPr>
+                <w:b w:val="0"/>
+                <w:sz w:val="20"/>
+              </w:rPr>
+              <w:t>AT-17</w:t>
+            </w:r>
+          </w:p>
+        </w:tc>
+        <w:tc>
+          <w:tcPr>
+            <w:tcW w:type="dxa" w:w="4288"/>
+            <w:tcMar>
+              <w:top w:w="100" w:type="dxa"/>
+              <w:left w:w="100" w:type="dxa"/>
+              <w:bottom w:w="100" w:type="dxa"/>
+              <w:right w:w="100" w:type="dxa"/>
+            </w:tcMar>
+          </w:tcPr>
+          <w:p>
+            <w:pPr>
+              <w:keepNext w:val="0"/>
+              <w:spacing w:after="40"/>
+            </w:pPr>
+            <w:r>
+              <w:rPr>
+                <w:b w:val="0"/>
+                <w:sz w:val="20"/>
+              </w:rPr>
+              <w:t>예약 유지 후 휴장</w:t>
+            </w:r>
+          </w:p>
+        </w:tc>
+        <w:tc>
+          <w:tcPr>
+            <w:tcW w:type="dxa" w:w="4388"/>
+            <w:tcMar>
+              <w:top w:w="100" w:type="dxa"/>
+              <w:left w:w="100" w:type="dxa"/>
+              <w:bottom w:w="100" w:type="dxa"/>
+              <w:right w:w="100" w:type="dxa"/>
+            </w:tcMar>
+          </w:tcPr>
+          <w:p>
+            <w:pPr>
+              <w:keepNext w:val="0"/>
+              <w:spacing w:after="40"/>
+            </w:pPr>
+            <w:r>
+              <w:rPr>
+                <w:b w:val="0"/>
+                <w:sz w:val="20"/>
+              </w:rPr>
+              <w:t>신규 판매 중단, 기존 예약·결제 유지</w:t>
+            </w:r>
+          </w:p>
+        </w:tc>
+      </w:tr>
+      <w:tr>
+        <w:trPr>
+          <w:cantSplit/>
+        </w:trPr>
+        <w:tc>
+          <w:tcPr>
+            <w:tcW w:type="dxa" w:w="1296"/>
+            <w:tcMar>
+              <w:top w:w="100" w:type="dxa"/>
+              <w:left w:w="100" w:type="dxa"/>
+              <w:bottom w:w="100" w:type="dxa"/>
+              <w:right w:w="100" w:type="dxa"/>
+            </w:tcMar>
+          </w:tcPr>
+          <w:p>
+            <w:pPr>
+              <w:keepNext w:val="0"/>
+              <w:spacing w:after="40"/>
+            </w:pPr>
+            <w:r>
+              <w:rPr>
+                <w:b w:val="0"/>
+                <w:sz w:val="20"/>
+              </w:rPr>
+              <w:t>AT-18</w:t>
+            </w:r>
+          </w:p>
+        </w:tc>
+        <w:tc>
+          <w:tcPr>
+            <w:tcW w:type="dxa" w:w="4288"/>
+            <w:tcMar>
+              <w:top w:w="100" w:type="dxa"/>
+              <w:left w:w="100" w:type="dxa"/>
+              <w:bottom w:w="100" w:type="dxa"/>
+              <w:right w:w="100" w:type="dxa"/>
+            </w:tcMar>
+          </w:tcPr>
+          <w:p>
+            <w:pPr>
+              <w:keepNext w:val="0"/>
+              <w:spacing w:after="40"/>
+            </w:pPr>
+            <w:r>
+              <w:rPr>
+                <w:b w:val="0"/>
+                <w:sz w:val="20"/>
+              </w:rPr>
+              <w:t>전체 취소·환불 후 휴장</w:t>
+            </w:r>
+          </w:p>
+        </w:tc>
+        <w:tc>
+          <w:tcPr>
+            <w:tcW w:type="dxa" w:w="4388"/>
+            <w:tcMar>
+              <w:top w:w="100" w:type="dxa"/>
+              <w:left w:w="100" w:type="dxa"/>
+              <w:bottom w:w="100" w:type="dxa"/>
+              <w:right w:w="100" w:type="dxa"/>
+            </w:tcMar>
+          </w:tcPr>
+          <w:p>
+            <w:pPr>
+              <w:keepNext w:val="0"/>
+              <w:spacing w:after="40"/>
+            </w:pPr>
+            <w:r>
+              <w:rPr>
+                <w:b w:val="0"/>
+                <w:sz w:val="20"/>
+              </w:rPr>
+              <w:t>남은 유효 대상만 환불, 고객 알림 미발송 안내</w:t>
+            </w:r>
+          </w:p>
+        </w:tc>
+      </w:tr>
+      <w:tr>
+        <w:trPr>
+          <w:cantSplit/>
+        </w:trPr>
+        <w:tc>
+          <w:tcPr>
+            <w:tcW w:type="dxa" w:w="1296"/>
+            <w:tcMar>
+              <w:top w:w="100" w:type="dxa"/>
+              <w:left w:w="100" w:type="dxa"/>
+              <w:bottom w:w="100" w:type="dxa"/>
+              <w:right w:w="100" w:type="dxa"/>
+            </w:tcMar>
+          </w:tcPr>
+          <w:p>
+            <w:pPr>
+              <w:keepNext w:val="0"/>
+              <w:spacing w:after="40"/>
+            </w:pPr>
+            <w:r>
+              <w:rPr>
+                <w:b w:val="0"/>
+                <w:sz w:val="20"/>
+              </w:rPr>
+              <w:t>AT-19</w:t>
+            </w:r>
+          </w:p>
+        </w:tc>
+        <w:tc>
+          <w:tcPr>
+            <w:tcW w:type="dxa" w:w="4288"/>
+            <w:tcMar>
+              <w:top w:w="100" w:type="dxa"/>
+              <w:left w:w="100" w:type="dxa"/>
+              <w:bottom w:w="100" w:type="dxa"/>
+              <w:right w:w="100" w:type="dxa"/>
+            </w:tcMar>
+          </w:tcPr>
+          <w:p>
+            <w:pPr>
+              <w:keepNext w:val="0"/>
+              <w:spacing w:after="40"/>
+            </w:pPr>
+            <w:r>
+              <w:rPr>
+                <w:b w:val="0"/>
+                <w:sz w:val="20"/>
+              </w:rPr>
+              <w:t>서비스 완료월 정산</w:t>
+            </w:r>
+          </w:p>
+        </w:tc>
+        <w:tc>
+          <w:tcPr>
+            <w:tcW w:type="dxa" w:w="4388"/>
+            <w:tcMar>
+              <w:top w:w="100" w:type="dxa"/>
+              <w:left w:w="100" w:type="dxa"/>
+              <w:bottom w:w="100" w:type="dxa"/>
+              <w:right w:w="100" w:type="dxa"/>
+            </w:tcMar>
+          </w:tcPr>
+          <w:p>
+            <w:pPr>
+              <w:keepNext w:val="0"/>
+              <w:spacing w:after="40"/>
+            </w:pPr>
+            <w:r>
+              <w:rPr>
+                <w:b w:val="0"/>
+                <w:sz w:val="20"/>
+              </w:rPr>
+              <w:t>익월 8일, 승인·취소 PG 2% 조정, 화면·3개 시트 일치</w:t>
+            </w:r>
+          </w:p>
+        </w:tc>
+      </w:tr>
+    </w:tbl>
+    <w:p>
+      <w:pPr>
+        <w:spacing w:after="40"/>
+      </w:pPr>
+    </w:p>
+    <w:p>
+      <w:pPr>
+        <w:pStyle w:val="Heading1"/>
+        <w:widowControl/>
+      </w:pPr>
       <w:r>
-        <w:t xml:space="preserve"> 간편로그인 앱 생성·개발 권한, 신규 도메인, 키오스크 관리자 참고 화면, 정산 양식, 상품 운영 정책·오픈 대상, 디자인·CTA 자료를 제공합니다.</w:t>
+        <w:t>13 구현 현황과 전달 자료</w:t>
       </w:r>
     </w:p>
     <w:p>
       <w:pPr>
-        <w:pStyle w:val="SpecBullet"/>
-        <w:numPr>
-          <w:ilvl w:val="0"/>
-          <w:numId w:val="10"/>
-        </w:numPr>
+        <w:widowControl/>
       </w:pPr>
       <w:r>
-        <w:rPr>
-          <w:b/>
-        </w:rPr>
-        <w:t>위이:</w:t>
-      </w:r>
-      <w:r>
-        <w:t xml:space="preserve"> 개발자 ID/이메일, 기능·정책 확인 목록, 티켓·부분환불 설계, 로그인·PG 연동 계획과 개발·QA 일정을 정리합니다.</w:t>
+        <w:t>화면은 프론트엔드 프로토타입이며 예약은 브라우저 저장소, 정산은 예시 데이터로 동작한다. 실제 로그인·PG·DB·권한·동시성·환불 통합 검수가 필요하다. 관련 자동 검사는 프로토타입 논리를 확인하며 S 항목이나 운영 연동 완료를 보장하지 않는다.</w:t>
       </w:r>
     </w:p>
     <w:p>
       <w:pPr>
-        <w:pStyle w:val="SpecBullet"/>
-        <w:numPr>
-          <w:ilvl w:val="0"/>
-          <w:numId w:val="10"/>
-        </w:numPr>
+        <w:widowControl/>
       </w:pPr>
       <w:r>
-        <w:rPr>
-          <w:b/>
-        </w:rPr>
-        <w:t>양사 확인:</w:t>
-      </w:r>
-      <w:r>
-        <w:t xml:space="preserve"> 정산일·세금계산서·장기 PG 방식, 정책별 승인 내용, 검수 사례와 오픈 승인자를 확정합니다.</w:t>
+        <w:t>마사회는 로그인 앱·개발 권한, 도메인, 실제 운영값·오픈 대상·CTA, 현장 검표·증빙·연락 기준과 정산 행정 자료를 제공한다. 위이는 실제 PG 조건, 서버·티켓·환불 설계, 정책별 검수와 개발 일정을 준비한다. 양사는 잔여 D 항목과 S 항목의 처리 결과·적용일·기존 예약 영향을 기록한다.</w:t>
       </w:r>
     </w:p>
     <w:p>
       <w:pPr>
-        <w:pStyle w:val="RequirementHeading"/>
+        <w:widowControl/>
       </w:pPr>
       <w:r>
-        <w:t>근거와 변경 관리</w:t>
-      </w:r>
-    </w:p>
-    <w:p>
-      <w:pPr>
-        <w:pStyle w:val="SourceNote"/>
-      </w:pPr>
-      <w:r>
-        <w:rPr>
-          <w:b/>
-        </w:rPr>
-        <w:t>회의 원문:</w:t>
-      </w:r>
-      <w:r>
-        <w:t xml:space="preserve"> 사용자 제공 「한국마사회 × 위이 예약·결제 시스템 회의 정리」. 회의 개최일은 원문에 없어 미기재했습니다.</w:t>
-      </w:r>
-    </w:p>
-    <w:p>
-      <w:pPr>
-        <w:pStyle w:val="SourceNote"/>
-      </w:pPr>
-      <w:r>
-        <w:rPr>
-          <w:b/>
-        </w:rPr>
-        <w:t>후속 결정:</w:t>
-      </w:r>
-      <w:r>
-        <w:t xml:space="preserve"> 본 대화의 장바구니·부분환불·인원별 관리자 티켓·계정 기준 중복 예약·두 상품 커머스 UX 요청.</w:t>
-      </w:r>
-    </w:p>
-    <w:p>
-      <w:pPr>
-        <w:pStyle w:val="SourceNote"/>
-      </w:pPr>
-      <w:r>
-        <w:rPr>
-          <w:b/>
-        </w:rPr>
-        <w:t>범위·구현 참고:</w:t>
-      </w:r>
-      <w:r>
-        <w:t xml:space="preserve"> 「렛츠런파크 통합예약결제시스템 견적서 v7」, 현재 index.html·app.js·booking-rules.js 및 테스트 결과.</w:t>
-      </w:r>
-    </w:p>
-    <w:p>
-      <w:pPr>
-        <w:pStyle w:val="SourceNote"/>
-      </w:pPr>
-      <w:r>
-        <w:t>협의 항목 승인 후 버전을 올려 변경 내용과 검수 기준을 함께 갱신합니다. 기존 견적의 주요 기능 범위와 다른 추가·변경이 생기면 견적서 제4항에 따라 일정·비용을 협의합니다.</w:t>
+        <w:t>기준 문서: KRA_RESERVATION_REQUIREMENTS.md, FRONTEND_HANDOFF.md, SETTLEMENT_HANDOFF.md, 전체 IA v1.1 및 화면 기준 정책 차이 정리. 파일명의 v1은 기존 링크 호환을 위해 유지하며 본문 버전은 v1.1이다. 같은 이름의 DOCX는 이 Markdown 본문과 동기화한다.</w:t>
       </w:r>
     </w:p>
     <w:sectPr>
       <w:headerReference w:type="default" r:id="rId9"/>
       <w:footerReference w:type="default" r:id="rId10"/>
       <w:pgSz w:w="12240" w:h="15840"/>
-      <w:pgMar w:top="1440" w:right="1440" w:bottom="1440" w:left="1440" w:header="708" w:footer="708" w:gutter="0"/>
+      <w:pgMar w:top="1134" w:right="1134" w:bottom="1134" w:left="1134" w:header="708" w:footer="708" w:gutter="0"/>
       <w:cols w:space="720"/>
       <w:docGrid w:linePitch="360"/>
     </w:sectPr>
@@ -6035,23 +4676,6 @@
         <w:tab w:pos="9360" w:val="right"/>
       </w:tabs>
     </w:pPr>
-    <w:r>
-      <w:t>협의용 초안 · v1.0 · 2026.08.28</w:t>
-      <w:tab/>
-    </w:r>
-    <w:fldSimple w:instr="PAGE">
-      <w:r>
-        <w:t>1</w:t>
-      </w:r>
-    </w:fldSimple>
-    <w:r>
-      <w:t xml:space="preserve"> / </w:t>
-    </w:r>
-    <w:fldSimple w:instr="NUMPAGES">
-      <w:r>
-        <w:t>1</w:t>
-      </w:r>
-    </w:fldSimple>
   </w:p>
 </w:ftr>
 </file>
@@ -6062,9 +4686,6 @@
     <w:pPr>
       <w:pStyle w:val="Header"/>
     </w:pPr>
-    <w:r>
-      <w:t>한국마사회 × 위이  |  통합 예약·결제 시스템 기능 명세</w:t>
-    </w:r>
   </w:p>
 </w:hdr>
 </file>
@@ -6453,14 +5074,14 @@
     <w:pPr>
       <w:keepNext w:val="0"/>
       <w:widowControl/>
-      <w:spacing w:before="0" w:after="120" w:line="300" w:lineRule="auto"/>
+      <w:spacing w:before="0" w:after="120" w:line="283" w:lineRule="auto"/>
       <w:jc w:val="left"/>
     </w:pPr>
     <w:rPr>
-      <w:rFonts w:ascii="Pretendard" w:hAnsi="Pretendard" w:eastAsia="Pretendard"/>
+      <w:rFonts w:ascii="맑은 고딕" w:hAnsi="맑은 고딕" w:eastAsia="맑은 고딕"/>
       <w:b w:val="0"/>
       <w:i w:val="0"/>
-      <w:color w:val="202830"/>
+      <w:color w:val="000000"/>
       <w:sz w:val="22"/>
       <w:lang w:val="ko-KR" w:eastAsia="ko-KR"/>
     </w:rPr>
@@ -6539,16 +5160,16 @@
       <w:keepNext/>
       <w:keepLines/>
       <w:widowControl/>
-      <w:spacing w:before="360" w:after="200" w:line="300" w:lineRule="auto"/>
+      <w:spacing w:before="280" w:after="120" w:line="283" w:lineRule="auto"/>
       <w:jc w:val="left"/>
       <w:outlineLvl w:val="0"/>
     </w:pPr>
     <w:rPr>
-      <w:rFonts w:ascii="Pretendard" w:hAnsi="Pretendard" w:eastAsia="Pretendard"/>
+      <w:rFonts w:ascii="맑은 고딕" w:hAnsi="맑은 고딕" w:eastAsia="맑은 고딕"/>
       <w:b/>
       <w:bCs/>
       <w:i w:val="0"/>
-      <w:color w:val="2E74B5"/>
+      <w:color w:val="000000"/>
       <w:sz w:val="32"/>
       <w:szCs w:val="28"/>
       <w:lang w:val="ko-KR" w:eastAsia="ko-KR"/>
@@ -6567,17 +5188,17 @@
       <w:keepNext/>
       <w:keepLines/>
       <w:widowControl/>
-      <w:spacing w:before="280" w:after="140" w:line="300" w:lineRule="auto"/>
+      <w:spacing w:before="200" w:after="120" w:line="283" w:lineRule="auto"/>
       <w:jc w:val="left"/>
       <w:outlineLvl w:val="1"/>
     </w:pPr>
     <w:rPr>
-      <w:rFonts w:ascii="Pretendard" w:hAnsi="Pretendard" w:eastAsia="Pretendard"/>
+      <w:rFonts w:ascii="맑은 고딕" w:hAnsi="맑은 고딕" w:eastAsia="맑은 고딕"/>
       <w:b/>
       <w:bCs/>
       <w:i w:val="0"/>
-      <w:color w:val="2E74B5"/>
-      <w:sz w:val="26"/>
+      <w:color w:val="000000"/>
+      <w:sz w:val="24"/>
       <w:szCs w:val="26"/>
       <w:lang w:val="ko-KR" w:eastAsia="ko-KR"/>
     </w:rPr>
@@ -6595,17 +5216,17 @@
       <w:keepNext/>
       <w:keepLines/>
       <w:widowControl/>
-      <w:spacing w:before="200" w:after="100" w:line="300" w:lineRule="auto"/>
+      <w:spacing w:before="200" w:after="120" w:line="283" w:lineRule="auto"/>
       <w:jc w:val="left"/>
       <w:outlineLvl w:val="2"/>
     </w:pPr>
     <w:rPr>
-      <w:rFonts w:ascii="Pretendard" w:hAnsi="Pretendard" w:eastAsia="Pretendard"/>
+      <w:rFonts w:ascii="맑은 고딕" w:hAnsi="맑은 고딕" w:eastAsia="맑은 고딕"/>
       <w:b/>
       <w:bCs/>
       <w:i w:val="0"/>
-      <w:color w:val="1F4D78"/>
-      <w:sz w:val="24"/>
+      <w:color w:val="000000"/>
+      <w:sz w:val="22"/>
       <w:lang w:val="ko-KR" w:eastAsia="ko-KR"/>
     </w:rPr>
   </w:style>
@@ -6839,15 +5460,15 @@
     <w:pPr>
       <w:keepNext w:val="0"/>
       <w:widowControl/>
-      <w:spacing w:after="120" w:line="276" w:lineRule="auto" w:before="0"/>
+      <w:spacing w:after="120" w:line="283" w:lineRule="auto" w:before="0"/>
       <w:contextualSpacing/>
       <w:jc w:val="left"/>
     </w:pPr>
     <w:rPr>
-      <w:rFonts w:ascii="Pretendard" w:hAnsi="Pretendard" w:eastAsia="Pretendard"/>
+      <w:rFonts w:ascii="맑은 고딕" w:hAnsi="맑은 고딕" w:eastAsia="맑은 고딕"/>
       <w:b/>
       <w:i w:val="0"/>
-      <w:color w:val="0B2545"/>
+      <w:color w:val="000000"/>
       <w:spacing w:val="5"/>
       <w:kern w:val="28"/>
       <w:sz w:val="48"/>
@@ -6884,17 +5505,17 @@
       <w:numPr>
         <w:ilvl w:val="1"/>
       </w:numPr>
-      <w:spacing w:before="0" w:after="240" w:line="288" w:lineRule="auto"/>
+      <w:spacing w:before="0" w:after="120" w:line="283" w:lineRule="auto"/>
       <w:jc w:val="left"/>
     </w:pPr>
     <w:rPr>
-      <w:rFonts w:ascii="Pretendard" w:hAnsi="Pretendard" w:eastAsia="Pretendard"/>
+      <w:rFonts w:ascii="맑은 고딕" w:hAnsi="맑은 고딕" w:eastAsia="맑은 고딕"/>
       <w:b w:val="0"/>
       <w:i w:val="0"/>
       <w:iCs/>
-      <w:color w:val="555D68"/>
+      <w:color w:val="000000"/>
       <w:spacing w:val="15"/>
-      <w:sz w:val="24"/>
+      <w:sz w:val="22"/>
       <w:szCs w:val="24"/>
       <w:lang w:val="ko-KR" w:eastAsia="ko-KR"/>
     </w:rPr>
@@ -7031,8 +5652,14 @@
       <w:numPr>
         <w:numId w:val="1"/>
       </w:numPr>
+      <w:spacing w:after="120" w:line="283" w:lineRule="auto"/>
       <w:contextualSpacing/>
     </w:pPr>
+    <w:rPr>
+      <w:rFonts w:ascii="맑은 고딕" w:hAnsi="맑은 고딕" w:eastAsia="맑은 고딕"/>
+      <w:color w:val="000000"/>
+      <w:sz w:val="22"/>
+    </w:rPr>
   </w:style>
   <w:style w:type="paragraph" w:styleId="ListBullet2">
     <w:name w:val="List Bullet 2"/>
